--- a/your-extensions/widgets/_shared/gii-anteprime/rapporto/rapporto-template.docx
+++ b/your-extensions/widgets/_shared/gii-anteprime/rapporto/rapporto-template.docx
@@ -4395,6 +4395,9 @@
           <w:tcPr>
             <w:tcW w:w="2835" w:type="dxa"/>
             <w:gridSpan w:val="7"/>
+            <w:tcBorders>
+              <w:right w:val="nil"/>
+            </w:tcBorders>
             <w:tcMar>
               <w:top w:w="79" w:type="dxa"/>
               <w:left w:w="57" w:type="dxa"/>
@@ -4419,6 +4422,9 @@
           <w:tcPr>
             <w:tcW w:w="4590" w:type="dxa"/>
             <w:gridSpan w:val="13"/>
+            <w:tcBorders>
+              <w:left w:val="nil"/>
+            </w:tcBorders>
             <w:tcMar>
               <w:top w:w="79" w:type="dxa"/>
               <w:left w:w="57" w:type="dxa"/>

--- a/your-extensions/widgets/_shared/gii-anteprime/rapporto/rapporto-template.docx
+++ b/your-extensions/widgets/_shared/gii-anteprime/rapporto/rapporto-template.docx
@@ -4452,7 +4452,29 @@
                 <w:sz w:val="14"/>
                 <w:szCs w:val="14"/>
               </w:rPr>
-              <w:t>(Vedi nota spesa allegata)</w:t>
+              <w:t>(Vedi nota spes</w:t>
+            </w:r>
+            <w:r>
+              <w:rPr>
+                <w:rFonts w:ascii="Calibri" w:hAnsi="Calibri" w:cs="Calibri"/>
+                <w:i/>
+                <w:iCs/>
+                <w:color w:val="005B8C"/>
+                <w:sz w:val="14"/>
+                <w:szCs w:val="14"/>
+              </w:rPr>
+              <w:t>e</w:t>
+            </w:r>
+            <w:r>
+              <w:rPr>
+                <w:rFonts w:ascii="Calibri" w:hAnsi="Calibri" w:cs="Calibri"/>
+                <w:i/>
+                <w:iCs/>
+                <w:color w:val="005B8C"/>
+                <w:sz w:val="14"/>
+                <w:szCs w:val="14"/>
+              </w:rPr>
+              <w:t xml:space="preserve"> allegata)</w:t>
             </w:r>
           </w:p>
         </w:tc>
@@ -6526,31 +6548,7 @@
               <w:szCs w:val="10"/>
               <w:lang w:val="en-US" w:eastAsia="en-US"/>
             </w:rPr>
-            <w:t xml:space="preserve">web </w:t>
-          </w:r>
-          <w:proofErr w:type="gramStart"/>
-          <w:r>
-            <w:rPr>
-              <w:rFonts w:ascii="Arial" w:eastAsia="Arial" w:hAnsi="Arial" w:cs="Arial"/>
-              <w:bCs/>
-              <w:color w:val="auto"/>
-              <w:sz w:val="10"/>
-              <w:szCs w:val="10"/>
-              <w:lang w:val="en-US" w:eastAsia="en-US"/>
-            </w:rPr>
-            <w:t>http://www.cbsm.it  email</w:t>
-          </w:r>
-          <w:proofErr w:type="gramEnd"/>
-          <w:r>
-            <w:rPr>
-              <w:rFonts w:ascii="Arial" w:eastAsia="Arial" w:hAnsi="Arial" w:cs="Arial"/>
-              <w:bCs/>
-              <w:color w:val="auto"/>
-              <w:sz w:val="10"/>
-              <w:szCs w:val="10"/>
-              <w:lang w:val="en-US" w:eastAsia="en-US"/>
-            </w:rPr>
-            <w:t xml:space="preserve"> </w:t>
+            <w:t xml:space="preserve">web http://www.cbsm.it  email </w:t>
           </w:r>
           <w:hyperlink r:id="rId1" w:history="1">
             <w:r>

--- a/your-extensions/widgets/_shared/gii-anteprime/rapporto/rapporto-template.docx
+++ b/your-extensions/widgets/_shared/gii-anteprime/rapporto/rapporto-template.docx
@@ -230,7 +230,7 @@
       </w:tr>
       <w:tr>
         <w:trPr>
-          <w:trHeight w:val="1491"/>
+          <w:trHeight w:val="1076"/>
           <w:jc w:val="center"/>
         </w:trPr>
         <w:tc>
@@ -276,6 +276,9 @@
           <w:tcPr>
             <w:tcW w:w="1340" w:type="dxa"/>
             <w:gridSpan w:val="3"/>
+            <w:tcBorders>
+              <w:bottom w:val="single" w:sz="4" w:space="0" w:color="ADADAD" w:themeColor="background2" w:themeShade="BF"/>
+            </w:tcBorders>
             <w:shd w:val="clear" w:color="auto" w:fill="DAEAF5"/>
             <w:noWrap/>
             <w:tcMar>
@@ -312,6 +315,9 @@
           <w:tcPr>
             <w:tcW w:w="3900" w:type="dxa"/>
             <w:gridSpan w:val="11"/>
+            <w:tcBorders>
+              <w:bottom w:val="single" w:sz="4" w:space="0" w:color="ADADAD" w:themeColor="background2" w:themeShade="BF"/>
+            </w:tcBorders>
             <w:tcMar>
               <w:top w:w="79" w:type="dxa"/>
               <w:left w:w="57" w:type="dxa"/>
@@ -339,6 +345,9 @@
           <w:tcPr>
             <w:tcW w:w="992" w:type="dxa"/>
             <w:gridSpan w:val="3"/>
+            <w:tcBorders>
+              <w:bottom w:val="single" w:sz="4" w:space="0" w:color="ADADAD" w:themeColor="background2" w:themeShade="BF"/>
+            </w:tcBorders>
             <w:shd w:val="clear" w:color="auto" w:fill="DAEAF5"/>
             <w:tcMar>
               <w:top w:w="79" w:type="dxa"/>
@@ -376,6 +385,9 @@
           <w:tcPr>
             <w:tcW w:w="993" w:type="dxa"/>
             <w:gridSpan w:val="3"/>
+            <w:tcBorders>
+              <w:bottom w:val="single" w:sz="4" w:space="0" w:color="ADADAD" w:themeColor="background2" w:themeShade="BF"/>
+            </w:tcBorders>
             <w:tcMar>
               <w:top w:w="79" w:type="dxa"/>
               <w:left w:w="57" w:type="dxa"/>
@@ -403,6 +415,9 @@
           <w:tcPr>
             <w:tcW w:w="850" w:type="dxa"/>
             <w:gridSpan w:val="3"/>
+            <w:tcBorders>
+              <w:bottom w:val="single" w:sz="4" w:space="0" w:color="ADADAD" w:themeColor="background2" w:themeShade="BF"/>
+            </w:tcBorders>
             <w:shd w:val="clear" w:color="auto" w:fill="DAEAF5"/>
             <w:tcMar>
               <w:top w:w="79" w:type="dxa"/>
@@ -440,6 +455,9 @@
           <w:tcPr>
             <w:tcW w:w="1330" w:type="dxa"/>
             <w:gridSpan w:val="3"/>
+            <w:tcBorders>
+              <w:bottom w:val="single" w:sz="4" w:space="0" w:color="ADADAD" w:themeColor="background2" w:themeShade="BF"/>
+            </w:tcBorders>
             <w:tcMar>
               <w:top w:w="79" w:type="dxa"/>
               <w:left w:w="57" w:type="dxa"/>
@@ -472,6 +490,10 @@
           <w:tcPr>
             <w:tcW w:w="9405" w:type="dxa"/>
             <w:gridSpan w:val="26"/>
+            <w:tcBorders>
+              <w:left w:val="nil"/>
+              <w:right w:val="nil"/>
+            </w:tcBorders>
             <w:noWrap/>
             <w:tcMar>
               <w:top w:w="79" w:type="dxa"/>
@@ -4452,8 +4474,9 @@
                 <w:sz w:val="14"/>
                 <w:szCs w:val="14"/>
               </w:rPr>
-              <w:t>(Vedi nota spes</w:t>
-            </w:r>
+              <w:t xml:space="preserve">(Vedi </w:t>
+            </w:r>
+            <w:proofErr w:type="gramStart"/>
             <w:r>
               <w:rPr>
                 <w:rFonts w:ascii="Calibri" w:hAnsi="Calibri" w:cs="Calibri"/>
@@ -4463,8 +4486,20 @@
                 <w:sz w:val="14"/>
                 <w:szCs w:val="14"/>
               </w:rPr>
+              <w:t>nota spes</w:t>
+            </w:r>
+            <w:r>
+              <w:rPr>
+                <w:rFonts w:ascii="Calibri" w:hAnsi="Calibri" w:cs="Calibri"/>
+                <w:i/>
+                <w:iCs/>
+                <w:color w:val="005B8C"/>
+                <w:sz w:val="14"/>
+                <w:szCs w:val="14"/>
+              </w:rPr>
               <w:t>e</w:t>
             </w:r>
+            <w:proofErr w:type="gramEnd"/>
             <w:r>
               <w:rPr>
                 <w:rFonts w:ascii="Calibri" w:hAnsi="Calibri" w:cs="Calibri"/>
@@ -6548,7 +6583,31 @@
               <w:szCs w:val="10"/>
               <w:lang w:val="en-US" w:eastAsia="en-US"/>
             </w:rPr>
-            <w:t xml:space="preserve">web http://www.cbsm.it  email </w:t>
+            <w:t xml:space="preserve">web </w:t>
+          </w:r>
+          <w:proofErr w:type="gramStart"/>
+          <w:r>
+            <w:rPr>
+              <w:rFonts w:ascii="Arial" w:eastAsia="Arial" w:hAnsi="Arial" w:cs="Arial"/>
+              <w:bCs/>
+              <w:color w:val="auto"/>
+              <w:sz w:val="10"/>
+              <w:szCs w:val="10"/>
+              <w:lang w:val="en-US" w:eastAsia="en-US"/>
+            </w:rPr>
+            <w:t>http://www.cbsm.it  email</w:t>
+          </w:r>
+          <w:proofErr w:type="gramEnd"/>
+          <w:r>
+            <w:rPr>
+              <w:rFonts w:ascii="Arial" w:eastAsia="Arial" w:hAnsi="Arial" w:cs="Arial"/>
+              <w:bCs/>
+              <w:color w:val="auto"/>
+              <w:sz w:val="10"/>
+              <w:szCs w:val="10"/>
+              <w:lang w:val="en-US" w:eastAsia="en-US"/>
+            </w:rPr>
+            <w:t xml:space="preserve"> </w:t>
           </w:r>
           <w:hyperlink r:id="rId1" w:history="1">
             <w:r>

--- a/your-extensions/widgets/_shared/gii-anteprime/rapporto/rapporto-template.docx
+++ b/your-extensions/widgets/_shared/gii-anteprime/rapporto/rapporto-template.docx
@@ -64,6 +64,9 @@
       <w:pPr>
         <w:spacing w:after="200"/>
         <w:jc w:val="center"/>
+        <w:rPr>
+          <w:rFonts w:ascii="Calibri" w:hAnsi="Calibri" w:cs="Calibri"/>
+        </w:rPr>
       </w:pPr>
     </w:p>
     <w:tbl>
@@ -88,31 +91,38 @@
       <w:tblGrid>
         <w:gridCol w:w="567"/>
         <w:gridCol w:w="412"/>
-        <w:gridCol w:w="155"/>
-        <w:gridCol w:w="197"/>
+        <w:gridCol w:w="297"/>
+        <w:gridCol w:w="55"/>
         <w:gridCol w:w="266"/>
         <w:gridCol w:w="129"/>
-        <w:gridCol w:w="699"/>
-        <w:gridCol w:w="276"/>
-        <w:gridCol w:w="985"/>
-        <w:gridCol w:w="40"/>
+        <w:gridCol w:w="117"/>
+        <w:gridCol w:w="284"/>
+        <w:gridCol w:w="425"/>
+        <w:gridCol w:w="567"/>
+        <w:gridCol w:w="425"/>
+        <w:gridCol w:w="182"/>
         <w:gridCol w:w="421"/>
-        <w:gridCol w:w="713"/>
-        <w:gridCol w:w="141"/>
-        <w:gridCol w:w="149"/>
+        <w:gridCol w:w="248"/>
+        <w:gridCol w:w="465"/>
+        <w:gridCol w:w="243"/>
+        <w:gridCol w:w="47"/>
         <w:gridCol w:w="95"/>
+        <w:gridCol w:w="284"/>
+        <w:gridCol w:w="283"/>
+        <w:gridCol w:w="86"/>
+        <w:gridCol w:w="339"/>
+        <w:gridCol w:w="284"/>
+        <w:gridCol w:w="283"/>
+        <w:gridCol w:w="86"/>
+        <w:gridCol w:w="96"/>
+        <w:gridCol w:w="385"/>
+        <w:gridCol w:w="512"/>
+        <w:gridCol w:w="55"/>
+        <w:gridCol w:w="284"/>
         <w:gridCol w:w="425"/>
-        <w:gridCol w:w="228"/>
-        <w:gridCol w:w="70"/>
-        <w:gridCol w:w="695"/>
-        <w:gridCol w:w="227"/>
-        <w:gridCol w:w="96"/>
-        <w:gridCol w:w="774"/>
-        <w:gridCol w:w="123"/>
-        <w:gridCol w:w="444"/>
-        <w:gridCol w:w="356"/>
-        <w:gridCol w:w="50"/>
-        <w:gridCol w:w="481"/>
+        <w:gridCol w:w="142"/>
+        <w:gridCol w:w="283"/>
+        <w:gridCol w:w="142"/>
         <w:gridCol w:w="92"/>
         <w:gridCol w:w="900"/>
       </w:tblGrid>
@@ -124,7 +134,7 @@
         <w:tc>
           <w:tcPr>
             <w:tcW w:w="10206" w:type="dxa"/>
-            <w:gridSpan w:val="29"/>
+            <w:gridSpan w:val="36"/>
             <w:tcBorders>
               <w:top w:val="nil"/>
               <w:left w:val="nil"/>
@@ -237,7 +247,7 @@
         <w:tc>
           <w:tcPr>
             <w:tcW w:w="10206" w:type="dxa"/>
-            <w:gridSpan w:val="29"/>
+            <w:gridSpan w:val="36"/>
             <w:tcBorders>
               <w:top w:val="nil"/>
               <w:left w:val="nil"/>
@@ -315,7 +325,7 @@
         <w:tc>
           <w:tcPr>
             <w:tcW w:w="4567" w:type="dxa"/>
-            <w:gridSpan w:val="13"/>
+            <w:gridSpan w:val="17"/>
             <w:tcBorders>
               <w:bottom w:val="single" w:sz="4" w:space="0" w:color="ADADAD" w:themeColor="background2" w:themeShade="BF"/>
             </w:tcBorders>
@@ -345,7 +355,7 @@
         <w:tc>
           <w:tcPr>
             <w:tcW w:w="992" w:type="dxa"/>
-            <w:gridSpan w:val="3"/>
+            <w:gridSpan w:val="4"/>
             <w:tcBorders>
               <w:bottom w:val="single" w:sz="4" w:space="0" w:color="ADADAD" w:themeColor="background2" w:themeShade="BF"/>
             </w:tcBorders>
@@ -414,8 +424,8 @@
         </w:tc>
         <w:tc>
           <w:tcPr>
-            <w:tcW w:w="850" w:type="dxa"/>
-            <w:gridSpan w:val="3"/>
+            <w:tcW w:w="906" w:type="dxa"/>
+            <w:gridSpan w:val="4"/>
             <w:tcBorders>
               <w:bottom w:val="single" w:sz="4" w:space="0" w:color="ADADAD" w:themeColor="background2" w:themeShade="BF"/>
             </w:tcBorders>
@@ -454,8 +464,8 @@
         </w:tc>
         <w:tc>
           <w:tcPr>
-            <w:tcW w:w="1473" w:type="dxa"/>
-            <w:gridSpan w:val="3"/>
+            <w:tcW w:w="1417" w:type="dxa"/>
+            <w:gridSpan w:val="4"/>
             <w:tcBorders>
               <w:bottom w:val="single" w:sz="4" w:space="0" w:color="ADADAD" w:themeColor="background2" w:themeShade="BF"/>
             </w:tcBorders>
@@ -490,7 +500,7 @@
         <w:tc>
           <w:tcPr>
             <w:tcW w:w="10206" w:type="dxa"/>
-            <w:gridSpan w:val="29"/>
+            <w:gridSpan w:val="36"/>
             <w:tcBorders>
               <w:left w:val="nil"/>
               <w:right w:val="nil"/>
@@ -537,7 +547,7 @@
         <w:tc>
           <w:tcPr>
             <w:tcW w:w="5898" w:type="dxa"/>
-            <w:gridSpan w:val="17"/>
+            <w:gridSpan w:val="21"/>
             <w:shd w:val="clear" w:color="auto" w:fill="005B8C"/>
             <w:noWrap/>
             <w:tcMar>
@@ -567,8 +577,8 @@
                 <w:b/>
                 <w:bCs/>
                 <w:color w:val="FFFFFF"/>
-                <w:sz w:val="19"/>
-                <w:szCs w:val="19"/>
+                <w:sz w:val="20"/>
+                <w:szCs w:val="20"/>
               </w:rPr>
               <w:t>INFRAZIONE</w:t>
             </w:r>
@@ -577,7 +587,7 @@
         <w:tc>
           <w:tcPr>
             <w:tcW w:w="1985" w:type="dxa"/>
-            <w:gridSpan w:val="6"/>
+            <w:gridSpan w:val="7"/>
             <w:shd w:val="clear" w:color="auto" w:fill="005B8C"/>
             <w:tcMar>
               <w:top w:w="79" w:type="dxa"/>
@@ -606,8 +616,8 @@
                 <w:b/>
                 <w:bCs/>
                 <w:color w:val="FFFFFF" w:themeColor="background1"/>
-                <w:sz w:val="19"/>
-                <w:szCs w:val="19"/>
+                <w:sz w:val="20"/>
+                <w:szCs w:val="20"/>
               </w:rPr>
               <w:t>SUPERFICI (m</w:t>
             </w:r>
@@ -617,8 +627,8 @@
                 <w:b/>
                 <w:bCs/>
                 <w:color w:val="FFFFFF" w:themeColor="background1"/>
-                <w:sz w:val="19"/>
-                <w:szCs w:val="19"/>
+                <w:sz w:val="20"/>
+                <w:szCs w:val="20"/>
                 <w:vertAlign w:val="superscript"/>
               </w:rPr>
               <w:t>2</w:t>
@@ -629,8 +639,8 @@
                 <w:b/>
                 <w:bCs/>
                 <w:color w:val="FFFFFF" w:themeColor="background1"/>
-                <w:sz w:val="19"/>
-                <w:szCs w:val="19"/>
+                <w:sz w:val="20"/>
+                <w:szCs w:val="20"/>
               </w:rPr>
               <w:t>)</w:t>
             </w:r>
@@ -638,8 +648,8 @@
         </w:tc>
         <w:tc>
           <w:tcPr>
-            <w:tcW w:w="850" w:type="dxa"/>
-            <w:gridSpan w:val="3"/>
+            <w:tcW w:w="906" w:type="dxa"/>
+            <w:gridSpan w:val="4"/>
             <w:shd w:val="clear" w:color="auto" w:fill="005B8C"/>
             <w:tcMar>
               <w:top w:w="79" w:type="dxa"/>
@@ -668,8 +678,8 @@
                 <w:b/>
                 <w:bCs/>
                 <w:color w:val="FFFFFF"/>
-                <w:sz w:val="19"/>
-                <w:szCs w:val="19"/>
+                <w:sz w:val="20"/>
+                <w:szCs w:val="20"/>
               </w:rPr>
               <w:t>GRAVITÀ</w:t>
             </w:r>
@@ -677,8 +687,8 @@
         </w:tc>
         <w:tc>
           <w:tcPr>
-            <w:tcW w:w="1473" w:type="dxa"/>
-            <w:gridSpan w:val="3"/>
+            <w:tcW w:w="1417" w:type="dxa"/>
+            <w:gridSpan w:val="4"/>
             <w:shd w:val="clear" w:color="auto" w:fill="005B8C"/>
             <w:tcMar>
               <w:top w:w="79" w:type="dxa"/>
@@ -707,8 +717,8 @@
                 <w:b/>
                 <w:bCs/>
                 <w:color w:val="FFFFFF"/>
-                <w:sz w:val="19"/>
-                <w:szCs w:val="19"/>
+                <w:sz w:val="20"/>
+                <w:szCs w:val="20"/>
               </w:rPr>
               <w:t>OCCORRENZA</w:t>
             </w:r>
@@ -738,6 +748,41 @@
             <w:pPr>
               <w:jc w:val="center"/>
               <w:rPr>
+                <w:rFonts w:ascii="Calibri" w:hAnsi="Calibri" w:cs="Calibri"/>
+                <w:color w:val="005B8C"/>
+                <w:sz w:val="19"/>
+                <w:szCs w:val="19"/>
+              </w:rPr>
+            </w:pPr>
+            <w:r>
+              <w:rPr>
+                <w:rFonts w:ascii="Calibri" w:hAnsi="Calibri" w:cs="Calibri"/>
+                <w:color w:val="005B8C"/>
+                <w:sz w:val="19"/>
+                <w:szCs w:val="19"/>
+              </w:rPr>
+              <w:t>(x)</w:t>
+            </w:r>
+          </w:p>
+        </w:tc>
+        <w:tc>
+          <w:tcPr>
+            <w:tcW w:w="4678" w:type="dxa"/>
+            <w:gridSpan w:val="17"/>
+            <w:shd w:val="clear" w:color="auto" w:fill="DAEAF5"/>
+            <w:tcMar>
+              <w:top w:w="0" w:type="dxa"/>
+              <w:left w:w="57" w:type="dxa"/>
+              <w:bottom w:w="0" w:type="dxa"/>
+              <w:right w:w="57" w:type="dxa"/>
+            </w:tcMar>
+            <w:vAlign w:val="center"/>
+            <w:hideMark/>
+          </w:tcPr>
+          <w:p>
+            <w:pPr>
+              <w:jc w:val="center"/>
+              <w:rPr>
                 <w:rFonts w:ascii="Calibri" w:eastAsia="Calibri" w:hAnsi="Calibri" w:cs="Calibri"/>
                 <w:color w:val="FFFFFF"/>
                 <w:sz w:val="19"/>
@@ -751,14 +796,14 @@
                 <w:sz w:val="19"/>
                 <w:szCs w:val="19"/>
               </w:rPr>
-              <w:t>(x)</w:t>
-            </w:r>
-          </w:p>
-        </w:tc>
-        <w:tc>
-          <w:tcPr>
-            <w:tcW w:w="4678" w:type="dxa"/>
-            <w:gridSpan w:val="14"/>
+              <w:t>Descrizione</w:t>
+            </w:r>
+          </w:p>
+        </w:tc>
+        <w:tc>
+          <w:tcPr>
+            <w:tcW w:w="653" w:type="dxa"/>
+            <w:gridSpan w:val="3"/>
             <w:shd w:val="clear" w:color="auto" w:fill="DAEAF5"/>
             <w:tcMar>
               <w:top w:w="0" w:type="dxa"/>
@@ -786,14 +831,58 @@
                 <w:sz w:val="19"/>
                 <w:szCs w:val="19"/>
               </w:rPr>
-              <w:t>Descrizione</w:t>
-            </w:r>
-          </w:p>
-        </w:tc>
-        <w:tc>
-          <w:tcPr>
-            <w:tcW w:w="653" w:type="dxa"/>
-            <w:gridSpan w:val="2"/>
+              <w:t>Art</w:t>
+            </w:r>
+            <w:r>
+              <w:rPr>
+                <w:rFonts w:ascii="Calibri" w:hAnsi="Calibri" w:cs="Calibri"/>
+                <w:color w:val="005B8C"/>
+                <w:sz w:val="19"/>
+                <w:szCs w:val="19"/>
+              </w:rPr>
+              <w:t>.</w:t>
+            </w:r>
+          </w:p>
+        </w:tc>
+        <w:tc>
+          <w:tcPr>
+            <w:tcW w:w="992" w:type="dxa"/>
+            <w:gridSpan w:val="4"/>
+            <w:shd w:val="clear" w:color="auto" w:fill="DAEAF5"/>
+            <w:tcMar>
+              <w:top w:w="0" w:type="dxa"/>
+              <w:left w:w="57" w:type="dxa"/>
+              <w:bottom w:w="0" w:type="dxa"/>
+              <w:right w:w="57" w:type="dxa"/>
+            </w:tcMar>
+            <w:vAlign w:val="center"/>
+            <w:hideMark/>
+          </w:tcPr>
+          <w:p>
+            <w:pPr>
+              <w:jc w:val="center"/>
+              <w:rPr>
+                <w:rFonts w:ascii="Calibri" w:hAnsi="Calibri" w:cs="Calibri"/>
+                <w:color w:val="FFFFFF" w:themeColor="background1"/>
+                <w:sz w:val="19"/>
+                <w:szCs w:val="19"/>
+              </w:rPr>
+            </w:pPr>
+            <w:r>
+              <w:rPr>
+                <w:rFonts w:ascii="Calibri" w:hAnsi="Calibri" w:cs="Calibri"/>
+                <w:color w:val="005B8C"/>
+                <w:sz w:val="19"/>
+                <w:szCs w:val="19"/>
+              </w:rPr>
+              <w:t>Dichiarata</w:t>
+            </w:r>
+          </w:p>
+        </w:tc>
+        <w:tc>
+          <w:tcPr>
+            <w:tcW w:w="993" w:type="dxa"/>
+            <w:gridSpan w:val="3"/>
             <w:shd w:val="clear" w:color="auto" w:fill="DAEAF5"/>
             <w:tcMar>
               <w:top w:w="0" w:type="dxa"/>
@@ -821,58 +910,14 @@
                 <w:sz w:val="19"/>
                 <w:szCs w:val="19"/>
               </w:rPr>
-              <w:t>Art</w:t>
-            </w:r>
-            <w:r>
-              <w:rPr>
-                <w:rFonts w:ascii="Calibri" w:hAnsi="Calibri" w:cs="Calibri"/>
-                <w:color w:val="005B8C"/>
-                <w:sz w:val="19"/>
-                <w:szCs w:val="19"/>
-              </w:rPr>
-              <w:t>.</w:t>
-            </w:r>
-          </w:p>
-        </w:tc>
-        <w:tc>
-          <w:tcPr>
-            <w:tcW w:w="992" w:type="dxa"/>
-            <w:gridSpan w:val="3"/>
-            <w:shd w:val="clear" w:color="auto" w:fill="DAEAF5"/>
-            <w:tcMar>
-              <w:top w:w="0" w:type="dxa"/>
-              <w:left w:w="57" w:type="dxa"/>
-              <w:bottom w:w="0" w:type="dxa"/>
-              <w:right w:w="57" w:type="dxa"/>
-            </w:tcMar>
-            <w:vAlign w:val="center"/>
-            <w:hideMark/>
-          </w:tcPr>
-          <w:p>
-            <w:pPr>
-              <w:jc w:val="center"/>
-              <w:rPr>
-                <w:rFonts w:ascii="Calibri" w:hAnsi="Calibri" w:cs="Calibri"/>
-                <w:color w:val="FFFFFF" w:themeColor="background1"/>
-                <w:sz w:val="19"/>
-                <w:szCs w:val="19"/>
-              </w:rPr>
-            </w:pPr>
-            <w:r>
-              <w:rPr>
-                <w:rFonts w:ascii="Calibri" w:hAnsi="Calibri" w:cs="Calibri"/>
-                <w:color w:val="005B8C"/>
-                <w:sz w:val="19"/>
-                <w:szCs w:val="19"/>
-              </w:rPr>
-              <w:t>Dichiarata</w:t>
-            </w:r>
-          </w:p>
-        </w:tc>
-        <w:tc>
-          <w:tcPr>
-            <w:tcW w:w="993" w:type="dxa"/>
-            <w:gridSpan w:val="3"/>
+              <w:t>Irrigata</w:t>
+            </w:r>
+          </w:p>
+        </w:tc>
+        <w:tc>
+          <w:tcPr>
+            <w:tcW w:w="906" w:type="dxa"/>
+            <w:gridSpan w:val="4"/>
             <w:shd w:val="clear" w:color="auto" w:fill="DAEAF5"/>
             <w:tcMar>
               <w:top w:w="0" w:type="dxa"/>
@@ -900,14 +945,14 @@
                 <w:sz w:val="19"/>
                 <w:szCs w:val="19"/>
               </w:rPr>
-              <w:t>Irrigata</w:t>
-            </w:r>
-          </w:p>
-        </w:tc>
-        <w:tc>
-          <w:tcPr>
-            <w:tcW w:w="850" w:type="dxa"/>
-            <w:gridSpan w:val="3"/>
+              <w:t>(da 1 a 4)</w:t>
+            </w:r>
+          </w:p>
+        </w:tc>
+        <w:tc>
+          <w:tcPr>
+            <w:tcW w:w="1417" w:type="dxa"/>
+            <w:gridSpan w:val="4"/>
             <w:shd w:val="clear" w:color="auto" w:fill="DAEAF5"/>
             <w:tcMar>
               <w:top w:w="0" w:type="dxa"/>
@@ -916,44 +961,31 @@
               <w:right w:w="57" w:type="dxa"/>
             </w:tcMar>
             <w:vAlign w:val="center"/>
-            <w:hideMark/>
-          </w:tcPr>
-          <w:p>
-            <w:pPr>
-              <w:jc w:val="center"/>
-              <w:rPr>
-                <w:rFonts w:ascii="Calibri" w:eastAsia="Calibri" w:hAnsi="Calibri" w:cs="Calibri"/>
-                <w:color w:val="FFFFFF"/>
-                <w:sz w:val="19"/>
-                <w:szCs w:val="19"/>
-              </w:rPr>
-            </w:pPr>
-            <w:r>
-              <w:rPr>
-                <w:rFonts w:ascii="Calibri" w:hAnsi="Calibri" w:cs="Calibri"/>
-                <w:color w:val="005B8C"/>
-                <w:sz w:val="19"/>
-                <w:szCs w:val="19"/>
-              </w:rPr>
-              <w:t>(da 1 a 4)</w:t>
-            </w:r>
-          </w:p>
-        </w:tc>
-        <w:tc>
-          <w:tcPr>
-            <w:tcW w:w="1473" w:type="dxa"/>
-            <w:gridSpan w:val="3"/>
-            <w:shd w:val="clear" w:color="auto" w:fill="DAEAF5"/>
-            <w:tcMar>
-              <w:top w:w="0" w:type="dxa"/>
-              <w:left w:w="57" w:type="dxa"/>
-              <w:bottom w:w="0" w:type="dxa"/>
-              <w:right w:w="57" w:type="dxa"/>
-            </w:tcMar>
-            <w:vAlign w:val="center"/>
-          </w:tcPr>
-          <w:p>
-            <w:pPr>
+          </w:tcPr>
+          <w:p>
+            <w:pPr>
+              <w:spacing w:line="160" w:lineRule="exact"/>
+              <w:jc w:val="center"/>
+              <w:rPr>
+                <w:rFonts w:ascii="Calibri" w:hAnsi="Calibri" w:cs="Calibri"/>
+                <w:color w:val="005B8C"/>
+                <w:sz w:val="15"/>
+                <w:szCs w:val="15"/>
+              </w:rPr>
+            </w:pPr>
+            <w:r>
+              <w:rPr>
+                <w:rFonts w:ascii="Calibri" w:hAnsi="Calibri" w:cs="Calibri"/>
+                <w:color w:val="005B8C"/>
+                <w:sz w:val="15"/>
+                <w:szCs w:val="15"/>
+              </w:rPr>
+              <w:t>Prima contestazione</w:t>
+            </w:r>
+          </w:p>
+          <w:p>
+            <w:pPr>
+              <w:spacing w:line="160" w:lineRule="exact"/>
               <w:jc w:val="center"/>
               <w:rPr>
                 <w:rFonts w:ascii="Calibri" w:hAnsi="Calibri" w:cs="Calibri"/>
@@ -966,28 +998,8 @@
               <w:rPr>
                 <w:rFonts w:ascii="Calibri" w:hAnsi="Calibri" w:cs="Calibri"/>
                 <w:color w:val="005B8C"/>
-                <w:sz w:val="16"/>
-                <w:szCs w:val="16"/>
-              </w:rPr>
-              <w:t>Prima contestazione</w:t>
-            </w:r>
-          </w:p>
-          <w:p>
-            <w:pPr>
-              <w:jc w:val="center"/>
-              <w:rPr>
-                <w:rFonts w:ascii="Calibri" w:hAnsi="Calibri" w:cs="Calibri"/>
-                <w:color w:val="005B8C"/>
-                <w:sz w:val="16"/>
-                <w:szCs w:val="16"/>
-              </w:rPr>
-            </w:pPr>
-            <w:r>
-              <w:rPr>
-                <w:rFonts w:ascii="Calibri" w:hAnsi="Calibri" w:cs="Calibri"/>
-                <w:color w:val="005B8C"/>
-                <w:sz w:val="16"/>
-                <w:szCs w:val="16"/>
+                <w:sz w:val="15"/>
+                <w:szCs w:val="15"/>
               </w:rPr>
               <w:t>o Recidiva</w:t>
             </w:r>
@@ -1019,8 +1031,8 @@
                 <w:b/>
                 <w:bCs/>
                 <w:color w:val="005B8C"/>
-                <w:sz w:val="19"/>
-                <w:szCs w:val="19"/>
+                <w:sz w:val="20"/>
+                <w:szCs w:val="20"/>
               </w:rPr>
             </w:pPr>
           </w:p>
@@ -1028,7 +1040,7 @@
         <w:tc>
           <w:tcPr>
             <w:tcW w:w="4678" w:type="dxa"/>
-            <w:gridSpan w:val="14"/>
+            <w:gridSpan w:val="17"/>
             <w:tcMar>
               <w:top w:w="79" w:type="dxa"/>
               <w:left w:w="57" w:type="dxa"/>
@@ -1044,16 +1056,16 @@
                 <w:b/>
                 <w:bCs/>
                 <w:color w:val="005B8C"/>
-                <w:sz w:val="19"/>
-                <w:szCs w:val="19"/>
-              </w:rPr>
-            </w:pPr>
-            <w:r>
-              <w:rPr>
-                <w:rFonts w:ascii="Calibri" w:hAnsi="Calibri" w:cs="Calibri"/>
-                <w:color w:val="005B8C"/>
-                <w:sz w:val="19"/>
-                <w:szCs w:val="19"/>
+                <w:sz w:val="20"/>
+                <w:szCs w:val="20"/>
+              </w:rPr>
+            </w:pPr>
+            <w:r>
+              <w:rPr>
+                <w:rFonts w:ascii="Calibri" w:hAnsi="Calibri" w:cs="Calibri"/>
+                <w:color w:val="005B8C"/>
+                <w:sz w:val="20"/>
+                <w:szCs w:val="20"/>
               </w:rPr>
               <w:t>Violazione servizio reperibilità</w:t>
             </w:r>
@@ -1062,7 +1074,7 @@
         <w:tc>
           <w:tcPr>
             <w:tcW w:w="653" w:type="dxa"/>
-            <w:gridSpan w:val="2"/>
+            <w:gridSpan w:val="3"/>
             <w:tcMar>
               <w:top w:w="79" w:type="dxa"/>
               <w:left w:w="57" w:type="dxa"/>
@@ -1079,16 +1091,16 @@
                 <w:b/>
                 <w:bCs/>
                 <w:color w:val="005B8C"/>
-                <w:sz w:val="19"/>
-                <w:szCs w:val="19"/>
-              </w:rPr>
-            </w:pPr>
-            <w:r>
-              <w:rPr>
-                <w:rFonts w:ascii="Calibri" w:hAnsi="Calibri" w:cs="Calibri"/>
-                <w:color w:val="005B8C"/>
-                <w:sz w:val="19"/>
-                <w:szCs w:val="19"/>
+                <w:sz w:val="20"/>
+                <w:szCs w:val="20"/>
+              </w:rPr>
+            </w:pPr>
+            <w:r>
+              <w:rPr>
+                <w:rFonts w:ascii="Calibri" w:hAnsi="Calibri" w:cs="Calibri"/>
+                <w:color w:val="005B8C"/>
+                <w:sz w:val="20"/>
+                <w:szCs w:val="20"/>
               </w:rPr>
               <w:t>8</w:t>
             </w:r>
@@ -1097,7 +1109,7 @@
         <w:tc>
           <w:tcPr>
             <w:tcW w:w="992" w:type="dxa"/>
-            <w:gridSpan w:val="3"/>
+            <w:gridSpan w:val="4"/>
             <w:tcMar>
               <w:top w:w="79" w:type="dxa"/>
               <w:left w:w="57" w:type="dxa"/>
@@ -1114,8 +1126,8 @@
                 <w:b/>
                 <w:bCs/>
                 <w:color w:val="005B8C"/>
-                <w:sz w:val="19"/>
-                <w:szCs w:val="19"/>
+                <w:sz w:val="20"/>
+                <w:szCs w:val="20"/>
               </w:rPr>
             </w:pPr>
           </w:p>
@@ -1140,16 +1152,16 @@
                 <w:b/>
                 <w:bCs/>
                 <w:color w:val="005B8C"/>
-                <w:sz w:val="19"/>
-                <w:szCs w:val="19"/>
-              </w:rPr>
-            </w:pPr>
-          </w:p>
-        </w:tc>
-        <w:tc>
-          <w:tcPr>
-            <w:tcW w:w="850" w:type="dxa"/>
-            <w:gridSpan w:val="3"/>
+                <w:sz w:val="20"/>
+                <w:szCs w:val="20"/>
+              </w:rPr>
+            </w:pPr>
+          </w:p>
+        </w:tc>
+        <w:tc>
+          <w:tcPr>
+            <w:tcW w:w="906" w:type="dxa"/>
+            <w:gridSpan w:val="4"/>
             <w:tcMar>
               <w:top w:w="79" w:type="dxa"/>
               <w:left w:w="57" w:type="dxa"/>
@@ -1166,16 +1178,16 @@
                 <w:b/>
                 <w:bCs/>
                 <w:color w:val="005B8C"/>
-                <w:sz w:val="19"/>
-                <w:szCs w:val="19"/>
-              </w:rPr>
-            </w:pPr>
-          </w:p>
-        </w:tc>
-        <w:tc>
-          <w:tcPr>
-            <w:tcW w:w="1473" w:type="dxa"/>
-            <w:gridSpan w:val="3"/>
+                <w:sz w:val="20"/>
+                <w:szCs w:val="20"/>
+              </w:rPr>
+            </w:pPr>
+          </w:p>
+        </w:tc>
+        <w:tc>
+          <w:tcPr>
+            <w:tcW w:w="1417" w:type="dxa"/>
+            <w:gridSpan w:val="4"/>
             <w:tcMar>
               <w:top w:w="79" w:type="dxa"/>
               <w:left w:w="57" w:type="dxa"/>
@@ -1192,8 +1204,8 @@
                 <w:b/>
                 <w:bCs/>
                 <w:color w:val="005B8C"/>
-                <w:sz w:val="19"/>
-                <w:szCs w:val="19"/>
+                <w:sz w:val="20"/>
+                <w:szCs w:val="20"/>
               </w:rPr>
             </w:pPr>
           </w:p>
@@ -1221,8 +1233,8 @@
               <w:rPr>
                 <w:rFonts w:ascii="Calibri" w:hAnsi="Calibri" w:cs="Calibri"/>
                 <w:color w:val="005B8C"/>
-                <w:sz w:val="19"/>
-                <w:szCs w:val="19"/>
+                <w:sz w:val="20"/>
+                <w:szCs w:val="20"/>
               </w:rPr>
             </w:pPr>
           </w:p>
@@ -1230,30 +1242,30 @@
         <w:tc>
           <w:tcPr>
             <w:tcW w:w="4678" w:type="dxa"/>
-            <w:gridSpan w:val="14"/>
-            <w:tcMar>
-              <w:top w:w="79" w:type="dxa"/>
-              <w:left w:w="57" w:type="dxa"/>
-              <w:bottom w:w="79" w:type="dxa"/>
-              <w:right w:w="57" w:type="dxa"/>
-            </w:tcMar>
-            <w:vAlign w:val="center"/>
-          </w:tcPr>
-          <w:p>
-            <w:pPr>
-              <w:rPr>
-                <w:rFonts w:ascii="Calibri" w:hAnsi="Calibri" w:cs="Calibri"/>
-                <w:color w:val="005B8C"/>
-                <w:sz w:val="19"/>
-                <w:szCs w:val="19"/>
-              </w:rPr>
-            </w:pPr>
-            <w:r>
-              <w:rPr>
-                <w:rFonts w:ascii="Calibri" w:hAnsi="Calibri" w:cs="Calibri"/>
-                <w:color w:val="005B8C"/>
-                <w:sz w:val="19"/>
-                <w:szCs w:val="19"/>
+            <w:gridSpan w:val="17"/>
+            <w:tcMar>
+              <w:top w:w="79" w:type="dxa"/>
+              <w:left w:w="57" w:type="dxa"/>
+              <w:bottom w:w="79" w:type="dxa"/>
+              <w:right w:w="57" w:type="dxa"/>
+            </w:tcMar>
+            <w:vAlign w:val="center"/>
+          </w:tcPr>
+          <w:p>
+            <w:pPr>
+              <w:rPr>
+                <w:rFonts w:ascii="Calibri" w:hAnsi="Calibri" w:cs="Calibri"/>
+                <w:color w:val="005B8C"/>
+                <w:sz w:val="20"/>
+                <w:szCs w:val="20"/>
+              </w:rPr>
+            </w:pPr>
+            <w:r>
+              <w:rPr>
+                <w:rFonts w:ascii="Calibri" w:hAnsi="Calibri" w:cs="Calibri"/>
+                <w:color w:val="005B8C"/>
+                <w:sz w:val="20"/>
+                <w:szCs w:val="20"/>
               </w:rPr>
               <w:t>Negato accesso ai fondi (al personale consortile)</w:t>
             </w:r>
@@ -1262,31 +1274,31 @@
         <w:tc>
           <w:tcPr>
             <w:tcW w:w="653" w:type="dxa"/>
-            <w:gridSpan w:val="2"/>
-            <w:tcMar>
-              <w:top w:w="79" w:type="dxa"/>
-              <w:left w:w="57" w:type="dxa"/>
-              <w:bottom w:w="79" w:type="dxa"/>
-              <w:right w:w="57" w:type="dxa"/>
-            </w:tcMar>
-            <w:vAlign w:val="center"/>
-          </w:tcPr>
-          <w:p>
-            <w:pPr>
-              <w:jc w:val="center"/>
-              <w:rPr>
-                <w:rFonts w:ascii="Calibri" w:hAnsi="Calibri" w:cs="Calibri"/>
-                <w:color w:val="005B8C"/>
-                <w:sz w:val="19"/>
-                <w:szCs w:val="19"/>
-              </w:rPr>
-            </w:pPr>
-            <w:r>
-              <w:rPr>
-                <w:rFonts w:ascii="Calibri" w:hAnsi="Calibri" w:cs="Calibri"/>
-                <w:color w:val="005B8C"/>
-                <w:sz w:val="19"/>
-                <w:szCs w:val="19"/>
+            <w:gridSpan w:val="3"/>
+            <w:tcMar>
+              <w:top w:w="79" w:type="dxa"/>
+              <w:left w:w="57" w:type="dxa"/>
+              <w:bottom w:w="79" w:type="dxa"/>
+              <w:right w:w="57" w:type="dxa"/>
+            </w:tcMar>
+            <w:vAlign w:val="center"/>
+          </w:tcPr>
+          <w:p>
+            <w:pPr>
+              <w:jc w:val="center"/>
+              <w:rPr>
+                <w:rFonts w:ascii="Calibri" w:hAnsi="Calibri" w:cs="Calibri"/>
+                <w:color w:val="005B8C"/>
+                <w:sz w:val="20"/>
+                <w:szCs w:val="20"/>
+              </w:rPr>
+            </w:pPr>
+            <w:r>
+              <w:rPr>
+                <w:rFonts w:ascii="Calibri" w:hAnsi="Calibri" w:cs="Calibri"/>
+                <w:color w:val="005B8C"/>
+                <w:sz w:val="20"/>
+                <w:szCs w:val="20"/>
               </w:rPr>
               <w:t>12</w:t>
             </w:r>
@@ -1295,23 +1307,23 @@
         <w:tc>
           <w:tcPr>
             <w:tcW w:w="992" w:type="dxa"/>
-            <w:gridSpan w:val="3"/>
-            <w:tcMar>
-              <w:top w:w="79" w:type="dxa"/>
-              <w:left w:w="57" w:type="dxa"/>
-              <w:bottom w:w="79" w:type="dxa"/>
-              <w:right w:w="57" w:type="dxa"/>
-            </w:tcMar>
-            <w:vAlign w:val="center"/>
-          </w:tcPr>
-          <w:p>
-            <w:pPr>
-              <w:jc w:val="center"/>
-              <w:rPr>
-                <w:rFonts w:ascii="Calibri" w:hAnsi="Calibri" w:cs="Calibri"/>
-                <w:color w:val="005B8C"/>
-                <w:sz w:val="19"/>
-                <w:szCs w:val="19"/>
+            <w:gridSpan w:val="4"/>
+            <w:tcMar>
+              <w:top w:w="79" w:type="dxa"/>
+              <w:left w:w="57" w:type="dxa"/>
+              <w:bottom w:w="79" w:type="dxa"/>
+              <w:right w:w="57" w:type="dxa"/>
+            </w:tcMar>
+            <w:vAlign w:val="center"/>
+          </w:tcPr>
+          <w:p>
+            <w:pPr>
+              <w:jc w:val="center"/>
+              <w:rPr>
+                <w:rFonts w:ascii="Calibri" w:hAnsi="Calibri" w:cs="Calibri"/>
+                <w:color w:val="005B8C"/>
+                <w:sz w:val="20"/>
+                <w:szCs w:val="20"/>
               </w:rPr>
             </w:pPr>
           </w:p>
@@ -1334,56 +1346,56 @@
               <w:rPr>
                 <w:rFonts w:ascii="Calibri" w:hAnsi="Calibri" w:cs="Calibri"/>
                 <w:color w:val="005B8C"/>
-                <w:sz w:val="19"/>
-                <w:szCs w:val="19"/>
-              </w:rPr>
-            </w:pPr>
-          </w:p>
-        </w:tc>
-        <w:tc>
-          <w:tcPr>
-            <w:tcW w:w="850" w:type="dxa"/>
-            <w:gridSpan w:val="3"/>
-            <w:tcMar>
-              <w:top w:w="79" w:type="dxa"/>
-              <w:left w:w="57" w:type="dxa"/>
-              <w:bottom w:w="79" w:type="dxa"/>
-              <w:right w:w="57" w:type="dxa"/>
-            </w:tcMar>
-            <w:vAlign w:val="center"/>
-          </w:tcPr>
-          <w:p>
-            <w:pPr>
-              <w:jc w:val="center"/>
-              <w:rPr>
-                <w:rFonts w:ascii="Calibri" w:hAnsi="Calibri" w:cs="Calibri"/>
-                <w:color w:val="005B8C"/>
-                <w:sz w:val="19"/>
-                <w:szCs w:val="19"/>
-              </w:rPr>
-            </w:pPr>
-          </w:p>
-        </w:tc>
-        <w:tc>
-          <w:tcPr>
-            <w:tcW w:w="1473" w:type="dxa"/>
-            <w:gridSpan w:val="3"/>
-            <w:tcMar>
-              <w:top w:w="79" w:type="dxa"/>
-              <w:left w:w="57" w:type="dxa"/>
-              <w:bottom w:w="79" w:type="dxa"/>
-              <w:right w:w="57" w:type="dxa"/>
-            </w:tcMar>
-            <w:vAlign w:val="center"/>
-          </w:tcPr>
-          <w:p>
-            <w:pPr>
-              <w:jc w:val="center"/>
-              <w:rPr>
-                <w:rFonts w:ascii="Calibri" w:hAnsi="Calibri" w:cs="Calibri"/>
-                <w:color w:val="005B8C"/>
-                <w:sz w:val="19"/>
-                <w:szCs w:val="19"/>
+                <w:sz w:val="20"/>
+                <w:szCs w:val="20"/>
+              </w:rPr>
+            </w:pPr>
+          </w:p>
+        </w:tc>
+        <w:tc>
+          <w:tcPr>
+            <w:tcW w:w="906" w:type="dxa"/>
+            <w:gridSpan w:val="4"/>
+            <w:tcMar>
+              <w:top w:w="79" w:type="dxa"/>
+              <w:left w:w="57" w:type="dxa"/>
+              <w:bottom w:w="79" w:type="dxa"/>
+              <w:right w:w="57" w:type="dxa"/>
+            </w:tcMar>
+            <w:vAlign w:val="center"/>
+          </w:tcPr>
+          <w:p>
+            <w:pPr>
+              <w:jc w:val="center"/>
+              <w:rPr>
+                <w:rFonts w:ascii="Calibri" w:hAnsi="Calibri" w:cs="Calibri"/>
+                <w:color w:val="005B8C"/>
+                <w:sz w:val="20"/>
+                <w:szCs w:val="20"/>
+              </w:rPr>
+            </w:pPr>
+          </w:p>
+        </w:tc>
+        <w:tc>
+          <w:tcPr>
+            <w:tcW w:w="1417" w:type="dxa"/>
+            <w:gridSpan w:val="4"/>
+            <w:tcMar>
+              <w:top w:w="79" w:type="dxa"/>
+              <w:left w:w="57" w:type="dxa"/>
+              <w:bottom w:w="79" w:type="dxa"/>
+              <w:right w:w="57" w:type="dxa"/>
+            </w:tcMar>
+            <w:vAlign w:val="center"/>
+          </w:tcPr>
+          <w:p>
+            <w:pPr>
+              <w:jc w:val="center"/>
+              <w:rPr>
+                <w:rFonts w:ascii="Calibri" w:hAnsi="Calibri" w:cs="Calibri"/>
+                <w:color w:val="005B8C"/>
+                <w:sz w:val="20"/>
+                <w:szCs w:val="20"/>
               </w:rPr>
             </w:pPr>
           </w:p>
@@ -1411,8 +1423,8 @@
               <w:rPr>
                 <w:rFonts w:ascii="Calibri" w:hAnsi="Calibri" w:cs="Calibri"/>
                 <w:color w:val="005B8C"/>
-                <w:sz w:val="19"/>
-                <w:szCs w:val="19"/>
+                <w:sz w:val="20"/>
+                <w:szCs w:val="20"/>
               </w:rPr>
             </w:pPr>
           </w:p>
@@ -1420,30 +1432,30 @@
         <w:tc>
           <w:tcPr>
             <w:tcW w:w="4678" w:type="dxa"/>
-            <w:gridSpan w:val="14"/>
-            <w:tcMar>
-              <w:top w:w="79" w:type="dxa"/>
-              <w:left w:w="57" w:type="dxa"/>
-              <w:bottom w:w="79" w:type="dxa"/>
-              <w:right w:w="57" w:type="dxa"/>
-            </w:tcMar>
-            <w:vAlign w:val="center"/>
-          </w:tcPr>
-          <w:p>
-            <w:pPr>
-              <w:rPr>
-                <w:rFonts w:ascii="Calibri" w:hAnsi="Calibri" w:cs="Calibri"/>
-                <w:color w:val="005B8C"/>
-                <w:sz w:val="19"/>
-                <w:szCs w:val="19"/>
-              </w:rPr>
-            </w:pPr>
-            <w:r>
-              <w:rPr>
-                <w:rFonts w:ascii="Calibri" w:hAnsi="Calibri" w:cs="Calibri"/>
-                <w:color w:val="005B8C"/>
-                <w:sz w:val="19"/>
-                <w:szCs w:val="19"/>
+            <w:gridSpan w:val="17"/>
+            <w:tcMar>
+              <w:top w:w="79" w:type="dxa"/>
+              <w:left w:w="57" w:type="dxa"/>
+              <w:bottom w:w="79" w:type="dxa"/>
+              <w:right w:w="57" w:type="dxa"/>
+            </w:tcMar>
+            <w:vAlign w:val="center"/>
+          </w:tcPr>
+          <w:p>
+            <w:pPr>
+              <w:rPr>
+                <w:rFonts w:ascii="Calibri" w:hAnsi="Calibri" w:cs="Calibri"/>
+                <w:color w:val="005B8C"/>
+                <w:sz w:val="20"/>
+                <w:szCs w:val="20"/>
+              </w:rPr>
+            </w:pPr>
+            <w:r>
+              <w:rPr>
+                <w:rFonts w:ascii="Calibri" w:hAnsi="Calibri" w:cs="Calibri"/>
+                <w:color w:val="005B8C"/>
+                <w:sz w:val="20"/>
+                <w:szCs w:val="20"/>
               </w:rPr>
               <w:t>Prelievo abusivo d’acqua</w:t>
             </w:r>
@@ -1452,31 +1464,31 @@
         <w:tc>
           <w:tcPr>
             <w:tcW w:w="653" w:type="dxa"/>
-            <w:gridSpan w:val="2"/>
-            <w:tcMar>
-              <w:top w:w="79" w:type="dxa"/>
-              <w:left w:w="57" w:type="dxa"/>
-              <w:bottom w:w="79" w:type="dxa"/>
-              <w:right w:w="57" w:type="dxa"/>
-            </w:tcMar>
-            <w:vAlign w:val="center"/>
-          </w:tcPr>
-          <w:p>
-            <w:pPr>
-              <w:jc w:val="center"/>
-              <w:rPr>
-                <w:rFonts w:ascii="Calibri" w:hAnsi="Calibri" w:cs="Calibri"/>
-                <w:color w:val="005B8C"/>
-                <w:sz w:val="19"/>
-                <w:szCs w:val="19"/>
-              </w:rPr>
-            </w:pPr>
-            <w:r>
-              <w:rPr>
-                <w:rFonts w:ascii="Calibri" w:hAnsi="Calibri" w:cs="Calibri"/>
-                <w:color w:val="005B8C"/>
-                <w:sz w:val="19"/>
-                <w:szCs w:val="19"/>
+            <w:gridSpan w:val="3"/>
+            <w:tcMar>
+              <w:top w:w="79" w:type="dxa"/>
+              <w:left w:w="57" w:type="dxa"/>
+              <w:bottom w:w="79" w:type="dxa"/>
+              <w:right w:w="57" w:type="dxa"/>
+            </w:tcMar>
+            <w:vAlign w:val="center"/>
+          </w:tcPr>
+          <w:p>
+            <w:pPr>
+              <w:jc w:val="center"/>
+              <w:rPr>
+                <w:rFonts w:ascii="Calibri" w:hAnsi="Calibri" w:cs="Calibri"/>
+                <w:color w:val="005B8C"/>
+                <w:sz w:val="20"/>
+                <w:szCs w:val="20"/>
+              </w:rPr>
+            </w:pPr>
+            <w:r>
+              <w:rPr>
+                <w:rFonts w:ascii="Calibri" w:hAnsi="Calibri" w:cs="Calibri"/>
+                <w:color w:val="005B8C"/>
+                <w:sz w:val="20"/>
+                <w:szCs w:val="20"/>
               </w:rPr>
               <w:t>15</w:t>
             </w:r>
@@ -1485,23 +1497,23 @@
         <w:tc>
           <w:tcPr>
             <w:tcW w:w="992" w:type="dxa"/>
-            <w:gridSpan w:val="3"/>
-            <w:tcMar>
-              <w:top w:w="79" w:type="dxa"/>
-              <w:left w:w="57" w:type="dxa"/>
-              <w:bottom w:w="79" w:type="dxa"/>
-              <w:right w:w="57" w:type="dxa"/>
-            </w:tcMar>
-            <w:vAlign w:val="center"/>
-          </w:tcPr>
-          <w:p>
-            <w:pPr>
-              <w:jc w:val="center"/>
-              <w:rPr>
-                <w:rFonts w:ascii="Calibri" w:hAnsi="Calibri" w:cs="Calibri"/>
-                <w:color w:val="005B8C"/>
-                <w:sz w:val="19"/>
-                <w:szCs w:val="19"/>
+            <w:gridSpan w:val="4"/>
+            <w:tcMar>
+              <w:top w:w="79" w:type="dxa"/>
+              <w:left w:w="57" w:type="dxa"/>
+              <w:bottom w:w="79" w:type="dxa"/>
+              <w:right w:w="57" w:type="dxa"/>
+            </w:tcMar>
+            <w:vAlign w:val="center"/>
+          </w:tcPr>
+          <w:p>
+            <w:pPr>
+              <w:jc w:val="center"/>
+              <w:rPr>
+                <w:rFonts w:ascii="Calibri" w:hAnsi="Calibri" w:cs="Calibri"/>
+                <w:color w:val="005B8C"/>
+                <w:sz w:val="20"/>
+                <w:szCs w:val="20"/>
               </w:rPr>
             </w:pPr>
           </w:p>
@@ -1524,56 +1536,56 @@
               <w:rPr>
                 <w:rFonts w:ascii="Calibri" w:hAnsi="Calibri" w:cs="Calibri"/>
                 <w:color w:val="005B8C"/>
-                <w:sz w:val="19"/>
-                <w:szCs w:val="19"/>
-              </w:rPr>
-            </w:pPr>
-          </w:p>
-        </w:tc>
-        <w:tc>
-          <w:tcPr>
-            <w:tcW w:w="850" w:type="dxa"/>
-            <w:gridSpan w:val="3"/>
-            <w:tcMar>
-              <w:top w:w="79" w:type="dxa"/>
-              <w:left w:w="57" w:type="dxa"/>
-              <w:bottom w:w="79" w:type="dxa"/>
-              <w:right w:w="57" w:type="dxa"/>
-            </w:tcMar>
-            <w:vAlign w:val="center"/>
-          </w:tcPr>
-          <w:p>
-            <w:pPr>
-              <w:jc w:val="center"/>
-              <w:rPr>
-                <w:rFonts w:ascii="Calibri" w:hAnsi="Calibri" w:cs="Calibri"/>
-                <w:color w:val="005B8C"/>
-                <w:sz w:val="19"/>
-                <w:szCs w:val="19"/>
-              </w:rPr>
-            </w:pPr>
-          </w:p>
-        </w:tc>
-        <w:tc>
-          <w:tcPr>
-            <w:tcW w:w="1473" w:type="dxa"/>
-            <w:gridSpan w:val="3"/>
-            <w:tcMar>
-              <w:top w:w="79" w:type="dxa"/>
-              <w:left w:w="57" w:type="dxa"/>
-              <w:bottom w:w="79" w:type="dxa"/>
-              <w:right w:w="57" w:type="dxa"/>
-            </w:tcMar>
-            <w:vAlign w:val="center"/>
-          </w:tcPr>
-          <w:p>
-            <w:pPr>
-              <w:jc w:val="center"/>
-              <w:rPr>
-                <w:rFonts w:ascii="Calibri" w:hAnsi="Calibri" w:cs="Calibri"/>
-                <w:color w:val="005B8C"/>
-                <w:sz w:val="19"/>
-                <w:szCs w:val="19"/>
+                <w:sz w:val="20"/>
+                <w:szCs w:val="20"/>
+              </w:rPr>
+            </w:pPr>
+          </w:p>
+        </w:tc>
+        <w:tc>
+          <w:tcPr>
+            <w:tcW w:w="906" w:type="dxa"/>
+            <w:gridSpan w:val="4"/>
+            <w:tcMar>
+              <w:top w:w="79" w:type="dxa"/>
+              <w:left w:w="57" w:type="dxa"/>
+              <w:bottom w:w="79" w:type="dxa"/>
+              <w:right w:w="57" w:type="dxa"/>
+            </w:tcMar>
+            <w:vAlign w:val="center"/>
+          </w:tcPr>
+          <w:p>
+            <w:pPr>
+              <w:jc w:val="center"/>
+              <w:rPr>
+                <w:rFonts w:ascii="Calibri" w:hAnsi="Calibri" w:cs="Calibri"/>
+                <w:color w:val="005B8C"/>
+                <w:sz w:val="20"/>
+                <w:szCs w:val="20"/>
+              </w:rPr>
+            </w:pPr>
+          </w:p>
+        </w:tc>
+        <w:tc>
+          <w:tcPr>
+            <w:tcW w:w="1417" w:type="dxa"/>
+            <w:gridSpan w:val="4"/>
+            <w:tcMar>
+              <w:top w:w="79" w:type="dxa"/>
+              <w:left w:w="57" w:type="dxa"/>
+              <w:bottom w:w="79" w:type="dxa"/>
+              <w:right w:w="57" w:type="dxa"/>
+            </w:tcMar>
+            <w:vAlign w:val="center"/>
+          </w:tcPr>
+          <w:p>
+            <w:pPr>
+              <w:jc w:val="center"/>
+              <w:rPr>
+                <w:rFonts w:ascii="Calibri" w:hAnsi="Calibri" w:cs="Calibri"/>
+                <w:color w:val="005B8C"/>
+                <w:sz w:val="20"/>
+                <w:szCs w:val="20"/>
               </w:rPr>
             </w:pPr>
           </w:p>
@@ -1601,8 +1613,8 @@
               <w:rPr>
                 <w:rFonts w:ascii="Calibri" w:hAnsi="Calibri" w:cs="Calibri"/>
                 <w:color w:val="005B8C"/>
-                <w:sz w:val="19"/>
-                <w:szCs w:val="19"/>
+                <w:sz w:val="20"/>
+                <w:szCs w:val="20"/>
               </w:rPr>
             </w:pPr>
           </w:p>
@@ -1610,30 +1622,30 @@
         <w:tc>
           <w:tcPr>
             <w:tcW w:w="4678" w:type="dxa"/>
-            <w:gridSpan w:val="14"/>
-            <w:tcMar>
-              <w:top w:w="79" w:type="dxa"/>
-              <w:left w:w="57" w:type="dxa"/>
-              <w:bottom w:w="79" w:type="dxa"/>
-              <w:right w:w="57" w:type="dxa"/>
-            </w:tcMar>
-            <w:vAlign w:val="center"/>
-          </w:tcPr>
-          <w:p>
-            <w:pPr>
-              <w:rPr>
-                <w:rFonts w:ascii="Calibri" w:hAnsi="Calibri" w:cs="Calibri"/>
-                <w:color w:val="005B8C"/>
-                <w:sz w:val="19"/>
-                <w:szCs w:val="19"/>
-              </w:rPr>
-            </w:pPr>
-            <w:r>
-              <w:rPr>
-                <w:rFonts w:ascii="Calibri" w:hAnsi="Calibri" w:cs="Calibri"/>
-                <w:color w:val="005B8C"/>
-                <w:sz w:val="19"/>
-                <w:szCs w:val="19"/>
+            <w:gridSpan w:val="17"/>
+            <w:tcMar>
+              <w:top w:w="79" w:type="dxa"/>
+              <w:left w:w="57" w:type="dxa"/>
+              <w:bottom w:w="79" w:type="dxa"/>
+              <w:right w:w="57" w:type="dxa"/>
+            </w:tcMar>
+            <w:vAlign w:val="center"/>
+          </w:tcPr>
+          <w:p>
+            <w:pPr>
+              <w:rPr>
+                <w:rFonts w:ascii="Calibri" w:hAnsi="Calibri" w:cs="Calibri"/>
+                <w:color w:val="005B8C"/>
+                <w:sz w:val="20"/>
+                <w:szCs w:val="20"/>
+              </w:rPr>
+            </w:pPr>
+            <w:r>
+              <w:rPr>
+                <w:rFonts w:ascii="Calibri" w:hAnsi="Calibri" w:cs="Calibri"/>
+                <w:color w:val="005B8C"/>
+                <w:sz w:val="20"/>
+                <w:szCs w:val="20"/>
               </w:rPr>
               <w:t>Inosservanza termini presentazione comunicazioni</w:t>
             </w:r>
@@ -1641,8 +1653,8 @@
               <w:rPr>
                 <w:rFonts w:ascii="Calibri" w:hAnsi="Calibri" w:cs="Calibri"/>
                 <w:color w:val="005B8C"/>
-                <w:sz w:val="19"/>
-                <w:szCs w:val="19"/>
+                <w:sz w:val="20"/>
+                <w:szCs w:val="20"/>
               </w:rPr>
               <w:br/>
               <w:t>(comunicazione di irrigazione tardiva)</w:t>
@@ -1652,31 +1664,31 @@
         <w:tc>
           <w:tcPr>
             <w:tcW w:w="653" w:type="dxa"/>
-            <w:gridSpan w:val="2"/>
-            <w:tcMar>
-              <w:top w:w="79" w:type="dxa"/>
-              <w:left w:w="57" w:type="dxa"/>
-              <w:bottom w:w="79" w:type="dxa"/>
-              <w:right w:w="57" w:type="dxa"/>
-            </w:tcMar>
-            <w:vAlign w:val="center"/>
-          </w:tcPr>
-          <w:p>
-            <w:pPr>
-              <w:jc w:val="center"/>
-              <w:rPr>
-                <w:rFonts w:ascii="Calibri" w:hAnsi="Calibri" w:cs="Calibri"/>
-                <w:color w:val="005B8C"/>
-                <w:sz w:val="19"/>
-                <w:szCs w:val="19"/>
-              </w:rPr>
-            </w:pPr>
-            <w:r>
-              <w:rPr>
-                <w:rFonts w:ascii="Calibri" w:hAnsi="Calibri" w:cs="Calibri"/>
-                <w:color w:val="005B8C"/>
-                <w:sz w:val="19"/>
-                <w:szCs w:val="19"/>
+            <w:gridSpan w:val="3"/>
+            <w:tcMar>
+              <w:top w:w="79" w:type="dxa"/>
+              <w:left w:w="57" w:type="dxa"/>
+              <w:bottom w:w="79" w:type="dxa"/>
+              <w:right w:w="57" w:type="dxa"/>
+            </w:tcMar>
+            <w:vAlign w:val="center"/>
+          </w:tcPr>
+          <w:p>
+            <w:pPr>
+              <w:jc w:val="center"/>
+              <w:rPr>
+                <w:rFonts w:ascii="Calibri" w:hAnsi="Calibri" w:cs="Calibri"/>
+                <w:color w:val="005B8C"/>
+                <w:sz w:val="20"/>
+                <w:szCs w:val="20"/>
+              </w:rPr>
+            </w:pPr>
+            <w:r>
+              <w:rPr>
+                <w:rFonts w:ascii="Calibri" w:hAnsi="Calibri" w:cs="Calibri"/>
+                <w:color w:val="005B8C"/>
+                <w:sz w:val="20"/>
+                <w:szCs w:val="20"/>
               </w:rPr>
               <w:t>16</w:t>
             </w:r>
@@ -1685,23 +1697,23 @@
         <w:tc>
           <w:tcPr>
             <w:tcW w:w="992" w:type="dxa"/>
-            <w:gridSpan w:val="3"/>
-            <w:tcMar>
-              <w:top w:w="79" w:type="dxa"/>
-              <w:left w:w="57" w:type="dxa"/>
-              <w:bottom w:w="79" w:type="dxa"/>
-              <w:right w:w="57" w:type="dxa"/>
-            </w:tcMar>
-            <w:vAlign w:val="center"/>
-          </w:tcPr>
-          <w:p>
-            <w:pPr>
-              <w:jc w:val="center"/>
-              <w:rPr>
-                <w:rFonts w:ascii="Calibri" w:hAnsi="Calibri" w:cs="Calibri"/>
-                <w:color w:val="005B8C"/>
-                <w:sz w:val="19"/>
-                <w:szCs w:val="19"/>
+            <w:gridSpan w:val="4"/>
+            <w:tcMar>
+              <w:top w:w="79" w:type="dxa"/>
+              <w:left w:w="57" w:type="dxa"/>
+              <w:bottom w:w="79" w:type="dxa"/>
+              <w:right w:w="57" w:type="dxa"/>
+            </w:tcMar>
+            <w:vAlign w:val="center"/>
+          </w:tcPr>
+          <w:p>
+            <w:pPr>
+              <w:jc w:val="center"/>
+              <w:rPr>
+                <w:rFonts w:ascii="Calibri" w:hAnsi="Calibri" w:cs="Calibri"/>
+                <w:color w:val="005B8C"/>
+                <w:sz w:val="20"/>
+                <w:szCs w:val="20"/>
               </w:rPr>
             </w:pPr>
           </w:p>
@@ -1724,56 +1736,56 @@
               <w:rPr>
                 <w:rFonts w:ascii="Calibri" w:hAnsi="Calibri" w:cs="Calibri"/>
                 <w:color w:val="005B8C"/>
-                <w:sz w:val="19"/>
-                <w:szCs w:val="19"/>
-              </w:rPr>
-            </w:pPr>
-          </w:p>
-        </w:tc>
-        <w:tc>
-          <w:tcPr>
-            <w:tcW w:w="850" w:type="dxa"/>
-            <w:gridSpan w:val="3"/>
-            <w:tcMar>
-              <w:top w:w="79" w:type="dxa"/>
-              <w:left w:w="57" w:type="dxa"/>
-              <w:bottom w:w="79" w:type="dxa"/>
-              <w:right w:w="57" w:type="dxa"/>
-            </w:tcMar>
-            <w:vAlign w:val="center"/>
-          </w:tcPr>
-          <w:p>
-            <w:pPr>
-              <w:jc w:val="center"/>
-              <w:rPr>
-                <w:rFonts w:ascii="Calibri" w:hAnsi="Calibri" w:cs="Calibri"/>
-                <w:color w:val="005B8C"/>
-                <w:sz w:val="19"/>
-                <w:szCs w:val="19"/>
-              </w:rPr>
-            </w:pPr>
-          </w:p>
-        </w:tc>
-        <w:tc>
-          <w:tcPr>
-            <w:tcW w:w="1473" w:type="dxa"/>
-            <w:gridSpan w:val="3"/>
-            <w:tcMar>
-              <w:top w:w="79" w:type="dxa"/>
-              <w:left w:w="57" w:type="dxa"/>
-              <w:bottom w:w="79" w:type="dxa"/>
-              <w:right w:w="57" w:type="dxa"/>
-            </w:tcMar>
-            <w:vAlign w:val="center"/>
-          </w:tcPr>
-          <w:p>
-            <w:pPr>
-              <w:jc w:val="center"/>
-              <w:rPr>
-                <w:rFonts w:ascii="Calibri" w:hAnsi="Calibri" w:cs="Calibri"/>
-                <w:color w:val="005B8C"/>
-                <w:sz w:val="19"/>
-                <w:szCs w:val="19"/>
+                <w:sz w:val="20"/>
+                <w:szCs w:val="20"/>
+              </w:rPr>
+            </w:pPr>
+          </w:p>
+        </w:tc>
+        <w:tc>
+          <w:tcPr>
+            <w:tcW w:w="906" w:type="dxa"/>
+            <w:gridSpan w:val="4"/>
+            <w:tcMar>
+              <w:top w:w="79" w:type="dxa"/>
+              <w:left w:w="57" w:type="dxa"/>
+              <w:bottom w:w="79" w:type="dxa"/>
+              <w:right w:w="57" w:type="dxa"/>
+            </w:tcMar>
+            <w:vAlign w:val="center"/>
+          </w:tcPr>
+          <w:p>
+            <w:pPr>
+              <w:jc w:val="center"/>
+              <w:rPr>
+                <w:rFonts w:ascii="Calibri" w:hAnsi="Calibri" w:cs="Calibri"/>
+                <w:color w:val="005B8C"/>
+                <w:sz w:val="20"/>
+                <w:szCs w:val="20"/>
+              </w:rPr>
+            </w:pPr>
+          </w:p>
+        </w:tc>
+        <w:tc>
+          <w:tcPr>
+            <w:tcW w:w="1417" w:type="dxa"/>
+            <w:gridSpan w:val="4"/>
+            <w:tcMar>
+              <w:top w:w="79" w:type="dxa"/>
+              <w:left w:w="57" w:type="dxa"/>
+              <w:bottom w:w="79" w:type="dxa"/>
+              <w:right w:w="57" w:type="dxa"/>
+            </w:tcMar>
+            <w:vAlign w:val="center"/>
+          </w:tcPr>
+          <w:p>
+            <w:pPr>
+              <w:jc w:val="center"/>
+              <w:rPr>
+                <w:rFonts w:ascii="Calibri" w:hAnsi="Calibri" w:cs="Calibri"/>
+                <w:color w:val="005B8C"/>
+                <w:sz w:val="20"/>
+                <w:szCs w:val="20"/>
               </w:rPr>
             </w:pPr>
           </w:p>
@@ -1801,8 +1813,8 @@
               <w:rPr>
                 <w:rFonts w:ascii="Calibri" w:hAnsi="Calibri" w:cs="Calibri"/>
                 <w:color w:val="005B8C"/>
-                <w:sz w:val="19"/>
-                <w:szCs w:val="19"/>
+                <w:sz w:val="20"/>
+                <w:szCs w:val="20"/>
               </w:rPr>
             </w:pPr>
           </w:p>
@@ -1810,30 +1822,30 @@
         <w:tc>
           <w:tcPr>
             <w:tcW w:w="4678" w:type="dxa"/>
-            <w:gridSpan w:val="14"/>
-            <w:tcMar>
-              <w:top w:w="79" w:type="dxa"/>
-              <w:left w:w="57" w:type="dxa"/>
-              <w:bottom w:w="79" w:type="dxa"/>
-              <w:right w:w="57" w:type="dxa"/>
-            </w:tcMar>
-            <w:vAlign w:val="center"/>
-          </w:tcPr>
-          <w:p>
-            <w:pPr>
-              <w:rPr>
-                <w:rFonts w:ascii="Calibri" w:hAnsi="Calibri" w:cs="Calibri"/>
-                <w:color w:val="005B8C"/>
-                <w:sz w:val="19"/>
-                <w:szCs w:val="19"/>
-              </w:rPr>
-            </w:pPr>
-            <w:r>
-              <w:rPr>
-                <w:rFonts w:ascii="Calibri" w:hAnsi="Calibri" w:cs="Calibri"/>
-                <w:color w:val="005B8C"/>
-                <w:sz w:val="19"/>
-                <w:szCs w:val="19"/>
+            <w:gridSpan w:val="17"/>
+            <w:tcMar>
+              <w:top w:w="79" w:type="dxa"/>
+              <w:left w:w="57" w:type="dxa"/>
+              <w:bottom w:w="79" w:type="dxa"/>
+              <w:right w:w="57" w:type="dxa"/>
+            </w:tcMar>
+            <w:vAlign w:val="center"/>
+          </w:tcPr>
+          <w:p>
+            <w:pPr>
+              <w:rPr>
+                <w:rFonts w:ascii="Calibri" w:hAnsi="Calibri" w:cs="Calibri"/>
+                <w:color w:val="005B8C"/>
+                <w:sz w:val="20"/>
+                <w:szCs w:val="20"/>
+              </w:rPr>
+            </w:pPr>
+            <w:r>
+              <w:rPr>
+                <w:rFonts w:ascii="Calibri" w:hAnsi="Calibri" w:cs="Calibri"/>
+                <w:color w:val="005B8C"/>
+                <w:sz w:val="20"/>
+                <w:szCs w:val="20"/>
               </w:rPr>
               <w:t>Inosservanza termini presentazione comunicazioni</w:t>
             </w:r>
@@ -1843,16 +1855,16 @@
               <w:rPr>
                 <w:rFonts w:ascii="Calibri" w:hAnsi="Calibri" w:cs="Calibri"/>
                 <w:color w:val="005B8C"/>
-                <w:sz w:val="19"/>
-                <w:szCs w:val="19"/>
-              </w:rPr>
-            </w:pPr>
-            <w:r>
-              <w:rPr>
-                <w:rFonts w:ascii="Calibri" w:hAnsi="Calibri" w:cs="Calibri"/>
-                <w:color w:val="005B8C"/>
-                <w:sz w:val="19"/>
-                <w:szCs w:val="19"/>
+                <w:sz w:val="20"/>
+                <w:szCs w:val="20"/>
+              </w:rPr>
+            </w:pPr>
+            <w:r>
+              <w:rPr>
+                <w:rFonts w:ascii="Calibri" w:hAnsi="Calibri" w:cs="Calibri"/>
+                <w:color w:val="005B8C"/>
+                <w:sz w:val="20"/>
+                <w:szCs w:val="20"/>
               </w:rPr>
               <w:t>(comunicazione di variazione o di rinuncia tardiva)</w:t>
             </w:r>
@@ -1861,31 +1873,31 @@
         <w:tc>
           <w:tcPr>
             <w:tcW w:w="653" w:type="dxa"/>
-            <w:gridSpan w:val="2"/>
-            <w:tcMar>
-              <w:top w:w="79" w:type="dxa"/>
-              <w:left w:w="57" w:type="dxa"/>
-              <w:bottom w:w="79" w:type="dxa"/>
-              <w:right w:w="57" w:type="dxa"/>
-            </w:tcMar>
-            <w:vAlign w:val="center"/>
-          </w:tcPr>
-          <w:p>
-            <w:pPr>
-              <w:jc w:val="center"/>
-              <w:rPr>
-                <w:rFonts w:ascii="Calibri" w:hAnsi="Calibri" w:cs="Calibri"/>
-                <w:color w:val="005B8C"/>
-                <w:sz w:val="19"/>
-                <w:szCs w:val="19"/>
-              </w:rPr>
-            </w:pPr>
-            <w:r>
-              <w:rPr>
-                <w:rFonts w:ascii="Calibri" w:hAnsi="Calibri" w:cs="Calibri"/>
-                <w:color w:val="005B8C"/>
-                <w:sz w:val="19"/>
-                <w:szCs w:val="19"/>
+            <w:gridSpan w:val="3"/>
+            <w:tcMar>
+              <w:top w:w="79" w:type="dxa"/>
+              <w:left w:w="57" w:type="dxa"/>
+              <w:bottom w:w="79" w:type="dxa"/>
+              <w:right w:w="57" w:type="dxa"/>
+            </w:tcMar>
+            <w:vAlign w:val="center"/>
+          </w:tcPr>
+          <w:p>
+            <w:pPr>
+              <w:jc w:val="center"/>
+              <w:rPr>
+                <w:rFonts w:ascii="Calibri" w:hAnsi="Calibri" w:cs="Calibri"/>
+                <w:color w:val="005B8C"/>
+                <w:sz w:val="20"/>
+                <w:szCs w:val="20"/>
+              </w:rPr>
+            </w:pPr>
+            <w:r>
+              <w:rPr>
+                <w:rFonts w:ascii="Calibri" w:hAnsi="Calibri" w:cs="Calibri"/>
+                <w:color w:val="005B8C"/>
+                <w:sz w:val="20"/>
+                <w:szCs w:val="20"/>
               </w:rPr>
               <w:t>17</w:t>
             </w:r>
@@ -1894,23 +1906,23 @@
         <w:tc>
           <w:tcPr>
             <w:tcW w:w="992" w:type="dxa"/>
-            <w:gridSpan w:val="3"/>
-            <w:tcMar>
-              <w:top w:w="79" w:type="dxa"/>
-              <w:left w:w="57" w:type="dxa"/>
-              <w:bottom w:w="79" w:type="dxa"/>
-              <w:right w:w="57" w:type="dxa"/>
-            </w:tcMar>
-            <w:vAlign w:val="center"/>
-          </w:tcPr>
-          <w:p>
-            <w:pPr>
-              <w:jc w:val="center"/>
-              <w:rPr>
-                <w:rFonts w:ascii="Calibri" w:hAnsi="Calibri" w:cs="Calibri"/>
-                <w:color w:val="005B8C"/>
-                <w:sz w:val="19"/>
-                <w:szCs w:val="19"/>
+            <w:gridSpan w:val="4"/>
+            <w:tcMar>
+              <w:top w:w="79" w:type="dxa"/>
+              <w:left w:w="57" w:type="dxa"/>
+              <w:bottom w:w="79" w:type="dxa"/>
+              <w:right w:w="57" w:type="dxa"/>
+            </w:tcMar>
+            <w:vAlign w:val="center"/>
+          </w:tcPr>
+          <w:p>
+            <w:pPr>
+              <w:jc w:val="center"/>
+              <w:rPr>
+                <w:rFonts w:ascii="Calibri" w:hAnsi="Calibri" w:cs="Calibri"/>
+                <w:color w:val="005B8C"/>
+                <w:sz w:val="20"/>
+                <w:szCs w:val="20"/>
               </w:rPr>
             </w:pPr>
           </w:p>
@@ -1933,56 +1945,56 @@
               <w:rPr>
                 <w:rFonts w:ascii="Calibri" w:hAnsi="Calibri" w:cs="Calibri"/>
                 <w:color w:val="005B8C"/>
-                <w:sz w:val="19"/>
-                <w:szCs w:val="19"/>
-              </w:rPr>
-            </w:pPr>
-          </w:p>
-        </w:tc>
-        <w:tc>
-          <w:tcPr>
-            <w:tcW w:w="850" w:type="dxa"/>
-            <w:gridSpan w:val="3"/>
-            <w:tcMar>
-              <w:top w:w="79" w:type="dxa"/>
-              <w:left w:w="57" w:type="dxa"/>
-              <w:bottom w:w="79" w:type="dxa"/>
-              <w:right w:w="57" w:type="dxa"/>
-            </w:tcMar>
-            <w:vAlign w:val="center"/>
-          </w:tcPr>
-          <w:p>
-            <w:pPr>
-              <w:jc w:val="center"/>
-              <w:rPr>
-                <w:rFonts w:ascii="Calibri" w:hAnsi="Calibri" w:cs="Calibri"/>
-                <w:color w:val="005B8C"/>
-                <w:sz w:val="19"/>
-                <w:szCs w:val="19"/>
-              </w:rPr>
-            </w:pPr>
-          </w:p>
-        </w:tc>
-        <w:tc>
-          <w:tcPr>
-            <w:tcW w:w="1473" w:type="dxa"/>
-            <w:gridSpan w:val="3"/>
-            <w:tcMar>
-              <w:top w:w="79" w:type="dxa"/>
-              <w:left w:w="57" w:type="dxa"/>
-              <w:bottom w:w="79" w:type="dxa"/>
-              <w:right w:w="57" w:type="dxa"/>
-            </w:tcMar>
-            <w:vAlign w:val="center"/>
-          </w:tcPr>
-          <w:p>
-            <w:pPr>
-              <w:jc w:val="center"/>
-              <w:rPr>
-                <w:rFonts w:ascii="Calibri" w:hAnsi="Calibri" w:cs="Calibri"/>
-                <w:color w:val="005B8C"/>
-                <w:sz w:val="19"/>
-                <w:szCs w:val="19"/>
+                <w:sz w:val="20"/>
+                <w:szCs w:val="20"/>
+              </w:rPr>
+            </w:pPr>
+          </w:p>
+        </w:tc>
+        <w:tc>
+          <w:tcPr>
+            <w:tcW w:w="906" w:type="dxa"/>
+            <w:gridSpan w:val="4"/>
+            <w:tcMar>
+              <w:top w:w="79" w:type="dxa"/>
+              <w:left w:w="57" w:type="dxa"/>
+              <w:bottom w:w="79" w:type="dxa"/>
+              <w:right w:w="57" w:type="dxa"/>
+            </w:tcMar>
+            <w:vAlign w:val="center"/>
+          </w:tcPr>
+          <w:p>
+            <w:pPr>
+              <w:jc w:val="center"/>
+              <w:rPr>
+                <w:rFonts w:ascii="Calibri" w:hAnsi="Calibri" w:cs="Calibri"/>
+                <w:color w:val="005B8C"/>
+                <w:sz w:val="20"/>
+                <w:szCs w:val="20"/>
+              </w:rPr>
+            </w:pPr>
+          </w:p>
+        </w:tc>
+        <w:tc>
+          <w:tcPr>
+            <w:tcW w:w="1417" w:type="dxa"/>
+            <w:gridSpan w:val="4"/>
+            <w:tcMar>
+              <w:top w:w="79" w:type="dxa"/>
+              <w:left w:w="57" w:type="dxa"/>
+              <w:bottom w:w="79" w:type="dxa"/>
+              <w:right w:w="57" w:type="dxa"/>
+            </w:tcMar>
+            <w:vAlign w:val="center"/>
+          </w:tcPr>
+          <w:p>
+            <w:pPr>
+              <w:jc w:val="center"/>
+              <w:rPr>
+                <w:rFonts w:ascii="Calibri" w:hAnsi="Calibri" w:cs="Calibri"/>
+                <w:color w:val="005B8C"/>
+                <w:sz w:val="20"/>
+                <w:szCs w:val="20"/>
               </w:rPr>
             </w:pPr>
           </w:p>
@@ -2010,8 +2022,8 @@
               <w:rPr>
                 <w:rFonts w:ascii="Calibri" w:hAnsi="Calibri" w:cs="Calibri"/>
                 <w:color w:val="005B8C"/>
-                <w:sz w:val="19"/>
-                <w:szCs w:val="19"/>
+                <w:sz w:val="20"/>
+                <w:szCs w:val="20"/>
               </w:rPr>
             </w:pPr>
           </w:p>
@@ -2019,30 +2031,30 @@
         <w:tc>
           <w:tcPr>
             <w:tcW w:w="4678" w:type="dxa"/>
-            <w:gridSpan w:val="14"/>
-            <w:tcMar>
-              <w:top w:w="79" w:type="dxa"/>
-              <w:left w:w="57" w:type="dxa"/>
-              <w:bottom w:w="79" w:type="dxa"/>
-              <w:right w:w="57" w:type="dxa"/>
-            </w:tcMar>
-            <w:vAlign w:val="center"/>
-          </w:tcPr>
-          <w:p>
-            <w:pPr>
-              <w:rPr>
-                <w:rFonts w:ascii="Calibri" w:hAnsi="Calibri" w:cs="Calibri"/>
-                <w:color w:val="005B8C"/>
-                <w:sz w:val="19"/>
-                <w:szCs w:val="19"/>
-              </w:rPr>
-            </w:pPr>
-            <w:r>
-              <w:rPr>
-                <w:rFonts w:ascii="Calibri" w:hAnsi="Calibri" w:cs="Calibri"/>
-                <w:color w:val="005B8C"/>
-                <w:sz w:val="19"/>
-                <w:szCs w:val="19"/>
+            <w:gridSpan w:val="17"/>
+            <w:tcMar>
+              <w:top w:w="79" w:type="dxa"/>
+              <w:left w:w="57" w:type="dxa"/>
+              <w:bottom w:w="79" w:type="dxa"/>
+              <w:right w:w="57" w:type="dxa"/>
+            </w:tcMar>
+            <w:vAlign w:val="center"/>
+          </w:tcPr>
+          <w:p>
+            <w:pPr>
+              <w:rPr>
+                <w:rFonts w:ascii="Calibri" w:hAnsi="Calibri" w:cs="Calibri"/>
+                <w:color w:val="005B8C"/>
+                <w:sz w:val="20"/>
+                <w:szCs w:val="20"/>
+              </w:rPr>
+            </w:pPr>
+            <w:r>
+              <w:rPr>
+                <w:rFonts w:ascii="Calibri" w:hAnsi="Calibri" w:cs="Calibri"/>
+                <w:color w:val="005B8C"/>
+                <w:sz w:val="20"/>
+                <w:szCs w:val="20"/>
               </w:rPr>
               <w:t>Spreco d’acqua / Uso negligente risorsa idrica</w:t>
             </w:r>
@@ -2051,31 +2063,31 @@
         <w:tc>
           <w:tcPr>
             <w:tcW w:w="653" w:type="dxa"/>
-            <w:gridSpan w:val="2"/>
-            <w:tcMar>
-              <w:top w:w="79" w:type="dxa"/>
-              <w:left w:w="57" w:type="dxa"/>
-              <w:bottom w:w="79" w:type="dxa"/>
-              <w:right w:w="57" w:type="dxa"/>
-            </w:tcMar>
-            <w:vAlign w:val="center"/>
-          </w:tcPr>
-          <w:p>
-            <w:pPr>
-              <w:jc w:val="center"/>
-              <w:rPr>
-                <w:rFonts w:ascii="Calibri" w:hAnsi="Calibri" w:cs="Calibri"/>
-                <w:color w:val="005B8C"/>
-                <w:sz w:val="19"/>
-                <w:szCs w:val="19"/>
-              </w:rPr>
-            </w:pPr>
-            <w:r>
-              <w:rPr>
-                <w:rFonts w:ascii="Calibri" w:hAnsi="Calibri" w:cs="Calibri"/>
-                <w:color w:val="005B8C"/>
-                <w:sz w:val="19"/>
-                <w:szCs w:val="19"/>
+            <w:gridSpan w:val="3"/>
+            <w:tcMar>
+              <w:top w:w="79" w:type="dxa"/>
+              <w:left w:w="57" w:type="dxa"/>
+              <w:bottom w:w="79" w:type="dxa"/>
+              <w:right w:w="57" w:type="dxa"/>
+            </w:tcMar>
+            <w:vAlign w:val="center"/>
+          </w:tcPr>
+          <w:p>
+            <w:pPr>
+              <w:jc w:val="center"/>
+              <w:rPr>
+                <w:rFonts w:ascii="Calibri" w:hAnsi="Calibri" w:cs="Calibri"/>
+                <w:color w:val="005B8C"/>
+                <w:sz w:val="20"/>
+                <w:szCs w:val="20"/>
+              </w:rPr>
+            </w:pPr>
+            <w:r>
+              <w:rPr>
+                <w:rFonts w:ascii="Calibri" w:hAnsi="Calibri" w:cs="Calibri"/>
+                <w:color w:val="005B8C"/>
+                <w:sz w:val="20"/>
+                <w:szCs w:val="20"/>
               </w:rPr>
               <w:t>27</w:t>
             </w:r>
@@ -2084,23 +2096,23 @@
         <w:tc>
           <w:tcPr>
             <w:tcW w:w="992" w:type="dxa"/>
-            <w:gridSpan w:val="3"/>
-            <w:tcMar>
-              <w:top w:w="79" w:type="dxa"/>
-              <w:left w:w="57" w:type="dxa"/>
-              <w:bottom w:w="79" w:type="dxa"/>
-              <w:right w:w="57" w:type="dxa"/>
-            </w:tcMar>
-            <w:vAlign w:val="center"/>
-          </w:tcPr>
-          <w:p>
-            <w:pPr>
-              <w:jc w:val="center"/>
-              <w:rPr>
-                <w:rFonts w:ascii="Calibri" w:hAnsi="Calibri" w:cs="Calibri"/>
-                <w:color w:val="005B8C"/>
-                <w:sz w:val="19"/>
-                <w:szCs w:val="19"/>
+            <w:gridSpan w:val="4"/>
+            <w:tcMar>
+              <w:top w:w="79" w:type="dxa"/>
+              <w:left w:w="57" w:type="dxa"/>
+              <w:bottom w:w="79" w:type="dxa"/>
+              <w:right w:w="57" w:type="dxa"/>
+            </w:tcMar>
+            <w:vAlign w:val="center"/>
+          </w:tcPr>
+          <w:p>
+            <w:pPr>
+              <w:jc w:val="center"/>
+              <w:rPr>
+                <w:rFonts w:ascii="Calibri" w:hAnsi="Calibri" w:cs="Calibri"/>
+                <w:color w:val="005B8C"/>
+                <w:sz w:val="20"/>
+                <w:szCs w:val="20"/>
               </w:rPr>
             </w:pPr>
           </w:p>
@@ -2123,56 +2135,56 @@
               <w:rPr>
                 <w:rFonts w:ascii="Calibri" w:hAnsi="Calibri" w:cs="Calibri"/>
                 <w:color w:val="005B8C"/>
-                <w:sz w:val="19"/>
-                <w:szCs w:val="19"/>
-              </w:rPr>
-            </w:pPr>
-          </w:p>
-        </w:tc>
-        <w:tc>
-          <w:tcPr>
-            <w:tcW w:w="850" w:type="dxa"/>
-            <w:gridSpan w:val="3"/>
-            <w:tcMar>
-              <w:top w:w="79" w:type="dxa"/>
-              <w:left w:w="57" w:type="dxa"/>
-              <w:bottom w:w="79" w:type="dxa"/>
-              <w:right w:w="57" w:type="dxa"/>
-            </w:tcMar>
-            <w:vAlign w:val="center"/>
-          </w:tcPr>
-          <w:p>
-            <w:pPr>
-              <w:jc w:val="center"/>
-              <w:rPr>
-                <w:rFonts w:ascii="Calibri" w:hAnsi="Calibri" w:cs="Calibri"/>
-                <w:color w:val="005B8C"/>
-                <w:sz w:val="19"/>
-                <w:szCs w:val="19"/>
-              </w:rPr>
-            </w:pPr>
-          </w:p>
-        </w:tc>
-        <w:tc>
-          <w:tcPr>
-            <w:tcW w:w="1473" w:type="dxa"/>
-            <w:gridSpan w:val="3"/>
-            <w:tcMar>
-              <w:top w:w="79" w:type="dxa"/>
-              <w:left w:w="57" w:type="dxa"/>
-              <w:bottom w:w="79" w:type="dxa"/>
-              <w:right w:w="57" w:type="dxa"/>
-            </w:tcMar>
-            <w:vAlign w:val="center"/>
-          </w:tcPr>
-          <w:p>
-            <w:pPr>
-              <w:jc w:val="center"/>
-              <w:rPr>
-                <w:rFonts w:ascii="Calibri" w:hAnsi="Calibri" w:cs="Calibri"/>
-                <w:color w:val="005B8C"/>
-                <w:sz w:val="19"/>
-                <w:szCs w:val="19"/>
+                <w:sz w:val="20"/>
+                <w:szCs w:val="20"/>
+              </w:rPr>
+            </w:pPr>
+          </w:p>
+        </w:tc>
+        <w:tc>
+          <w:tcPr>
+            <w:tcW w:w="906" w:type="dxa"/>
+            <w:gridSpan w:val="4"/>
+            <w:tcMar>
+              <w:top w:w="79" w:type="dxa"/>
+              <w:left w:w="57" w:type="dxa"/>
+              <w:bottom w:w="79" w:type="dxa"/>
+              <w:right w:w="57" w:type="dxa"/>
+            </w:tcMar>
+            <w:vAlign w:val="center"/>
+          </w:tcPr>
+          <w:p>
+            <w:pPr>
+              <w:jc w:val="center"/>
+              <w:rPr>
+                <w:rFonts w:ascii="Calibri" w:hAnsi="Calibri" w:cs="Calibri"/>
+                <w:color w:val="005B8C"/>
+                <w:sz w:val="20"/>
+                <w:szCs w:val="20"/>
+              </w:rPr>
+            </w:pPr>
+          </w:p>
+        </w:tc>
+        <w:tc>
+          <w:tcPr>
+            <w:tcW w:w="1417" w:type="dxa"/>
+            <w:gridSpan w:val="4"/>
+            <w:tcMar>
+              <w:top w:w="79" w:type="dxa"/>
+              <w:left w:w="57" w:type="dxa"/>
+              <w:bottom w:w="79" w:type="dxa"/>
+              <w:right w:w="57" w:type="dxa"/>
+            </w:tcMar>
+            <w:vAlign w:val="center"/>
+          </w:tcPr>
+          <w:p>
+            <w:pPr>
+              <w:jc w:val="center"/>
+              <w:rPr>
+                <w:rFonts w:ascii="Calibri" w:hAnsi="Calibri" w:cs="Calibri"/>
+                <w:color w:val="005B8C"/>
+                <w:sz w:val="20"/>
+                <w:szCs w:val="20"/>
               </w:rPr>
             </w:pPr>
           </w:p>
@@ -2200,8 +2212,8 @@
               <w:rPr>
                 <w:rFonts w:ascii="Calibri" w:hAnsi="Calibri" w:cs="Calibri"/>
                 <w:color w:val="005B8C"/>
-                <w:sz w:val="19"/>
-                <w:szCs w:val="19"/>
+                <w:sz w:val="20"/>
+                <w:szCs w:val="20"/>
               </w:rPr>
             </w:pPr>
           </w:p>
@@ -2209,30 +2221,30 @@
         <w:tc>
           <w:tcPr>
             <w:tcW w:w="4678" w:type="dxa"/>
-            <w:gridSpan w:val="14"/>
-            <w:tcMar>
-              <w:top w:w="79" w:type="dxa"/>
-              <w:left w:w="57" w:type="dxa"/>
-              <w:bottom w:w="79" w:type="dxa"/>
-              <w:right w:w="57" w:type="dxa"/>
-            </w:tcMar>
-            <w:vAlign w:val="center"/>
-          </w:tcPr>
-          <w:p>
-            <w:pPr>
-              <w:rPr>
-                <w:rFonts w:ascii="Calibri" w:hAnsi="Calibri" w:cs="Calibri"/>
-                <w:color w:val="005B8C"/>
-                <w:sz w:val="19"/>
-                <w:szCs w:val="19"/>
-              </w:rPr>
-            </w:pPr>
-            <w:r>
-              <w:rPr>
-                <w:rFonts w:ascii="Calibri" w:hAnsi="Calibri" w:cs="Calibri"/>
-                <w:color w:val="005B8C"/>
-                <w:sz w:val="19"/>
-                <w:szCs w:val="19"/>
+            <w:gridSpan w:val="17"/>
+            <w:tcMar>
+              <w:top w:w="79" w:type="dxa"/>
+              <w:left w:w="57" w:type="dxa"/>
+              <w:bottom w:w="79" w:type="dxa"/>
+              <w:right w:w="57" w:type="dxa"/>
+            </w:tcMar>
+            <w:vAlign w:val="center"/>
+          </w:tcPr>
+          <w:p>
+            <w:pPr>
+              <w:rPr>
+                <w:rFonts w:ascii="Calibri" w:hAnsi="Calibri" w:cs="Calibri"/>
+                <w:color w:val="005B8C"/>
+                <w:sz w:val="20"/>
+                <w:szCs w:val="20"/>
+              </w:rPr>
+            </w:pPr>
+            <w:r>
+              <w:rPr>
+                <w:rFonts w:ascii="Calibri" w:hAnsi="Calibri" w:cs="Calibri"/>
+                <w:color w:val="005B8C"/>
+                <w:sz w:val="20"/>
+                <w:szCs w:val="20"/>
               </w:rPr>
               <w:t>Violazione prescrizioni del Consorzio</w:t>
             </w:r>
@@ -2241,31 +2253,31 @@
         <w:tc>
           <w:tcPr>
             <w:tcW w:w="653" w:type="dxa"/>
-            <w:gridSpan w:val="2"/>
-            <w:tcMar>
-              <w:top w:w="79" w:type="dxa"/>
-              <w:left w:w="57" w:type="dxa"/>
-              <w:bottom w:w="79" w:type="dxa"/>
-              <w:right w:w="57" w:type="dxa"/>
-            </w:tcMar>
-            <w:vAlign w:val="center"/>
-          </w:tcPr>
-          <w:p>
-            <w:pPr>
-              <w:jc w:val="center"/>
-              <w:rPr>
-                <w:rFonts w:ascii="Calibri" w:hAnsi="Calibri" w:cs="Calibri"/>
-                <w:color w:val="005B8C"/>
-                <w:sz w:val="19"/>
-                <w:szCs w:val="19"/>
-              </w:rPr>
-            </w:pPr>
-            <w:r>
-              <w:rPr>
-                <w:rFonts w:ascii="Calibri" w:hAnsi="Calibri" w:cs="Calibri"/>
-                <w:color w:val="005B8C"/>
-                <w:sz w:val="19"/>
-                <w:szCs w:val="19"/>
+            <w:gridSpan w:val="3"/>
+            <w:tcMar>
+              <w:top w:w="79" w:type="dxa"/>
+              <w:left w:w="57" w:type="dxa"/>
+              <w:bottom w:w="79" w:type="dxa"/>
+              <w:right w:w="57" w:type="dxa"/>
+            </w:tcMar>
+            <w:vAlign w:val="center"/>
+          </w:tcPr>
+          <w:p>
+            <w:pPr>
+              <w:jc w:val="center"/>
+              <w:rPr>
+                <w:rFonts w:ascii="Calibri" w:hAnsi="Calibri" w:cs="Calibri"/>
+                <w:color w:val="005B8C"/>
+                <w:sz w:val="20"/>
+                <w:szCs w:val="20"/>
+              </w:rPr>
+            </w:pPr>
+            <w:r>
+              <w:rPr>
+                <w:rFonts w:ascii="Calibri" w:hAnsi="Calibri" w:cs="Calibri"/>
+                <w:color w:val="005B8C"/>
+                <w:sz w:val="20"/>
+                <w:szCs w:val="20"/>
               </w:rPr>
               <w:t>28</w:t>
             </w:r>
@@ -2274,23 +2286,23 @@
         <w:tc>
           <w:tcPr>
             <w:tcW w:w="992" w:type="dxa"/>
-            <w:gridSpan w:val="3"/>
-            <w:tcMar>
-              <w:top w:w="79" w:type="dxa"/>
-              <w:left w:w="57" w:type="dxa"/>
-              <w:bottom w:w="79" w:type="dxa"/>
-              <w:right w:w="57" w:type="dxa"/>
-            </w:tcMar>
-            <w:vAlign w:val="center"/>
-          </w:tcPr>
-          <w:p>
-            <w:pPr>
-              <w:jc w:val="center"/>
-              <w:rPr>
-                <w:rFonts w:ascii="Calibri" w:hAnsi="Calibri" w:cs="Calibri"/>
-                <w:color w:val="005B8C"/>
-                <w:sz w:val="19"/>
-                <w:szCs w:val="19"/>
+            <w:gridSpan w:val="4"/>
+            <w:tcMar>
+              <w:top w:w="79" w:type="dxa"/>
+              <w:left w:w="57" w:type="dxa"/>
+              <w:bottom w:w="79" w:type="dxa"/>
+              <w:right w:w="57" w:type="dxa"/>
+            </w:tcMar>
+            <w:vAlign w:val="center"/>
+          </w:tcPr>
+          <w:p>
+            <w:pPr>
+              <w:jc w:val="center"/>
+              <w:rPr>
+                <w:rFonts w:ascii="Calibri" w:hAnsi="Calibri" w:cs="Calibri"/>
+                <w:color w:val="005B8C"/>
+                <w:sz w:val="20"/>
+                <w:szCs w:val="20"/>
               </w:rPr>
             </w:pPr>
           </w:p>
@@ -2313,56 +2325,56 @@
               <w:rPr>
                 <w:rFonts w:ascii="Calibri" w:hAnsi="Calibri" w:cs="Calibri"/>
                 <w:color w:val="005B8C"/>
-                <w:sz w:val="19"/>
-                <w:szCs w:val="19"/>
-              </w:rPr>
-            </w:pPr>
-          </w:p>
-        </w:tc>
-        <w:tc>
-          <w:tcPr>
-            <w:tcW w:w="850" w:type="dxa"/>
-            <w:gridSpan w:val="3"/>
-            <w:tcMar>
-              <w:top w:w="79" w:type="dxa"/>
-              <w:left w:w="57" w:type="dxa"/>
-              <w:bottom w:w="79" w:type="dxa"/>
-              <w:right w:w="57" w:type="dxa"/>
-            </w:tcMar>
-            <w:vAlign w:val="center"/>
-          </w:tcPr>
-          <w:p>
-            <w:pPr>
-              <w:jc w:val="center"/>
-              <w:rPr>
-                <w:rFonts w:ascii="Calibri" w:hAnsi="Calibri" w:cs="Calibri"/>
-                <w:color w:val="005B8C"/>
-                <w:sz w:val="19"/>
-                <w:szCs w:val="19"/>
-              </w:rPr>
-            </w:pPr>
-          </w:p>
-        </w:tc>
-        <w:tc>
-          <w:tcPr>
-            <w:tcW w:w="1473" w:type="dxa"/>
-            <w:gridSpan w:val="3"/>
-            <w:tcMar>
-              <w:top w:w="79" w:type="dxa"/>
-              <w:left w:w="57" w:type="dxa"/>
-              <w:bottom w:w="79" w:type="dxa"/>
-              <w:right w:w="57" w:type="dxa"/>
-            </w:tcMar>
-            <w:vAlign w:val="center"/>
-          </w:tcPr>
-          <w:p>
-            <w:pPr>
-              <w:jc w:val="center"/>
-              <w:rPr>
-                <w:rFonts w:ascii="Calibri" w:hAnsi="Calibri" w:cs="Calibri"/>
-                <w:color w:val="005B8C"/>
-                <w:sz w:val="19"/>
-                <w:szCs w:val="19"/>
+                <w:sz w:val="20"/>
+                <w:szCs w:val="20"/>
+              </w:rPr>
+            </w:pPr>
+          </w:p>
+        </w:tc>
+        <w:tc>
+          <w:tcPr>
+            <w:tcW w:w="906" w:type="dxa"/>
+            <w:gridSpan w:val="4"/>
+            <w:tcMar>
+              <w:top w:w="79" w:type="dxa"/>
+              <w:left w:w="57" w:type="dxa"/>
+              <w:bottom w:w="79" w:type="dxa"/>
+              <w:right w:w="57" w:type="dxa"/>
+            </w:tcMar>
+            <w:vAlign w:val="center"/>
+          </w:tcPr>
+          <w:p>
+            <w:pPr>
+              <w:jc w:val="center"/>
+              <w:rPr>
+                <w:rFonts w:ascii="Calibri" w:hAnsi="Calibri" w:cs="Calibri"/>
+                <w:color w:val="005B8C"/>
+                <w:sz w:val="20"/>
+                <w:szCs w:val="20"/>
+              </w:rPr>
+            </w:pPr>
+          </w:p>
+        </w:tc>
+        <w:tc>
+          <w:tcPr>
+            <w:tcW w:w="1417" w:type="dxa"/>
+            <w:gridSpan w:val="4"/>
+            <w:tcMar>
+              <w:top w:w="79" w:type="dxa"/>
+              <w:left w:w="57" w:type="dxa"/>
+              <w:bottom w:w="79" w:type="dxa"/>
+              <w:right w:w="57" w:type="dxa"/>
+            </w:tcMar>
+            <w:vAlign w:val="center"/>
+          </w:tcPr>
+          <w:p>
+            <w:pPr>
+              <w:jc w:val="center"/>
+              <w:rPr>
+                <w:rFonts w:ascii="Calibri" w:hAnsi="Calibri" w:cs="Calibri"/>
+                <w:color w:val="005B8C"/>
+                <w:sz w:val="20"/>
+                <w:szCs w:val="20"/>
               </w:rPr>
             </w:pPr>
           </w:p>
@@ -2390,8 +2402,8 @@
               <w:rPr>
                 <w:rFonts w:ascii="Calibri" w:hAnsi="Calibri" w:cs="Calibri"/>
                 <w:color w:val="005B8C"/>
-                <w:sz w:val="19"/>
-                <w:szCs w:val="19"/>
+                <w:sz w:val="20"/>
+                <w:szCs w:val="20"/>
               </w:rPr>
             </w:pPr>
           </w:p>
@@ -2399,30 +2411,30 @@
         <w:tc>
           <w:tcPr>
             <w:tcW w:w="4678" w:type="dxa"/>
-            <w:gridSpan w:val="14"/>
-            <w:tcMar>
-              <w:top w:w="79" w:type="dxa"/>
-              <w:left w:w="57" w:type="dxa"/>
-              <w:bottom w:w="79" w:type="dxa"/>
-              <w:right w:w="57" w:type="dxa"/>
-            </w:tcMar>
-            <w:vAlign w:val="center"/>
-          </w:tcPr>
-          <w:p>
-            <w:pPr>
-              <w:rPr>
-                <w:rFonts w:ascii="Calibri" w:hAnsi="Calibri" w:cs="Calibri"/>
-                <w:color w:val="005B8C"/>
-                <w:sz w:val="19"/>
-                <w:szCs w:val="19"/>
-              </w:rPr>
-            </w:pPr>
-            <w:r>
-              <w:rPr>
-                <w:rFonts w:ascii="Calibri" w:hAnsi="Calibri" w:cs="Calibri"/>
-                <w:color w:val="005B8C"/>
-                <w:sz w:val="19"/>
-                <w:szCs w:val="19"/>
+            <w:gridSpan w:val="17"/>
+            <w:tcMar>
+              <w:top w:w="79" w:type="dxa"/>
+              <w:left w:w="57" w:type="dxa"/>
+              <w:bottom w:w="79" w:type="dxa"/>
+              <w:right w:w="57" w:type="dxa"/>
+            </w:tcMar>
+            <w:vAlign w:val="center"/>
+          </w:tcPr>
+          <w:p>
+            <w:pPr>
+              <w:rPr>
+                <w:rFonts w:ascii="Calibri" w:hAnsi="Calibri" w:cs="Calibri"/>
+                <w:color w:val="005B8C"/>
+                <w:sz w:val="20"/>
+                <w:szCs w:val="20"/>
+              </w:rPr>
+            </w:pPr>
+            <w:r>
+              <w:rPr>
+                <w:rFonts w:ascii="Calibri" w:hAnsi="Calibri" w:cs="Calibri"/>
+                <w:color w:val="005B8C"/>
+                <w:sz w:val="20"/>
+                <w:szCs w:val="20"/>
               </w:rPr>
               <w:t>Violazione termini restituzione attrezzature</w:t>
             </w:r>
@@ -2431,31 +2443,31 @@
         <w:tc>
           <w:tcPr>
             <w:tcW w:w="653" w:type="dxa"/>
-            <w:gridSpan w:val="2"/>
-            <w:tcMar>
-              <w:top w:w="79" w:type="dxa"/>
-              <w:left w:w="57" w:type="dxa"/>
-              <w:bottom w:w="79" w:type="dxa"/>
-              <w:right w:w="57" w:type="dxa"/>
-            </w:tcMar>
-            <w:vAlign w:val="center"/>
-          </w:tcPr>
-          <w:p>
-            <w:pPr>
-              <w:jc w:val="center"/>
-              <w:rPr>
-                <w:rFonts w:ascii="Calibri" w:hAnsi="Calibri" w:cs="Calibri"/>
-                <w:color w:val="005B8C"/>
-                <w:sz w:val="19"/>
-                <w:szCs w:val="19"/>
-              </w:rPr>
-            </w:pPr>
-            <w:r>
-              <w:rPr>
-                <w:rFonts w:ascii="Calibri" w:hAnsi="Calibri" w:cs="Calibri"/>
-                <w:color w:val="005B8C"/>
-                <w:sz w:val="19"/>
-                <w:szCs w:val="19"/>
+            <w:gridSpan w:val="3"/>
+            <w:tcMar>
+              <w:top w:w="79" w:type="dxa"/>
+              <w:left w:w="57" w:type="dxa"/>
+              <w:bottom w:w="79" w:type="dxa"/>
+              <w:right w:w="57" w:type="dxa"/>
+            </w:tcMar>
+            <w:vAlign w:val="center"/>
+          </w:tcPr>
+          <w:p>
+            <w:pPr>
+              <w:jc w:val="center"/>
+              <w:rPr>
+                <w:rFonts w:ascii="Calibri" w:hAnsi="Calibri" w:cs="Calibri"/>
+                <w:color w:val="005B8C"/>
+                <w:sz w:val="20"/>
+                <w:szCs w:val="20"/>
+              </w:rPr>
+            </w:pPr>
+            <w:r>
+              <w:rPr>
+                <w:rFonts w:ascii="Calibri" w:hAnsi="Calibri" w:cs="Calibri"/>
+                <w:color w:val="005B8C"/>
+                <w:sz w:val="20"/>
+                <w:szCs w:val="20"/>
               </w:rPr>
               <w:t>29</w:t>
             </w:r>
@@ -2464,23 +2476,23 @@
         <w:tc>
           <w:tcPr>
             <w:tcW w:w="992" w:type="dxa"/>
-            <w:gridSpan w:val="3"/>
-            <w:tcMar>
-              <w:top w:w="79" w:type="dxa"/>
-              <w:left w:w="57" w:type="dxa"/>
-              <w:bottom w:w="79" w:type="dxa"/>
-              <w:right w:w="57" w:type="dxa"/>
-            </w:tcMar>
-            <w:vAlign w:val="center"/>
-          </w:tcPr>
-          <w:p>
-            <w:pPr>
-              <w:jc w:val="center"/>
-              <w:rPr>
-                <w:rFonts w:ascii="Calibri" w:hAnsi="Calibri" w:cs="Calibri"/>
-                <w:color w:val="005B8C"/>
-                <w:sz w:val="19"/>
-                <w:szCs w:val="19"/>
+            <w:gridSpan w:val="4"/>
+            <w:tcMar>
+              <w:top w:w="79" w:type="dxa"/>
+              <w:left w:w="57" w:type="dxa"/>
+              <w:bottom w:w="79" w:type="dxa"/>
+              <w:right w:w="57" w:type="dxa"/>
+            </w:tcMar>
+            <w:vAlign w:val="center"/>
+          </w:tcPr>
+          <w:p>
+            <w:pPr>
+              <w:jc w:val="center"/>
+              <w:rPr>
+                <w:rFonts w:ascii="Calibri" w:hAnsi="Calibri" w:cs="Calibri"/>
+                <w:color w:val="005B8C"/>
+                <w:sz w:val="20"/>
+                <w:szCs w:val="20"/>
               </w:rPr>
             </w:pPr>
           </w:p>
@@ -2503,56 +2515,56 @@
               <w:rPr>
                 <w:rFonts w:ascii="Calibri" w:hAnsi="Calibri" w:cs="Calibri"/>
                 <w:color w:val="005B8C"/>
-                <w:sz w:val="19"/>
-                <w:szCs w:val="19"/>
-              </w:rPr>
-            </w:pPr>
-          </w:p>
-        </w:tc>
-        <w:tc>
-          <w:tcPr>
-            <w:tcW w:w="850" w:type="dxa"/>
-            <w:gridSpan w:val="3"/>
-            <w:tcMar>
-              <w:top w:w="79" w:type="dxa"/>
-              <w:left w:w="57" w:type="dxa"/>
-              <w:bottom w:w="79" w:type="dxa"/>
-              <w:right w:w="57" w:type="dxa"/>
-            </w:tcMar>
-            <w:vAlign w:val="center"/>
-          </w:tcPr>
-          <w:p>
-            <w:pPr>
-              <w:jc w:val="center"/>
-              <w:rPr>
-                <w:rFonts w:ascii="Calibri" w:hAnsi="Calibri" w:cs="Calibri"/>
-                <w:color w:val="005B8C"/>
-                <w:sz w:val="19"/>
-                <w:szCs w:val="19"/>
-              </w:rPr>
-            </w:pPr>
-          </w:p>
-        </w:tc>
-        <w:tc>
-          <w:tcPr>
-            <w:tcW w:w="1473" w:type="dxa"/>
-            <w:gridSpan w:val="3"/>
-            <w:tcMar>
-              <w:top w:w="79" w:type="dxa"/>
-              <w:left w:w="57" w:type="dxa"/>
-              <w:bottom w:w="79" w:type="dxa"/>
-              <w:right w:w="57" w:type="dxa"/>
-            </w:tcMar>
-            <w:vAlign w:val="center"/>
-          </w:tcPr>
-          <w:p>
-            <w:pPr>
-              <w:jc w:val="center"/>
-              <w:rPr>
-                <w:rFonts w:ascii="Calibri" w:hAnsi="Calibri" w:cs="Calibri"/>
-                <w:color w:val="005B8C"/>
-                <w:sz w:val="19"/>
-                <w:szCs w:val="19"/>
+                <w:sz w:val="20"/>
+                <w:szCs w:val="20"/>
+              </w:rPr>
+            </w:pPr>
+          </w:p>
+        </w:tc>
+        <w:tc>
+          <w:tcPr>
+            <w:tcW w:w="906" w:type="dxa"/>
+            <w:gridSpan w:val="4"/>
+            <w:tcMar>
+              <w:top w:w="79" w:type="dxa"/>
+              <w:left w:w="57" w:type="dxa"/>
+              <w:bottom w:w="79" w:type="dxa"/>
+              <w:right w:w="57" w:type="dxa"/>
+            </w:tcMar>
+            <w:vAlign w:val="center"/>
+          </w:tcPr>
+          <w:p>
+            <w:pPr>
+              <w:jc w:val="center"/>
+              <w:rPr>
+                <w:rFonts w:ascii="Calibri" w:hAnsi="Calibri" w:cs="Calibri"/>
+                <w:color w:val="005B8C"/>
+                <w:sz w:val="20"/>
+                <w:szCs w:val="20"/>
+              </w:rPr>
+            </w:pPr>
+          </w:p>
+        </w:tc>
+        <w:tc>
+          <w:tcPr>
+            <w:tcW w:w="1417" w:type="dxa"/>
+            <w:gridSpan w:val="4"/>
+            <w:tcMar>
+              <w:top w:w="79" w:type="dxa"/>
+              <w:left w:w="57" w:type="dxa"/>
+              <w:bottom w:w="79" w:type="dxa"/>
+              <w:right w:w="57" w:type="dxa"/>
+            </w:tcMar>
+            <w:vAlign w:val="center"/>
+          </w:tcPr>
+          <w:p>
+            <w:pPr>
+              <w:jc w:val="center"/>
+              <w:rPr>
+                <w:rFonts w:ascii="Calibri" w:hAnsi="Calibri" w:cs="Calibri"/>
+                <w:color w:val="005B8C"/>
+                <w:sz w:val="20"/>
+                <w:szCs w:val="20"/>
               </w:rPr>
             </w:pPr>
           </w:p>
@@ -2580,8 +2592,8 @@
               <w:rPr>
                 <w:rFonts w:ascii="Calibri" w:hAnsi="Calibri" w:cs="Calibri"/>
                 <w:color w:val="005B8C"/>
-                <w:sz w:val="19"/>
-                <w:szCs w:val="19"/>
+                <w:sz w:val="20"/>
+                <w:szCs w:val="20"/>
               </w:rPr>
             </w:pPr>
           </w:p>
@@ -2589,30 +2601,30 @@
         <w:tc>
           <w:tcPr>
             <w:tcW w:w="4678" w:type="dxa"/>
-            <w:gridSpan w:val="14"/>
-            <w:tcMar>
-              <w:top w:w="79" w:type="dxa"/>
-              <w:left w:w="57" w:type="dxa"/>
-              <w:bottom w:w="79" w:type="dxa"/>
-              <w:right w:w="57" w:type="dxa"/>
-            </w:tcMar>
-            <w:vAlign w:val="center"/>
-          </w:tcPr>
-          <w:p>
-            <w:pPr>
-              <w:rPr>
-                <w:rFonts w:ascii="Calibri" w:hAnsi="Calibri" w:cs="Calibri"/>
-                <w:color w:val="005B8C"/>
-                <w:sz w:val="19"/>
-                <w:szCs w:val="19"/>
-              </w:rPr>
-            </w:pPr>
-            <w:r>
-              <w:rPr>
-                <w:rFonts w:ascii="Calibri" w:hAnsi="Calibri" w:cs="Calibri"/>
-                <w:color w:val="005B8C"/>
-                <w:sz w:val="19"/>
-                <w:szCs w:val="19"/>
+            <w:gridSpan w:val="17"/>
+            <w:tcMar>
+              <w:top w:w="79" w:type="dxa"/>
+              <w:left w:w="57" w:type="dxa"/>
+              <w:bottom w:w="79" w:type="dxa"/>
+              <w:right w:w="57" w:type="dxa"/>
+            </w:tcMar>
+            <w:vAlign w:val="center"/>
+          </w:tcPr>
+          <w:p>
+            <w:pPr>
+              <w:rPr>
+                <w:rFonts w:ascii="Calibri" w:hAnsi="Calibri" w:cs="Calibri"/>
+                <w:color w:val="005B8C"/>
+                <w:sz w:val="20"/>
+                <w:szCs w:val="20"/>
+              </w:rPr>
+            </w:pPr>
+            <w:r>
+              <w:rPr>
+                <w:rFonts w:ascii="Calibri" w:hAnsi="Calibri" w:cs="Calibri"/>
+                <w:color w:val="005B8C"/>
+                <w:sz w:val="20"/>
+                <w:szCs w:val="20"/>
               </w:rPr>
               <w:t>Danneggiamento e/o perdita attrezzature</w:t>
             </w:r>
@@ -2621,31 +2633,31 @@
         <w:tc>
           <w:tcPr>
             <w:tcW w:w="653" w:type="dxa"/>
-            <w:gridSpan w:val="2"/>
-            <w:tcMar>
-              <w:top w:w="79" w:type="dxa"/>
-              <w:left w:w="57" w:type="dxa"/>
-              <w:bottom w:w="79" w:type="dxa"/>
-              <w:right w:w="57" w:type="dxa"/>
-            </w:tcMar>
-            <w:vAlign w:val="center"/>
-          </w:tcPr>
-          <w:p>
-            <w:pPr>
-              <w:jc w:val="center"/>
-              <w:rPr>
-                <w:rFonts w:ascii="Calibri" w:hAnsi="Calibri" w:cs="Calibri"/>
-                <w:color w:val="005B8C"/>
-                <w:sz w:val="19"/>
-                <w:szCs w:val="19"/>
-              </w:rPr>
-            </w:pPr>
-            <w:r>
-              <w:rPr>
-                <w:rFonts w:ascii="Calibri" w:hAnsi="Calibri" w:cs="Calibri"/>
-                <w:color w:val="005B8C"/>
-                <w:sz w:val="19"/>
-                <w:szCs w:val="19"/>
+            <w:gridSpan w:val="3"/>
+            <w:tcMar>
+              <w:top w:w="79" w:type="dxa"/>
+              <w:left w:w="57" w:type="dxa"/>
+              <w:bottom w:w="79" w:type="dxa"/>
+              <w:right w:w="57" w:type="dxa"/>
+            </w:tcMar>
+            <w:vAlign w:val="center"/>
+          </w:tcPr>
+          <w:p>
+            <w:pPr>
+              <w:jc w:val="center"/>
+              <w:rPr>
+                <w:rFonts w:ascii="Calibri" w:hAnsi="Calibri" w:cs="Calibri"/>
+                <w:color w:val="005B8C"/>
+                <w:sz w:val="20"/>
+                <w:szCs w:val="20"/>
+              </w:rPr>
+            </w:pPr>
+            <w:r>
+              <w:rPr>
+                <w:rFonts w:ascii="Calibri" w:hAnsi="Calibri" w:cs="Calibri"/>
+                <w:color w:val="005B8C"/>
+                <w:sz w:val="20"/>
+                <w:szCs w:val="20"/>
               </w:rPr>
               <w:t>30</w:t>
             </w:r>
@@ -2654,23 +2666,23 @@
         <w:tc>
           <w:tcPr>
             <w:tcW w:w="992" w:type="dxa"/>
-            <w:gridSpan w:val="3"/>
-            <w:tcMar>
-              <w:top w:w="79" w:type="dxa"/>
-              <w:left w:w="57" w:type="dxa"/>
-              <w:bottom w:w="79" w:type="dxa"/>
-              <w:right w:w="57" w:type="dxa"/>
-            </w:tcMar>
-            <w:vAlign w:val="center"/>
-          </w:tcPr>
-          <w:p>
-            <w:pPr>
-              <w:jc w:val="center"/>
-              <w:rPr>
-                <w:rFonts w:ascii="Calibri" w:hAnsi="Calibri" w:cs="Calibri"/>
-                <w:color w:val="005B8C"/>
-                <w:sz w:val="19"/>
-                <w:szCs w:val="19"/>
+            <w:gridSpan w:val="4"/>
+            <w:tcMar>
+              <w:top w:w="79" w:type="dxa"/>
+              <w:left w:w="57" w:type="dxa"/>
+              <w:bottom w:w="79" w:type="dxa"/>
+              <w:right w:w="57" w:type="dxa"/>
+            </w:tcMar>
+            <w:vAlign w:val="center"/>
+          </w:tcPr>
+          <w:p>
+            <w:pPr>
+              <w:jc w:val="center"/>
+              <w:rPr>
+                <w:rFonts w:ascii="Calibri" w:hAnsi="Calibri" w:cs="Calibri"/>
+                <w:color w:val="005B8C"/>
+                <w:sz w:val="20"/>
+                <w:szCs w:val="20"/>
               </w:rPr>
             </w:pPr>
           </w:p>
@@ -2693,56 +2705,56 @@
               <w:rPr>
                 <w:rFonts w:ascii="Calibri" w:hAnsi="Calibri" w:cs="Calibri"/>
                 <w:color w:val="005B8C"/>
-                <w:sz w:val="19"/>
-                <w:szCs w:val="19"/>
-              </w:rPr>
-            </w:pPr>
-          </w:p>
-        </w:tc>
-        <w:tc>
-          <w:tcPr>
-            <w:tcW w:w="850" w:type="dxa"/>
-            <w:gridSpan w:val="3"/>
-            <w:tcMar>
-              <w:top w:w="79" w:type="dxa"/>
-              <w:left w:w="57" w:type="dxa"/>
-              <w:bottom w:w="79" w:type="dxa"/>
-              <w:right w:w="57" w:type="dxa"/>
-            </w:tcMar>
-            <w:vAlign w:val="center"/>
-          </w:tcPr>
-          <w:p>
-            <w:pPr>
-              <w:jc w:val="center"/>
-              <w:rPr>
-                <w:rFonts w:ascii="Calibri" w:hAnsi="Calibri" w:cs="Calibri"/>
-                <w:color w:val="005B8C"/>
-                <w:sz w:val="19"/>
-                <w:szCs w:val="19"/>
-              </w:rPr>
-            </w:pPr>
-          </w:p>
-        </w:tc>
-        <w:tc>
-          <w:tcPr>
-            <w:tcW w:w="1473" w:type="dxa"/>
-            <w:gridSpan w:val="3"/>
-            <w:tcMar>
-              <w:top w:w="79" w:type="dxa"/>
-              <w:left w:w="57" w:type="dxa"/>
-              <w:bottom w:w="79" w:type="dxa"/>
-              <w:right w:w="57" w:type="dxa"/>
-            </w:tcMar>
-            <w:vAlign w:val="center"/>
-          </w:tcPr>
-          <w:p>
-            <w:pPr>
-              <w:jc w:val="center"/>
-              <w:rPr>
-                <w:rFonts w:ascii="Calibri" w:hAnsi="Calibri" w:cs="Calibri"/>
-                <w:color w:val="005B8C"/>
-                <w:sz w:val="19"/>
-                <w:szCs w:val="19"/>
+                <w:sz w:val="20"/>
+                <w:szCs w:val="20"/>
+              </w:rPr>
+            </w:pPr>
+          </w:p>
+        </w:tc>
+        <w:tc>
+          <w:tcPr>
+            <w:tcW w:w="906" w:type="dxa"/>
+            <w:gridSpan w:val="4"/>
+            <w:tcMar>
+              <w:top w:w="79" w:type="dxa"/>
+              <w:left w:w="57" w:type="dxa"/>
+              <w:bottom w:w="79" w:type="dxa"/>
+              <w:right w:w="57" w:type="dxa"/>
+            </w:tcMar>
+            <w:vAlign w:val="center"/>
+          </w:tcPr>
+          <w:p>
+            <w:pPr>
+              <w:jc w:val="center"/>
+              <w:rPr>
+                <w:rFonts w:ascii="Calibri" w:hAnsi="Calibri" w:cs="Calibri"/>
+                <w:color w:val="005B8C"/>
+                <w:sz w:val="20"/>
+                <w:szCs w:val="20"/>
+              </w:rPr>
+            </w:pPr>
+          </w:p>
+        </w:tc>
+        <w:tc>
+          <w:tcPr>
+            <w:tcW w:w="1417" w:type="dxa"/>
+            <w:gridSpan w:val="4"/>
+            <w:tcMar>
+              <w:top w:w="79" w:type="dxa"/>
+              <w:left w:w="57" w:type="dxa"/>
+              <w:bottom w:w="79" w:type="dxa"/>
+              <w:right w:w="57" w:type="dxa"/>
+            </w:tcMar>
+            <w:vAlign w:val="center"/>
+          </w:tcPr>
+          <w:p>
+            <w:pPr>
+              <w:jc w:val="center"/>
+              <w:rPr>
+                <w:rFonts w:ascii="Calibri" w:hAnsi="Calibri" w:cs="Calibri"/>
+                <w:color w:val="005B8C"/>
+                <w:sz w:val="20"/>
+                <w:szCs w:val="20"/>
               </w:rPr>
             </w:pPr>
           </w:p>
@@ -2770,8 +2782,8 @@
               <w:rPr>
                 <w:rFonts w:ascii="Calibri" w:hAnsi="Calibri" w:cs="Calibri"/>
                 <w:color w:val="005B8C"/>
-                <w:sz w:val="19"/>
-                <w:szCs w:val="19"/>
+                <w:sz w:val="20"/>
+                <w:szCs w:val="20"/>
               </w:rPr>
             </w:pPr>
           </w:p>
@@ -2779,30 +2791,30 @@
         <w:tc>
           <w:tcPr>
             <w:tcW w:w="4678" w:type="dxa"/>
-            <w:gridSpan w:val="14"/>
-            <w:tcMar>
-              <w:top w:w="79" w:type="dxa"/>
-              <w:left w:w="57" w:type="dxa"/>
-              <w:bottom w:w="79" w:type="dxa"/>
-              <w:right w:w="57" w:type="dxa"/>
-            </w:tcMar>
-            <w:vAlign w:val="center"/>
-          </w:tcPr>
-          <w:p>
-            <w:pPr>
-              <w:rPr>
-                <w:rFonts w:ascii="Calibri" w:hAnsi="Calibri" w:cs="Calibri"/>
-                <w:color w:val="005B8C"/>
-                <w:sz w:val="19"/>
-                <w:szCs w:val="19"/>
-              </w:rPr>
-            </w:pPr>
-            <w:r>
-              <w:rPr>
-                <w:rFonts w:ascii="Calibri" w:hAnsi="Calibri" w:cs="Calibri"/>
-                <w:color w:val="005B8C"/>
-                <w:sz w:val="19"/>
-                <w:szCs w:val="19"/>
+            <w:gridSpan w:val="17"/>
+            <w:tcMar>
+              <w:top w:w="79" w:type="dxa"/>
+              <w:left w:w="57" w:type="dxa"/>
+              <w:bottom w:w="79" w:type="dxa"/>
+              <w:right w:w="57" w:type="dxa"/>
+            </w:tcMar>
+            <w:vAlign w:val="center"/>
+          </w:tcPr>
+          <w:p>
+            <w:pPr>
+              <w:rPr>
+                <w:rFonts w:ascii="Calibri" w:hAnsi="Calibri" w:cs="Calibri"/>
+                <w:color w:val="005B8C"/>
+                <w:sz w:val="20"/>
+                <w:szCs w:val="20"/>
+              </w:rPr>
+            </w:pPr>
+            <w:r>
+              <w:rPr>
+                <w:rFonts w:ascii="Calibri" w:hAnsi="Calibri" w:cs="Calibri"/>
+                <w:color w:val="005B8C"/>
+                <w:sz w:val="20"/>
+                <w:szCs w:val="20"/>
               </w:rPr>
               <w:t>Mancata segnalazione guasti</w:t>
             </w:r>
@@ -2811,31 +2823,31 @@
         <w:tc>
           <w:tcPr>
             <w:tcW w:w="653" w:type="dxa"/>
-            <w:gridSpan w:val="2"/>
-            <w:tcMar>
-              <w:top w:w="79" w:type="dxa"/>
-              <w:left w:w="57" w:type="dxa"/>
-              <w:bottom w:w="79" w:type="dxa"/>
-              <w:right w:w="57" w:type="dxa"/>
-            </w:tcMar>
-            <w:vAlign w:val="center"/>
-          </w:tcPr>
-          <w:p>
-            <w:pPr>
-              <w:jc w:val="center"/>
-              <w:rPr>
-                <w:rFonts w:ascii="Calibri" w:hAnsi="Calibri" w:cs="Calibri"/>
-                <w:color w:val="005B8C"/>
-                <w:sz w:val="19"/>
-                <w:szCs w:val="19"/>
-              </w:rPr>
-            </w:pPr>
-            <w:r>
-              <w:rPr>
-                <w:rFonts w:ascii="Calibri" w:hAnsi="Calibri" w:cs="Calibri"/>
-                <w:color w:val="005B8C"/>
-                <w:sz w:val="19"/>
-                <w:szCs w:val="19"/>
+            <w:gridSpan w:val="3"/>
+            <w:tcMar>
+              <w:top w:w="79" w:type="dxa"/>
+              <w:left w:w="57" w:type="dxa"/>
+              <w:bottom w:w="79" w:type="dxa"/>
+              <w:right w:w="57" w:type="dxa"/>
+            </w:tcMar>
+            <w:vAlign w:val="center"/>
+          </w:tcPr>
+          <w:p>
+            <w:pPr>
+              <w:jc w:val="center"/>
+              <w:rPr>
+                <w:rFonts w:ascii="Calibri" w:hAnsi="Calibri" w:cs="Calibri"/>
+                <w:color w:val="005B8C"/>
+                <w:sz w:val="20"/>
+                <w:szCs w:val="20"/>
+              </w:rPr>
+            </w:pPr>
+            <w:r>
+              <w:rPr>
+                <w:rFonts w:ascii="Calibri" w:hAnsi="Calibri" w:cs="Calibri"/>
+                <w:color w:val="005B8C"/>
+                <w:sz w:val="20"/>
+                <w:szCs w:val="20"/>
               </w:rPr>
               <w:t>31</w:t>
             </w:r>
@@ -2844,23 +2856,23 @@
         <w:tc>
           <w:tcPr>
             <w:tcW w:w="992" w:type="dxa"/>
-            <w:gridSpan w:val="3"/>
-            <w:tcMar>
-              <w:top w:w="79" w:type="dxa"/>
-              <w:left w:w="57" w:type="dxa"/>
-              <w:bottom w:w="79" w:type="dxa"/>
-              <w:right w:w="57" w:type="dxa"/>
-            </w:tcMar>
-            <w:vAlign w:val="center"/>
-          </w:tcPr>
-          <w:p>
-            <w:pPr>
-              <w:jc w:val="center"/>
-              <w:rPr>
-                <w:rFonts w:ascii="Calibri" w:hAnsi="Calibri" w:cs="Calibri"/>
-                <w:color w:val="005B8C"/>
-                <w:sz w:val="19"/>
-                <w:szCs w:val="19"/>
+            <w:gridSpan w:val="4"/>
+            <w:tcMar>
+              <w:top w:w="79" w:type="dxa"/>
+              <w:left w:w="57" w:type="dxa"/>
+              <w:bottom w:w="79" w:type="dxa"/>
+              <w:right w:w="57" w:type="dxa"/>
+            </w:tcMar>
+            <w:vAlign w:val="center"/>
+          </w:tcPr>
+          <w:p>
+            <w:pPr>
+              <w:jc w:val="center"/>
+              <w:rPr>
+                <w:rFonts w:ascii="Calibri" w:hAnsi="Calibri" w:cs="Calibri"/>
+                <w:color w:val="005B8C"/>
+                <w:sz w:val="20"/>
+                <w:szCs w:val="20"/>
               </w:rPr>
             </w:pPr>
           </w:p>
@@ -2883,56 +2895,56 @@
               <w:rPr>
                 <w:rFonts w:ascii="Calibri" w:hAnsi="Calibri" w:cs="Calibri"/>
                 <w:color w:val="005B8C"/>
-                <w:sz w:val="19"/>
-                <w:szCs w:val="19"/>
-              </w:rPr>
-            </w:pPr>
-          </w:p>
-        </w:tc>
-        <w:tc>
-          <w:tcPr>
-            <w:tcW w:w="850" w:type="dxa"/>
-            <w:gridSpan w:val="3"/>
-            <w:tcMar>
-              <w:top w:w="79" w:type="dxa"/>
-              <w:left w:w="57" w:type="dxa"/>
-              <w:bottom w:w="79" w:type="dxa"/>
-              <w:right w:w="57" w:type="dxa"/>
-            </w:tcMar>
-            <w:vAlign w:val="center"/>
-          </w:tcPr>
-          <w:p>
-            <w:pPr>
-              <w:jc w:val="center"/>
-              <w:rPr>
-                <w:rFonts w:ascii="Calibri" w:hAnsi="Calibri" w:cs="Calibri"/>
-                <w:color w:val="005B8C"/>
-                <w:sz w:val="19"/>
-                <w:szCs w:val="19"/>
-              </w:rPr>
-            </w:pPr>
-          </w:p>
-        </w:tc>
-        <w:tc>
-          <w:tcPr>
-            <w:tcW w:w="1473" w:type="dxa"/>
-            <w:gridSpan w:val="3"/>
-            <w:tcMar>
-              <w:top w:w="79" w:type="dxa"/>
-              <w:left w:w="57" w:type="dxa"/>
-              <w:bottom w:w="79" w:type="dxa"/>
-              <w:right w:w="57" w:type="dxa"/>
-            </w:tcMar>
-            <w:vAlign w:val="center"/>
-          </w:tcPr>
-          <w:p>
-            <w:pPr>
-              <w:jc w:val="center"/>
-              <w:rPr>
-                <w:rFonts w:ascii="Calibri" w:hAnsi="Calibri" w:cs="Calibri"/>
-                <w:color w:val="005B8C"/>
-                <w:sz w:val="19"/>
-                <w:szCs w:val="19"/>
+                <w:sz w:val="20"/>
+                <w:szCs w:val="20"/>
+              </w:rPr>
+            </w:pPr>
+          </w:p>
+        </w:tc>
+        <w:tc>
+          <w:tcPr>
+            <w:tcW w:w="906" w:type="dxa"/>
+            <w:gridSpan w:val="4"/>
+            <w:tcMar>
+              <w:top w:w="79" w:type="dxa"/>
+              <w:left w:w="57" w:type="dxa"/>
+              <w:bottom w:w="79" w:type="dxa"/>
+              <w:right w:w="57" w:type="dxa"/>
+            </w:tcMar>
+            <w:vAlign w:val="center"/>
+          </w:tcPr>
+          <w:p>
+            <w:pPr>
+              <w:jc w:val="center"/>
+              <w:rPr>
+                <w:rFonts w:ascii="Calibri" w:hAnsi="Calibri" w:cs="Calibri"/>
+                <w:color w:val="005B8C"/>
+                <w:sz w:val="20"/>
+                <w:szCs w:val="20"/>
+              </w:rPr>
+            </w:pPr>
+          </w:p>
+        </w:tc>
+        <w:tc>
+          <w:tcPr>
+            <w:tcW w:w="1417" w:type="dxa"/>
+            <w:gridSpan w:val="4"/>
+            <w:tcMar>
+              <w:top w:w="79" w:type="dxa"/>
+              <w:left w:w="57" w:type="dxa"/>
+              <w:bottom w:w="79" w:type="dxa"/>
+              <w:right w:w="57" w:type="dxa"/>
+            </w:tcMar>
+            <w:vAlign w:val="center"/>
+          </w:tcPr>
+          <w:p>
+            <w:pPr>
+              <w:jc w:val="center"/>
+              <w:rPr>
+                <w:rFonts w:ascii="Calibri" w:hAnsi="Calibri" w:cs="Calibri"/>
+                <w:color w:val="005B8C"/>
+                <w:sz w:val="20"/>
+                <w:szCs w:val="20"/>
               </w:rPr>
             </w:pPr>
           </w:p>
@@ -2962,8 +2974,8 @@
                 <w:b/>
                 <w:bCs/>
                 <w:color w:val="005B8C"/>
-                <w:sz w:val="19"/>
-                <w:szCs w:val="19"/>
+                <w:sz w:val="20"/>
+                <w:szCs w:val="20"/>
               </w:rPr>
             </w:pPr>
           </w:p>
@@ -2971,7 +2983,7 @@
         <w:tc>
           <w:tcPr>
             <w:tcW w:w="4678" w:type="dxa"/>
-            <w:gridSpan w:val="14"/>
+            <w:gridSpan w:val="17"/>
             <w:tcMar>
               <w:top w:w="79" w:type="dxa"/>
               <w:left w:w="57" w:type="dxa"/>
@@ -2987,16 +2999,16 @@
                 <w:b/>
                 <w:bCs/>
                 <w:color w:val="005B8C"/>
-                <w:sz w:val="19"/>
-                <w:szCs w:val="19"/>
-              </w:rPr>
-            </w:pPr>
-            <w:r>
-              <w:rPr>
-                <w:rFonts w:ascii="Calibri" w:hAnsi="Calibri" w:cs="Calibri"/>
-                <w:color w:val="005B8C"/>
-                <w:sz w:val="19"/>
-                <w:szCs w:val="19"/>
+                <w:sz w:val="20"/>
+                <w:szCs w:val="20"/>
+              </w:rPr>
+            </w:pPr>
+            <w:r>
+              <w:rPr>
+                <w:rFonts w:ascii="Calibri" w:hAnsi="Calibri" w:cs="Calibri"/>
+                <w:color w:val="005B8C"/>
+                <w:sz w:val="20"/>
+                <w:szCs w:val="20"/>
               </w:rPr>
               <w:t>Negato accesso ai fondi (al consorziato)</w:t>
             </w:r>
@@ -3005,7 +3017,7 @@
         <w:tc>
           <w:tcPr>
             <w:tcW w:w="653" w:type="dxa"/>
-            <w:gridSpan w:val="2"/>
+            <w:gridSpan w:val="3"/>
             <w:tcMar>
               <w:top w:w="79" w:type="dxa"/>
               <w:left w:w="57" w:type="dxa"/>
@@ -3022,16 +3034,16 @@
                 <w:b/>
                 <w:bCs/>
                 <w:color w:val="005B8C"/>
-                <w:sz w:val="19"/>
-                <w:szCs w:val="19"/>
-              </w:rPr>
-            </w:pPr>
-            <w:r>
-              <w:rPr>
-                <w:rFonts w:ascii="Calibri" w:hAnsi="Calibri" w:cs="Calibri"/>
-                <w:color w:val="005B8C"/>
-                <w:sz w:val="19"/>
-                <w:szCs w:val="19"/>
+                <w:sz w:val="20"/>
+                <w:szCs w:val="20"/>
+              </w:rPr>
+            </w:pPr>
+            <w:r>
+              <w:rPr>
+                <w:rFonts w:ascii="Calibri" w:hAnsi="Calibri" w:cs="Calibri"/>
+                <w:color w:val="005B8C"/>
+                <w:sz w:val="20"/>
+                <w:szCs w:val="20"/>
               </w:rPr>
               <w:t>32</w:t>
             </w:r>
@@ -3040,7 +3052,7 @@
         <w:tc>
           <w:tcPr>
             <w:tcW w:w="992" w:type="dxa"/>
-            <w:gridSpan w:val="3"/>
+            <w:gridSpan w:val="4"/>
             <w:tcMar>
               <w:top w:w="79" w:type="dxa"/>
               <w:left w:w="57" w:type="dxa"/>
@@ -3057,8 +3069,8 @@
                 <w:b/>
                 <w:bCs/>
                 <w:color w:val="005B8C"/>
-                <w:sz w:val="19"/>
-                <w:szCs w:val="19"/>
+                <w:sz w:val="20"/>
+                <w:szCs w:val="20"/>
               </w:rPr>
             </w:pPr>
           </w:p>
@@ -3083,16 +3095,16 @@
                 <w:b/>
                 <w:bCs/>
                 <w:color w:val="005B8C"/>
-                <w:sz w:val="19"/>
-                <w:szCs w:val="19"/>
-              </w:rPr>
-            </w:pPr>
-          </w:p>
-        </w:tc>
-        <w:tc>
-          <w:tcPr>
-            <w:tcW w:w="850" w:type="dxa"/>
-            <w:gridSpan w:val="3"/>
+                <w:sz w:val="20"/>
+                <w:szCs w:val="20"/>
+              </w:rPr>
+            </w:pPr>
+          </w:p>
+        </w:tc>
+        <w:tc>
+          <w:tcPr>
+            <w:tcW w:w="906" w:type="dxa"/>
+            <w:gridSpan w:val="4"/>
             <w:tcMar>
               <w:top w:w="79" w:type="dxa"/>
               <w:left w:w="57" w:type="dxa"/>
@@ -3109,16 +3121,16 @@
                 <w:b/>
                 <w:bCs/>
                 <w:color w:val="005B8C"/>
-                <w:sz w:val="19"/>
-                <w:szCs w:val="19"/>
-              </w:rPr>
-            </w:pPr>
-          </w:p>
-        </w:tc>
-        <w:tc>
-          <w:tcPr>
-            <w:tcW w:w="1473" w:type="dxa"/>
-            <w:gridSpan w:val="3"/>
+                <w:sz w:val="20"/>
+                <w:szCs w:val="20"/>
+              </w:rPr>
+            </w:pPr>
+          </w:p>
+        </w:tc>
+        <w:tc>
+          <w:tcPr>
+            <w:tcW w:w="1417" w:type="dxa"/>
+            <w:gridSpan w:val="4"/>
             <w:tcMar>
               <w:top w:w="79" w:type="dxa"/>
               <w:left w:w="57" w:type="dxa"/>
@@ -3135,8 +3147,8 @@
                 <w:b/>
                 <w:bCs/>
                 <w:color w:val="005B8C"/>
-                <w:sz w:val="19"/>
-                <w:szCs w:val="19"/>
+                <w:sz w:val="20"/>
+                <w:szCs w:val="20"/>
               </w:rPr>
             </w:pPr>
           </w:p>
@@ -3166,8 +3178,8 @@
                 <w:b/>
                 <w:bCs/>
                 <w:color w:val="005B8C"/>
-                <w:sz w:val="19"/>
-                <w:szCs w:val="19"/>
+                <w:sz w:val="20"/>
+                <w:szCs w:val="20"/>
               </w:rPr>
             </w:pPr>
           </w:p>
@@ -3175,7 +3187,7 @@
         <w:tc>
           <w:tcPr>
             <w:tcW w:w="4678" w:type="dxa"/>
-            <w:gridSpan w:val="14"/>
+            <w:gridSpan w:val="17"/>
             <w:tcMar>
               <w:top w:w="79" w:type="dxa"/>
               <w:left w:w="57" w:type="dxa"/>
@@ -3191,16 +3203,16 @@
                 <w:b/>
                 <w:bCs/>
                 <w:color w:val="005B8C"/>
-                <w:sz w:val="19"/>
-                <w:szCs w:val="19"/>
-              </w:rPr>
-            </w:pPr>
-            <w:r>
-              <w:rPr>
-                <w:rFonts w:ascii="Calibri" w:hAnsi="Calibri" w:cs="Calibri"/>
-                <w:color w:val="005B8C"/>
-                <w:sz w:val="19"/>
-                <w:szCs w:val="19"/>
+                <w:sz w:val="20"/>
+                <w:szCs w:val="20"/>
+              </w:rPr>
+            </w:pPr>
+            <w:r>
+              <w:rPr>
+                <w:rFonts w:ascii="Calibri" w:hAnsi="Calibri" w:cs="Calibri"/>
+                <w:color w:val="005B8C"/>
+                <w:sz w:val="20"/>
+                <w:szCs w:val="20"/>
               </w:rPr>
               <w:t>Inosservanza limiti temporali di prelievo</w:t>
             </w:r>
@@ -3209,7 +3221,7 @@
         <w:tc>
           <w:tcPr>
             <w:tcW w:w="653" w:type="dxa"/>
-            <w:gridSpan w:val="2"/>
+            <w:gridSpan w:val="3"/>
             <w:tcMar>
               <w:top w:w="79" w:type="dxa"/>
               <w:left w:w="57" w:type="dxa"/>
@@ -3226,16 +3238,16 @@
                 <w:b/>
                 <w:bCs/>
                 <w:color w:val="005B8C"/>
-                <w:sz w:val="19"/>
-                <w:szCs w:val="19"/>
-              </w:rPr>
-            </w:pPr>
-            <w:r>
-              <w:rPr>
-                <w:rFonts w:ascii="Calibri" w:hAnsi="Calibri" w:cs="Calibri"/>
-                <w:color w:val="005B8C"/>
-                <w:sz w:val="19"/>
-                <w:szCs w:val="19"/>
+                <w:sz w:val="20"/>
+                <w:szCs w:val="20"/>
+              </w:rPr>
+            </w:pPr>
+            <w:r>
+              <w:rPr>
+                <w:rFonts w:ascii="Calibri" w:hAnsi="Calibri" w:cs="Calibri"/>
+                <w:color w:val="005B8C"/>
+                <w:sz w:val="20"/>
+                <w:szCs w:val="20"/>
               </w:rPr>
               <w:t>33</w:t>
             </w:r>
@@ -3244,7 +3256,7 @@
         <w:tc>
           <w:tcPr>
             <w:tcW w:w="992" w:type="dxa"/>
-            <w:gridSpan w:val="3"/>
+            <w:gridSpan w:val="4"/>
             <w:tcMar>
               <w:top w:w="79" w:type="dxa"/>
               <w:left w:w="57" w:type="dxa"/>
@@ -3261,8 +3273,8 @@
                 <w:b/>
                 <w:bCs/>
                 <w:color w:val="005B8C"/>
-                <w:sz w:val="19"/>
-                <w:szCs w:val="19"/>
+                <w:sz w:val="20"/>
+                <w:szCs w:val="20"/>
               </w:rPr>
             </w:pPr>
           </w:p>
@@ -3287,16 +3299,16 @@
                 <w:b/>
                 <w:bCs/>
                 <w:color w:val="005B8C"/>
-                <w:sz w:val="19"/>
-                <w:szCs w:val="19"/>
-              </w:rPr>
-            </w:pPr>
-          </w:p>
-        </w:tc>
-        <w:tc>
-          <w:tcPr>
-            <w:tcW w:w="850" w:type="dxa"/>
-            <w:gridSpan w:val="3"/>
+                <w:sz w:val="20"/>
+                <w:szCs w:val="20"/>
+              </w:rPr>
+            </w:pPr>
+          </w:p>
+        </w:tc>
+        <w:tc>
+          <w:tcPr>
+            <w:tcW w:w="906" w:type="dxa"/>
+            <w:gridSpan w:val="4"/>
             <w:tcMar>
               <w:top w:w="79" w:type="dxa"/>
               <w:left w:w="57" w:type="dxa"/>
@@ -3313,16 +3325,16 @@
                 <w:b/>
                 <w:bCs/>
                 <w:color w:val="005B8C"/>
-                <w:sz w:val="19"/>
-                <w:szCs w:val="19"/>
-              </w:rPr>
-            </w:pPr>
-          </w:p>
-        </w:tc>
-        <w:tc>
-          <w:tcPr>
-            <w:tcW w:w="1473" w:type="dxa"/>
-            <w:gridSpan w:val="3"/>
+                <w:sz w:val="20"/>
+                <w:szCs w:val="20"/>
+              </w:rPr>
+            </w:pPr>
+          </w:p>
+        </w:tc>
+        <w:tc>
+          <w:tcPr>
+            <w:tcW w:w="1417" w:type="dxa"/>
+            <w:gridSpan w:val="4"/>
             <w:tcMar>
               <w:top w:w="79" w:type="dxa"/>
               <w:left w:w="57" w:type="dxa"/>
@@ -3339,8 +3351,8 @@
                 <w:b/>
                 <w:bCs/>
                 <w:color w:val="005B8C"/>
-                <w:sz w:val="19"/>
-                <w:szCs w:val="19"/>
+                <w:sz w:val="20"/>
+                <w:szCs w:val="20"/>
               </w:rPr>
             </w:pPr>
           </w:p>
@@ -3370,8 +3382,8 @@
                 <w:b/>
                 <w:bCs/>
                 <w:color w:val="005B8C"/>
-                <w:sz w:val="19"/>
-                <w:szCs w:val="19"/>
+                <w:sz w:val="20"/>
+                <w:szCs w:val="20"/>
               </w:rPr>
             </w:pPr>
           </w:p>
@@ -3379,7 +3391,7 @@
         <w:tc>
           <w:tcPr>
             <w:tcW w:w="4678" w:type="dxa"/>
-            <w:gridSpan w:val="14"/>
+            <w:gridSpan w:val="17"/>
             <w:tcMar>
               <w:top w:w="79" w:type="dxa"/>
               <w:left w:w="57" w:type="dxa"/>
@@ -3395,16 +3407,16 @@
                 <w:b/>
                 <w:bCs/>
                 <w:color w:val="005B8C"/>
-                <w:sz w:val="19"/>
-                <w:szCs w:val="19"/>
-              </w:rPr>
-            </w:pPr>
-            <w:r>
-              <w:rPr>
-                <w:rFonts w:ascii="Calibri" w:hAnsi="Calibri" w:cs="Calibri"/>
-                <w:color w:val="005B8C"/>
-                <w:sz w:val="19"/>
-                <w:szCs w:val="19"/>
+                <w:sz w:val="20"/>
+                <w:szCs w:val="20"/>
+              </w:rPr>
+            </w:pPr>
+            <w:r>
+              <w:rPr>
+                <w:rFonts w:ascii="Calibri" w:hAnsi="Calibri" w:cs="Calibri"/>
+                <w:color w:val="005B8C"/>
+                <w:sz w:val="20"/>
+                <w:szCs w:val="20"/>
               </w:rPr>
               <w:t>Interferenze</w:t>
             </w:r>
@@ -3413,7 +3425,7 @@
         <w:tc>
           <w:tcPr>
             <w:tcW w:w="653" w:type="dxa"/>
-            <w:gridSpan w:val="2"/>
+            <w:gridSpan w:val="3"/>
             <w:tcMar>
               <w:top w:w="79" w:type="dxa"/>
               <w:left w:w="57" w:type="dxa"/>
@@ -3430,16 +3442,16 @@
                 <w:b/>
                 <w:bCs/>
                 <w:color w:val="005B8C"/>
-                <w:sz w:val="19"/>
-                <w:szCs w:val="19"/>
-              </w:rPr>
-            </w:pPr>
-            <w:r>
-              <w:rPr>
-                <w:rFonts w:ascii="Calibri" w:hAnsi="Calibri" w:cs="Calibri"/>
-                <w:color w:val="005B8C"/>
-                <w:sz w:val="19"/>
-                <w:szCs w:val="19"/>
+                <w:sz w:val="20"/>
+                <w:szCs w:val="20"/>
+              </w:rPr>
+            </w:pPr>
+            <w:r>
+              <w:rPr>
+                <w:rFonts w:ascii="Calibri" w:hAnsi="Calibri" w:cs="Calibri"/>
+                <w:color w:val="005B8C"/>
+                <w:sz w:val="20"/>
+                <w:szCs w:val="20"/>
               </w:rPr>
               <w:t>34</w:t>
             </w:r>
@@ -3448,7 +3460,7 @@
         <w:tc>
           <w:tcPr>
             <w:tcW w:w="992" w:type="dxa"/>
-            <w:gridSpan w:val="3"/>
+            <w:gridSpan w:val="4"/>
             <w:tcMar>
               <w:top w:w="79" w:type="dxa"/>
               <w:left w:w="57" w:type="dxa"/>
@@ -3465,8 +3477,8 @@
                 <w:b/>
                 <w:bCs/>
                 <w:color w:val="005B8C"/>
-                <w:sz w:val="19"/>
-                <w:szCs w:val="19"/>
+                <w:sz w:val="20"/>
+                <w:szCs w:val="20"/>
               </w:rPr>
             </w:pPr>
           </w:p>
@@ -3491,16 +3503,16 @@
                 <w:b/>
                 <w:bCs/>
                 <w:color w:val="005B8C"/>
-                <w:sz w:val="19"/>
-                <w:szCs w:val="19"/>
-              </w:rPr>
-            </w:pPr>
-          </w:p>
-        </w:tc>
-        <w:tc>
-          <w:tcPr>
-            <w:tcW w:w="850" w:type="dxa"/>
-            <w:gridSpan w:val="3"/>
+                <w:sz w:val="20"/>
+                <w:szCs w:val="20"/>
+              </w:rPr>
+            </w:pPr>
+          </w:p>
+        </w:tc>
+        <w:tc>
+          <w:tcPr>
+            <w:tcW w:w="906" w:type="dxa"/>
+            <w:gridSpan w:val="4"/>
             <w:tcMar>
               <w:top w:w="79" w:type="dxa"/>
               <w:left w:w="57" w:type="dxa"/>
@@ -3517,16 +3529,16 @@
                 <w:b/>
                 <w:bCs/>
                 <w:color w:val="005B8C"/>
-                <w:sz w:val="19"/>
-                <w:szCs w:val="19"/>
-              </w:rPr>
-            </w:pPr>
-          </w:p>
-        </w:tc>
-        <w:tc>
-          <w:tcPr>
-            <w:tcW w:w="1473" w:type="dxa"/>
-            <w:gridSpan w:val="3"/>
+                <w:sz w:val="20"/>
+                <w:szCs w:val="20"/>
+              </w:rPr>
+            </w:pPr>
+          </w:p>
+        </w:tc>
+        <w:tc>
+          <w:tcPr>
+            <w:tcW w:w="1417" w:type="dxa"/>
+            <w:gridSpan w:val="4"/>
             <w:tcMar>
               <w:top w:w="79" w:type="dxa"/>
               <w:left w:w="57" w:type="dxa"/>
@@ -3543,8 +3555,8 @@
                 <w:b/>
                 <w:bCs/>
                 <w:color w:val="005B8C"/>
-                <w:sz w:val="19"/>
-                <w:szCs w:val="19"/>
+                <w:sz w:val="20"/>
+                <w:szCs w:val="20"/>
               </w:rPr>
             </w:pPr>
           </w:p>
@@ -3574,8 +3586,8 @@
                 <w:b/>
                 <w:bCs/>
                 <w:color w:val="005B8C"/>
-                <w:sz w:val="19"/>
-                <w:szCs w:val="19"/>
+                <w:sz w:val="20"/>
+                <w:szCs w:val="20"/>
               </w:rPr>
             </w:pPr>
           </w:p>
@@ -3583,7 +3595,7 @@
         <w:tc>
           <w:tcPr>
             <w:tcW w:w="4678" w:type="dxa"/>
-            <w:gridSpan w:val="14"/>
+            <w:gridSpan w:val="17"/>
             <w:tcMar>
               <w:top w:w="79" w:type="dxa"/>
               <w:left w:w="57" w:type="dxa"/>
@@ -3599,16 +3611,16 @@
                 <w:b/>
                 <w:bCs/>
                 <w:color w:val="005B8C"/>
-                <w:sz w:val="19"/>
-                <w:szCs w:val="19"/>
-              </w:rPr>
-            </w:pPr>
-            <w:r>
-              <w:rPr>
-                <w:rFonts w:ascii="Calibri" w:hAnsi="Calibri" w:cs="Calibri"/>
-                <w:color w:val="005B8C"/>
-                <w:sz w:val="19"/>
-                <w:szCs w:val="19"/>
+                <w:sz w:val="20"/>
+                <w:szCs w:val="20"/>
+              </w:rPr>
+            </w:pPr>
+            <w:r>
+              <w:rPr>
+                <w:rFonts w:ascii="Calibri" w:hAnsi="Calibri" w:cs="Calibri"/>
+                <w:color w:val="005B8C"/>
+                <w:sz w:val="20"/>
+                <w:szCs w:val="20"/>
               </w:rPr>
               <w:t>Manomissione reti di dispensa e allaccio di apparecchi di aspirazione all’idrante</w:t>
             </w:r>
@@ -3617,7 +3629,7 @@
         <w:tc>
           <w:tcPr>
             <w:tcW w:w="653" w:type="dxa"/>
-            <w:gridSpan w:val="2"/>
+            <w:gridSpan w:val="3"/>
             <w:tcMar>
               <w:top w:w="79" w:type="dxa"/>
               <w:left w:w="57" w:type="dxa"/>
@@ -3634,16 +3646,16 @@
                 <w:b/>
                 <w:bCs/>
                 <w:color w:val="005B8C"/>
-                <w:sz w:val="19"/>
-                <w:szCs w:val="19"/>
-              </w:rPr>
-            </w:pPr>
-            <w:r>
-              <w:rPr>
-                <w:rFonts w:ascii="Calibri" w:hAnsi="Calibri" w:cs="Calibri"/>
-                <w:color w:val="005B8C"/>
-                <w:sz w:val="19"/>
-                <w:szCs w:val="19"/>
+                <w:sz w:val="20"/>
+                <w:szCs w:val="20"/>
+              </w:rPr>
+            </w:pPr>
+            <w:r>
+              <w:rPr>
+                <w:rFonts w:ascii="Calibri" w:hAnsi="Calibri" w:cs="Calibri"/>
+                <w:color w:val="005B8C"/>
+                <w:sz w:val="20"/>
+                <w:szCs w:val="20"/>
               </w:rPr>
               <w:t>35</w:t>
             </w:r>
@@ -3652,7 +3664,7 @@
         <w:tc>
           <w:tcPr>
             <w:tcW w:w="992" w:type="dxa"/>
-            <w:gridSpan w:val="3"/>
+            <w:gridSpan w:val="4"/>
             <w:tcMar>
               <w:top w:w="79" w:type="dxa"/>
               <w:left w:w="57" w:type="dxa"/>
@@ -3669,8 +3681,8 @@
                 <w:b/>
                 <w:bCs/>
                 <w:color w:val="005B8C"/>
-                <w:sz w:val="19"/>
-                <w:szCs w:val="19"/>
+                <w:sz w:val="20"/>
+                <w:szCs w:val="20"/>
               </w:rPr>
             </w:pPr>
           </w:p>
@@ -3695,16 +3707,16 @@
                 <w:b/>
                 <w:bCs/>
                 <w:color w:val="005B8C"/>
-                <w:sz w:val="19"/>
-                <w:szCs w:val="19"/>
-              </w:rPr>
-            </w:pPr>
-          </w:p>
-        </w:tc>
-        <w:tc>
-          <w:tcPr>
-            <w:tcW w:w="850" w:type="dxa"/>
-            <w:gridSpan w:val="3"/>
+                <w:sz w:val="20"/>
+                <w:szCs w:val="20"/>
+              </w:rPr>
+            </w:pPr>
+          </w:p>
+        </w:tc>
+        <w:tc>
+          <w:tcPr>
+            <w:tcW w:w="906" w:type="dxa"/>
+            <w:gridSpan w:val="4"/>
             <w:tcMar>
               <w:top w:w="79" w:type="dxa"/>
               <w:left w:w="57" w:type="dxa"/>
@@ -3721,16 +3733,16 @@
                 <w:b/>
                 <w:bCs/>
                 <w:color w:val="005B8C"/>
-                <w:sz w:val="19"/>
-                <w:szCs w:val="19"/>
-              </w:rPr>
-            </w:pPr>
-          </w:p>
-        </w:tc>
-        <w:tc>
-          <w:tcPr>
-            <w:tcW w:w="1473" w:type="dxa"/>
-            <w:gridSpan w:val="3"/>
+                <w:sz w:val="20"/>
+                <w:szCs w:val="20"/>
+              </w:rPr>
+            </w:pPr>
+          </w:p>
+        </w:tc>
+        <w:tc>
+          <w:tcPr>
+            <w:tcW w:w="1417" w:type="dxa"/>
+            <w:gridSpan w:val="4"/>
             <w:tcMar>
               <w:top w:w="79" w:type="dxa"/>
               <w:left w:w="57" w:type="dxa"/>
@@ -3747,8 +3759,8 @@
                 <w:b/>
                 <w:bCs/>
                 <w:color w:val="005B8C"/>
-                <w:sz w:val="19"/>
-                <w:szCs w:val="19"/>
+                <w:sz w:val="20"/>
+                <w:szCs w:val="20"/>
               </w:rPr>
             </w:pPr>
           </w:p>
@@ -3778,8 +3790,8 @@
                 <w:b/>
                 <w:bCs/>
                 <w:color w:val="005B8C"/>
-                <w:sz w:val="19"/>
-                <w:szCs w:val="19"/>
+                <w:sz w:val="20"/>
+                <w:szCs w:val="20"/>
               </w:rPr>
             </w:pPr>
           </w:p>
@@ -3787,7 +3799,7 @@
         <w:tc>
           <w:tcPr>
             <w:tcW w:w="4678" w:type="dxa"/>
-            <w:gridSpan w:val="14"/>
+            <w:gridSpan w:val="17"/>
             <w:tcMar>
               <w:top w:w="79" w:type="dxa"/>
               <w:left w:w="57" w:type="dxa"/>
@@ -3803,16 +3815,16 @@
                 <w:b/>
                 <w:bCs/>
                 <w:color w:val="005B8C"/>
-                <w:sz w:val="19"/>
-                <w:szCs w:val="19"/>
-              </w:rPr>
-            </w:pPr>
-            <w:r>
-              <w:rPr>
-                <w:rFonts w:ascii="Calibri" w:hAnsi="Calibri" w:cs="Calibri"/>
-                <w:color w:val="005B8C"/>
-                <w:sz w:val="19"/>
-                <w:szCs w:val="19"/>
+                <w:sz w:val="20"/>
+                <w:szCs w:val="20"/>
+              </w:rPr>
+            </w:pPr>
+            <w:r>
+              <w:rPr>
+                <w:rFonts w:ascii="Calibri" w:hAnsi="Calibri" w:cs="Calibri"/>
+                <w:color w:val="005B8C"/>
+                <w:sz w:val="20"/>
+                <w:szCs w:val="20"/>
               </w:rPr>
               <w:t>Uso attrezzature non autorizzate</w:t>
             </w:r>
@@ -3821,7 +3833,7 @@
         <w:tc>
           <w:tcPr>
             <w:tcW w:w="653" w:type="dxa"/>
-            <w:gridSpan w:val="2"/>
+            <w:gridSpan w:val="3"/>
             <w:tcMar>
               <w:top w:w="79" w:type="dxa"/>
               <w:left w:w="57" w:type="dxa"/>
@@ -3838,16 +3850,16 @@
                 <w:b/>
                 <w:bCs/>
                 <w:color w:val="005B8C"/>
-                <w:sz w:val="19"/>
-                <w:szCs w:val="19"/>
-              </w:rPr>
-            </w:pPr>
-            <w:r>
-              <w:rPr>
-                <w:rFonts w:ascii="Calibri" w:hAnsi="Calibri" w:cs="Calibri"/>
-                <w:color w:val="005B8C"/>
-                <w:sz w:val="19"/>
-                <w:szCs w:val="19"/>
+                <w:sz w:val="20"/>
+                <w:szCs w:val="20"/>
+              </w:rPr>
+            </w:pPr>
+            <w:r>
+              <w:rPr>
+                <w:rFonts w:ascii="Calibri" w:hAnsi="Calibri" w:cs="Calibri"/>
+                <w:color w:val="005B8C"/>
+                <w:sz w:val="20"/>
+                <w:szCs w:val="20"/>
               </w:rPr>
               <w:t>36</w:t>
             </w:r>
@@ -3856,7 +3868,7 @@
         <w:tc>
           <w:tcPr>
             <w:tcW w:w="992" w:type="dxa"/>
-            <w:gridSpan w:val="3"/>
+            <w:gridSpan w:val="4"/>
             <w:tcMar>
               <w:top w:w="79" w:type="dxa"/>
               <w:left w:w="57" w:type="dxa"/>
@@ -3873,8 +3885,8 @@
                 <w:b/>
                 <w:bCs/>
                 <w:color w:val="005B8C"/>
-                <w:sz w:val="19"/>
-                <w:szCs w:val="19"/>
+                <w:sz w:val="20"/>
+                <w:szCs w:val="20"/>
               </w:rPr>
             </w:pPr>
           </w:p>
@@ -3899,16 +3911,16 @@
                 <w:b/>
                 <w:bCs/>
                 <w:color w:val="005B8C"/>
-                <w:sz w:val="19"/>
-                <w:szCs w:val="19"/>
-              </w:rPr>
-            </w:pPr>
-          </w:p>
-        </w:tc>
-        <w:tc>
-          <w:tcPr>
-            <w:tcW w:w="850" w:type="dxa"/>
-            <w:gridSpan w:val="3"/>
+                <w:sz w:val="20"/>
+                <w:szCs w:val="20"/>
+              </w:rPr>
+            </w:pPr>
+          </w:p>
+        </w:tc>
+        <w:tc>
+          <w:tcPr>
+            <w:tcW w:w="906" w:type="dxa"/>
+            <w:gridSpan w:val="4"/>
             <w:tcMar>
               <w:top w:w="79" w:type="dxa"/>
               <w:left w:w="57" w:type="dxa"/>
@@ -3925,16 +3937,16 @@
                 <w:b/>
                 <w:bCs/>
                 <w:color w:val="005B8C"/>
-                <w:sz w:val="19"/>
-                <w:szCs w:val="19"/>
-              </w:rPr>
-            </w:pPr>
-          </w:p>
-        </w:tc>
-        <w:tc>
-          <w:tcPr>
-            <w:tcW w:w="1473" w:type="dxa"/>
-            <w:gridSpan w:val="3"/>
+                <w:sz w:val="20"/>
+                <w:szCs w:val="20"/>
+              </w:rPr>
+            </w:pPr>
+          </w:p>
+        </w:tc>
+        <w:tc>
+          <w:tcPr>
+            <w:tcW w:w="1417" w:type="dxa"/>
+            <w:gridSpan w:val="4"/>
             <w:tcMar>
               <w:top w:w="79" w:type="dxa"/>
               <w:left w:w="57" w:type="dxa"/>
@@ -3951,8 +3963,8 @@
                 <w:b/>
                 <w:bCs/>
                 <w:color w:val="005B8C"/>
-                <w:sz w:val="19"/>
-                <w:szCs w:val="19"/>
+                <w:sz w:val="20"/>
+                <w:szCs w:val="20"/>
               </w:rPr>
             </w:pPr>
           </w:p>
@@ -3982,8 +3994,8 @@
                 <w:b/>
                 <w:bCs/>
                 <w:color w:val="005B8C"/>
-                <w:sz w:val="19"/>
-                <w:szCs w:val="19"/>
+                <w:sz w:val="20"/>
+                <w:szCs w:val="20"/>
               </w:rPr>
             </w:pPr>
           </w:p>
@@ -3991,7 +4003,7 @@
         <w:tc>
           <w:tcPr>
             <w:tcW w:w="4678" w:type="dxa"/>
-            <w:gridSpan w:val="14"/>
+            <w:gridSpan w:val="17"/>
             <w:tcMar>
               <w:top w:w="79" w:type="dxa"/>
               <w:left w:w="57" w:type="dxa"/>
@@ -4007,16 +4019,16 @@
                 <w:b/>
                 <w:bCs/>
                 <w:color w:val="005B8C"/>
-                <w:sz w:val="19"/>
-                <w:szCs w:val="19"/>
-              </w:rPr>
-            </w:pPr>
-            <w:r>
-              <w:rPr>
-                <w:rFonts w:ascii="Calibri" w:hAnsi="Calibri" w:cs="Calibri"/>
-                <w:color w:val="005B8C"/>
-                <w:sz w:val="19"/>
-                <w:szCs w:val="19"/>
+                <w:sz w:val="20"/>
+                <w:szCs w:val="20"/>
+              </w:rPr>
+            </w:pPr>
+            <w:r>
+              <w:rPr>
+                <w:rFonts w:ascii="Calibri" w:hAnsi="Calibri" w:cs="Calibri"/>
+                <w:color w:val="005B8C"/>
+                <w:sz w:val="20"/>
+                <w:szCs w:val="20"/>
               </w:rPr>
               <w:t>Uso sistemi di irrigazione incompatibili</w:t>
             </w:r>
@@ -4025,7 +4037,7 @@
         <w:tc>
           <w:tcPr>
             <w:tcW w:w="653" w:type="dxa"/>
-            <w:gridSpan w:val="2"/>
+            <w:gridSpan w:val="3"/>
             <w:tcMar>
               <w:top w:w="79" w:type="dxa"/>
               <w:left w:w="57" w:type="dxa"/>
@@ -4042,16 +4054,16 @@
                 <w:b/>
                 <w:bCs/>
                 <w:color w:val="005B8C"/>
-                <w:sz w:val="19"/>
-                <w:szCs w:val="19"/>
-              </w:rPr>
-            </w:pPr>
-            <w:r>
-              <w:rPr>
-                <w:rFonts w:ascii="Calibri" w:hAnsi="Calibri" w:cs="Calibri"/>
-                <w:color w:val="005B8C"/>
-                <w:sz w:val="19"/>
-                <w:szCs w:val="19"/>
+                <w:sz w:val="20"/>
+                <w:szCs w:val="20"/>
+              </w:rPr>
+            </w:pPr>
+            <w:r>
+              <w:rPr>
+                <w:rFonts w:ascii="Calibri" w:hAnsi="Calibri" w:cs="Calibri"/>
+                <w:color w:val="005B8C"/>
+                <w:sz w:val="20"/>
+                <w:szCs w:val="20"/>
               </w:rPr>
               <w:t>37</w:t>
             </w:r>
@@ -4060,7 +4072,7 @@
         <w:tc>
           <w:tcPr>
             <w:tcW w:w="992" w:type="dxa"/>
-            <w:gridSpan w:val="3"/>
+            <w:gridSpan w:val="4"/>
             <w:tcMar>
               <w:top w:w="79" w:type="dxa"/>
               <w:left w:w="57" w:type="dxa"/>
@@ -4077,8 +4089,8 @@
                 <w:b/>
                 <w:bCs/>
                 <w:color w:val="005B8C"/>
-                <w:sz w:val="19"/>
-                <w:szCs w:val="19"/>
+                <w:sz w:val="20"/>
+                <w:szCs w:val="20"/>
               </w:rPr>
             </w:pPr>
           </w:p>
@@ -4103,16 +4115,16 @@
                 <w:b/>
                 <w:bCs/>
                 <w:color w:val="005B8C"/>
-                <w:sz w:val="19"/>
-                <w:szCs w:val="19"/>
-              </w:rPr>
-            </w:pPr>
-          </w:p>
-        </w:tc>
-        <w:tc>
-          <w:tcPr>
-            <w:tcW w:w="850" w:type="dxa"/>
-            <w:gridSpan w:val="3"/>
+                <w:sz w:val="20"/>
+                <w:szCs w:val="20"/>
+              </w:rPr>
+            </w:pPr>
+          </w:p>
+        </w:tc>
+        <w:tc>
+          <w:tcPr>
+            <w:tcW w:w="906" w:type="dxa"/>
+            <w:gridSpan w:val="4"/>
             <w:tcMar>
               <w:top w:w="79" w:type="dxa"/>
               <w:left w:w="57" w:type="dxa"/>
@@ -4129,16 +4141,16 @@
                 <w:b/>
                 <w:bCs/>
                 <w:color w:val="005B8C"/>
-                <w:sz w:val="19"/>
-                <w:szCs w:val="19"/>
-              </w:rPr>
-            </w:pPr>
-          </w:p>
-        </w:tc>
-        <w:tc>
-          <w:tcPr>
-            <w:tcW w:w="1473" w:type="dxa"/>
-            <w:gridSpan w:val="3"/>
+                <w:sz w:val="20"/>
+                <w:szCs w:val="20"/>
+              </w:rPr>
+            </w:pPr>
+          </w:p>
+        </w:tc>
+        <w:tc>
+          <w:tcPr>
+            <w:tcW w:w="1417" w:type="dxa"/>
+            <w:gridSpan w:val="4"/>
             <w:tcMar>
               <w:top w:w="79" w:type="dxa"/>
               <w:left w:w="57" w:type="dxa"/>
@@ -4155,8 +4167,8 @@
                 <w:b/>
                 <w:bCs/>
                 <w:color w:val="005B8C"/>
-                <w:sz w:val="19"/>
-                <w:szCs w:val="19"/>
+                <w:sz w:val="20"/>
+                <w:szCs w:val="20"/>
               </w:rPr>
             </w:pPr>
           </w:p>
@@ -4186,8 +4198,8 @@
                 <w:b/>
                 <w:bCs/>
                 <w:color w:val="005B8C"/>
-                <w:sz w:val="19"/>
-                <w:szCs w:val="19"/>
+                <w:sz w:val="20"/>
+                <w:szCs w:val="20"/>
               </w:rPr>
             </w:pPr>
           </w:p>
@@ -4195,7 +4207,7 @@
         <w:tc>
           <w:tcPr>
             <w:tcW w:w="4678" w:type="dxa"/>
-            <w:gridSpan w:val="14"/>
+            <w:gridSpan w:val="17"/>
             <w:tcMar>
               <w:top w:w="79" w:type="dxa"/>
               <w:left w:w="57" w:type="dxa"/>
@@ -4211,16 +4223,16 @@
                 <w:b/>
                 <w:bCs/>
                 <w:color w:val="005B8C"/>
-                <w:sz w:val="19"/>
-                <w:szCs w:val="19"/>
-              </w:rPr>
-            </w:pPr>
-            <w:r>
-              <w:rPr>
-                <w:rFonts w:ascii="Calibri" w:hAnsi="Calibri" w:cs="Calibri"/>
-                <w:color w:val="005B8C"/>
-                <w:sz w:val="19"/>
-                <w:szCs w:val="19"/>
+                <w:sz w:val="20"/>
+                <w:szCs w:val="20"/>
+              </w:rPr>
+            </w:pPr>
+            <w:r>
+              <w:rPr>
+                <w:rFonts w:ascii="Calibri" w:hAnsi="Calibri" w:cs="Calibri"/>
+                <w:color w:val="005B8C"/>
+                <w:sz w:val="20"/>
+                <w:szCs w:val="20"/>
               </w:rPr>
               <w:t>Danni strutture irrigue</w:t>
             </w:r>
@@ -4229,7 +4241,7 @@
         <w:tc>
           <w:tcPr>
             <w:tcW w:w="653" w:type="dxa"/>
-            <w:gridSpan w:val="2"/>
+            <w:gridSpan w:val="3"/>
             <w:tcMar>
               <w:top w:w="79" w:type="dxa"/>
               <w:left w:w="57" w:type="dxa"/>
@@ -4246,16 +4258,16 @@
                 <w:b/>
                 <w:bCs/>
                 <w:color w:val="005B8C"/>
-                <w:sz w:val="19"/>
-                <w:szCs w:val="19"/>
-              </w:rPr>
-            </w:pPr>
-            <w:r>
-              <w:rPr>
-                <w:rFonts w:ascii="Calibri" w:hAnsi="Calibri" w:cs="Calibri"/>
-                <w:color w:val="005B8C"/>
-                <w:sz w:val="19"/>
-                <w:szCs w:val="19"/>
+                <w:sz w:val="20"/>
+                <w:szCs w:val="20"/>
+              </w:rPr>
+            </w:pPr>
+            <w:r>
+              <w:rPr>
+                <w:rFonts w:ascii="Calibri" w:hAnsi="Calibri" w:cs="Calibri"/>
+                <w:color w:val="005B8C"/>
+                <w:sz w:val="20"/>
+                <w:szCs w:val="20"/>
               </w:rPr>
               <w:t>39</w:t>
             </w:r>
@@ -4264,7 +4276,7 @@
         <w:tc>
           <w:tcPr>
             <w:tcW w:w="992" w:type="dxa"/>
-            <w:gridSpan w:val="3"/>
+            <w:gridSpan w:val="4"/>
             <w:tcMar>
               <w:top w:w="79" w:type="dxa"/>
               <w:left w:w="57" w:type="dxa"/>
@@ -4281,8 +4293,8 @@
                 <w:b/>
                 <w:bCs/>
                 <w:color w:val="005B8C"/>
-                <w:sz w:val="19"/>
-                <w:szCs w:val="19"/>
+                <w:sz w:val="20"/>
+                <w:szCs w:val="20"/>
               </w:rPr>
             </w:pPr>
           </w:p>
@@ -4307,16 +4319,16 @@
                 <w:b/>
                 <w:bCs/>
                 <w:color w:val="005B8C"/>
-                <w:sz w:val="19"/>
-                <w:szCs w:val="19"/>
-              </w:rPr>
-            </w:pPr>
-          </w:p>
-        </w:tc>
-        <w:tc>
-          <w:tcPr>
-            <w:tcW w:w="850" w:type="dxa"/>
-            <w:gridSpan w:val="3"/>
+                <w:sz w:val="20"/>
+                <w:szCs w:val="20"/>
+              </w:rPr>
+            </w:pPr>
+          </w:p>
+        </w:tc>
+        <w:tc>
+          <w:tcPr>
+            <w:tcW w:w="906" w:type="dxa"/>
+            <w:gridSpan w:val="4"/>
             <w:tcMar>
               <w:top w:w="79" w:type="dxa"/>
               <w:left w:w="57" w:type="dxa"/>
@@ -4333,16 +4345,16 @@
                 <w:b/>
                 <w:bCs/>
                 <w:color w:val="005B8C"/>
-                <w:sz w:val="19"/>
-                <w:szCs w:val="19"/>
-              </w:rPr>
-            </w:pPr>
-          </w:p>
-        </w:tc>
-        <w:tc>
-          <w:tcPr>
-            <w:tcW w:w="1473" w:type="dxa"/>
-            <w:gridSpan w:val="3"/>
+                <w:sz w:val="20"/>
+                <w:szCs w:val="20"/>
+              </w:rPr>
+            </w:pPr>
+          </w:p>
+        </w:tc>
+        <w:tc>
+          <w:tcPr>
+            <w:tcW w:w="1417" w:type="dxa"/>
+            <w:gridSpan w:val="4"/>
             <w:tcMar>
               <w:top w:w="79" w:type="dxa"/>
               <w:left w:w="57" w:type="dxa"/>
@@ -4359,8 +4371,8 @@
                 <w:b/>
                 <w:bCs/>
                 <w:color w:val="005B8C"/>
-                <w:sz w:val="19"/>
-                <w:szCs w:val="19"/>
+                <w:sz w:val="20"/>
+                <w:szCs w:val="20"/>
               </w:rPr>
             </w:pPr>
           </w:p>
@@ -4374,7 +4386,7 @@
         <w:tc>
           <w:tcPr>
             <w:tcW w:w="10206" w:type="dxa"/>
-            <w:gridSpan w:val="29"/>
+            <w:gridSpan w:val="36"/>
             <w:shd w:val="clear" w:color="auto" w:fill="005B8C"/>
             <w:noWrap/>
             <w:tcMar>
@@ -4465,7 +4477,7 @@
         <w:tc>
           <w:tcPr>
             <w:tcW w:w="3553" w:type="dxa"/>
-            <w:gridSpan w:val="9"/>
+            <w:gridSpan w:val="12"/>
             <w:tcBorders>
               <w:bottom w:val="single" w:sz="4" w:space="0" w:color="ADADAD" w:themeColor="background2" w:themeShade="BF"/>
               <w:right w:val="nil"/>
@@ -4480,12 +4492,11 @@
           </w:tcPr>
           <w:p>
             <w:pPr>
-              <w:jc w:val="center"/>
-              <w:rPr>
-                <w:rFonts w:ascii="Calibri" w:hAnsi="Calibri" w:cs="Calibri"/>
-                <w:color w:val="005B8C"/>
-                <w:sz w:val="19"/>
-                <w:szCs w:val="19"/>
+              <w:rPr>
+                <w:rFonts w:ascii="Calibri" w:hAnsi="Calibri" w:cs="Calibri"/>
+                <w:color w:val="005B8C"/>
+                <w:sz w:val="20"/>
+                <w:szCs w:val="20"/>
               </w:rPr>
             </w:pPr>
           </w:p>
@@ -4493,7 +4504,7 @@
         <w:tc>
           <w:tcPr>
             <w:tcW w:w="5056" w:type="dxa"/>
-            <w:gridSpan w:val="15"/>
+            <w:gridSpan w:val="19"/>
             <w:tcBorders>
               <w:left w:val="nil"/>
               <w:bottom w:val="single" w:sz="4" w:space="0" w:color="ADADAD" w:themeColor="background2" w:themeShade="BF"/>
@@ -4573,7 +4584,7 @@
         <w:tc>
           <w:tcPr>
             <w:tcW w:w="10206" w:type="dxa"/>
-            <w:gridSpan w:val="29"/>
+            <w:gridSpan w:val="36"/>
             <w:tcBorders>
               <w:left w:val="nil"/>
               <w:bottom w:val="nil"/>
@@ -4611,7 +4622,7 @@
         <w:tc>
           <w:tcPr>
             <w:tcW w:w="10206" w:type="dxa"/>
-            <w:gridSpan w:val="29"/>
+            <w:gridSpan w:val="36"/>
             <w:tcBorders>
               <w:top w:val="nil"/>
             </w:tcBorders>
@@ -4666,7 +4677,7 @@
         <w:tc>
           <w:tcPr>
             <w:tcW w:w="10206" w:type="dxa"/>
-            <w:gridSpan w:val="29"/>
+            <w:gridSpan w:val="36"/>
             <w:shd w:val="clear" w:color="auto" w:fill="DAEAF5"/>
             <w:noWrap/>
             <w:tcMar>
@@ -4707,7 +4718,7 @@
         <w:tc>
           <w:tcPr>
             <w:tcW w:w="10206" w:type="dxa"/>
-            <w:gridSpan w:val="29"/>
+            <w:gridSpan w:val="36"/>
             <w:noWrap/>
             <w:tcMar>
               <w:top w:w="79" w:type="dxa"/>
@@ -4737,7 +4748,7 @@
         <w:tc>
           <w:tcPr>
             <w:tcW w:w="10206" w:type="dxa"/>
-            <w:gridSpan w:val="29"/>
+            <w:gridSpan w:val="36"/>
             <w:shd w:val="clear" w:color="auto" w:fill="DAEAF5"/>
             <w:noWrap/>
             <w:tcMar>
@@ -4777,7 +4788,7 @@
         <w:tc>
           <w:tcPr>
             <w:tcW w:w="10206" w:type="dxa"/>
-            <w:gridSpan w:val="29"/>
+            <w:gridSpan w:val="36"/>
             <w:noWrap/>
             <w:tcMar>
               <w:top w:w="79" w:type="dxa"/>
@@ -4806,7 +4817,7 @@
         <w:tc>
           <w:tcPr>
             <w:tcW w:w="10206" w:type="dxa"/>
-            <w:gridSpan w:val="29"/>
+            <w:gridSpan w:val="36"/>
             <w:shd w:val="clear" w:color="auto" w:fill="DAEAF5"/>
             <w:noWrap/>
             <w:tcMar>
@@ -4846,7 +4857,7 @@
         <w:tc>
           <w:tcPr>
             <w:tcW w:w="10206" w:type="dxa"/>
-            <w:gridSpan w:val="29"/>
+            <w:gridSpan w:val="36"/>
             <w:noWrap/>
             <w:tcMar>
               <w:top w:w="79" w:type="dxa"/>
@@ -4874,8 +4885,8 @@
         </w:trPr>
         <w:tc>
           <w:tcPr>
-            <w:tcW w:w="1597" w:type="dxa"/>
-            <w:gridSpan w:val="5"/>
+            <w:tcW w:w="1843" w:type="dxa"/>
+            <w:gridSpan w:val="7"/>
             <w:shd w:val="clear" w:color="auto" w:fill="DAEAF5"/>
             <w:noWrap/>
             <w:tcMar>
@@ -4907,8 +4918,8 @@
         </w:tc>
         <w:tc>
           <w:tcPr>
-            <w:tcW w:w="4301" w:type="dxa"/>
-            <w:gridSpan w:val="12"/>
+            <w:tcW w:w="4055" w:type="dxa"/>
+            <w:gridSpan w:val="14"/>
             <w:tcMar>
               <w:top w:w="79" w:type="dxa"/>
               <w:left w:w="57" w:type="dxa"/>
@@ -4929,8 +4940,8 @@
         </w:tc>
         <w:tc>
           <w:tcPr>
-            <w:tcW w:w="1088" w:type="dxa"/>
-            <w:gridSpan w:val="4"/>
+            <w:tcW w:w="906" w:type="dxa"/>
+            <w:gridSpan w:val="3"/>
             <w:shd w:val="clear" w:color="auto" w:fill="DAEAF5"/>
             <w:noWrap/>
             <w:tcMar>
@@ -4962,8 +4973,31 @@
         </w:tc>
         <w:tc>
           <w:tcPr>
-            <w:tcW w:w="1341" w:type="dxa"/>
+            <w:tcW w:w="1418" w:type="dxa"/>
+            <w:gridSpan w:val="6"/>
+            <w:tcMar>
+              <w:top w:w="79" w:type="dxa"/>
+              <w:left w:w="57" w:type="dxa"/>
+              <w:bottom w:w="79" w:type="dxa"/>
+              <w:right w:w="57" w:type="dxa"/>
+            </w:tcMar>
+          </w:tcPr>
+          <w:p>
+            <w:pPr>
+              <w:rPr>
+                <w:rFonts w:ascii="Calibri" w:eastAsia="Calibri" w:hAnsi="Calibri" w:cs="Calibri"/>
+                <w:color w:val="005B8C"/>
+                <w:sz w:val="20"/>
+                <w:szCs w:val="20"/>
+              </w:rPr>
+            </w:pPr>
+          </w:p>
+        </w:tc>
+        <w:tc>
+          <w:tcPr>
+            <w:tcW w:w="850" w:type="dxa"/>
             <w:gridSpan w:val="3"/>
+            <w:shd w:val="clear" w:color="auto" w:fill="DAEAF5"/>
             <w:tcMar>
               <w:top w:w="79" w:type="dxa"/>
               <w:left w:w="57" w:type="dxa"/>
@@ -4980,43 +5014,21 @@
                 <w:szCs w:val="20"/>
               </w:rPr>
             </w:pPr>
-          </w:p>
-        </w:tc>
-        <w:tc>
-          <w:tcPr>
-            <w:tcW w:w="979" w:type="dxa"/>
-            <w:gridSpan w:val="4"/>
-            <w:shd w:val="clear" w:color="auto" w:fill="DAEAF5"/>
-            <w:tcMar>
-              <w:top w:w="79" w:type="dxa"/>
-              <w:left w:w="57" w:type="dxa"/>
-              <w:bottom w:w="79" w:type="dxa"/>
-              <w:right w:w="57" w:type="dxa"/>
-            </w:tcMar>
-          </w:tcPr>
-          <w:p>
-            <w:pPr>
+            <w:r>
               <w:rPr>
                 <w:rFonts w:ascii="Calibri" w:eastAsia="Calibri" w:hAnsi="Calibri" w:cs="Calibri"/>
                 <w:color w:val="005B8C"/>
                 <w:sz w:val="20"/>
                 <w:szCs w:val="20"/>
               </w:rPr>
-            </w:pPr>
-            <w:r>
-              <w:rPr>
-                <w:rFonts w:ascii="Calibri" w:eastAsia="Calibri" w:hAnsi="Calibri" w:cs="Calibri"/>
-                <w:color w:val="005B8C"/>
-                <w:sz w:val="20"/>
-                <w:szCs w:val="20"/>
-              </w:rPr>
               <w:t>Idrante:</w:t>
             </w:r>
           </w:p>
         </w:tc>
         <w:tc>
           <w:tcPr>
-            <w:tcW w:w="900" w:type="dxa"/>
+            <w:tcW w:w="1134" w:type="dxa"/>
+            <w:gridSpan w:val="3"/>
             <w:tcMar>
               <w:top w:w="79" w:type="dxa"/>
               <w:left w:w="57" w:type="dxa"/>
@@ -5043,62 +5055,7 @@
         </w:trPr>
         <w:tc>
           <w:tcPr>
-            <w:tcW w:w="1597" w:type="dxa"/>
-            <w:gridSpan w:val="5"/>
-            <w:shd w:val="clear" w:color="auto" w:fill="DAEAF5"/>
-            <w:noWrap/>
-            <w:tcMar>
-              <w:top w:w="79" w:type="dxa"/>
-              <w:left w:w="57" w:type="dxa"/>
-              <w:bottom w:w="79" w:type="dxa"/>
-              <w:right w:w="57" w:type="dxa"/>
-            </w:tcMar>
-          </w:tcPr>
-          <w:p>
-            <w:pPr>
-              <w:rPr>
-                <w:rFonts w:ascii="Calibri" w:eastAsia="Calibri" w:hAnsi="Calibri" w:cs="Calibri"/>
-                <w:color w:val="005B8C"/>
-                <w:sz w:val="20"/>
-                <w:szCs w:val="20"/>
-              </w:rPr>
-            </w:pPr>
-            <w:r>
-              <w:rPr>
-                <w:rFonts w:ascii="Calibri" w:eastAsia="Calibri" w:hAnsi="Calibri" w:cs="Calibri"/>
-                <w:color w:val="005B8C"/>
-                <w:sz w:val="20"/>
-                <w:szCs w:val="20"/>
-              </w:rPr>
-              <w:t>Matricola contatore:</w:t>
-            </w:r>
-          </w:p>
-        </w:tc>
-        <w:tc>
-          <w:tcPr>
-            <w:tcW w:w="3553" w:type="dxa"/>
-            <w:gridSpan w:val="9"/>
-            <w:tcMar>
-              <w:top w:w="79" w:type="dxa"/>
-              <w:left w:w="57" w:type="dxa"/>
-              <w:bottom w:w="79" w:type="dxa"/>
-              <w:right w:w="57" w:type="dxa"/>
-            </w:tcMar>
-          </w:tcPr>
-          <w:p>
-            <w:pPr>
-              <w:rPr>
-                <w:rFonts w:ascii="Calibri" w:eastAsia="Calibri" w:hAnsi="Calibri" w:cs="Calibri"/>
-                <w:color w:val="005B8C"/>
-                <w:sz w:val="20"/>
-                <w:szCs w:val="20"/>
-              </w:rPr>
-            </w:pPr>
-          </w:p>
-        </w:tc>
-        <w:tc>
-          <w:tcPr>
-            <w:tcW w:w="1836" w:type="dxa"/>
+            <w:tcW w:w="1843" w:type="dxa"/>
             <w:gridSpan w:val="7"/>
             <w:shd w:val="clear" w:color="auto" w:fill="DAEAF5"/>
             <w:noWrap/>
@@ -5125,14 +5082,87 @@
                 <w:sz w:val="20"/>
                 <w:szCs w:val="20"/>
               </w:rPr>
+              <w:t>Matricola</w:t>
+            </w:r>
+            <w:r>
+              <w:rPr>
+                <w:rFonts w:ascii="Calibri" w:eastAsia="Calibri" w:hAnsi="Calibri" w:cs="Calibri"/>
+                <w:color w:val="005B8C"/>
+                <w:sz w:val="20"/>
+                <w:szCs w:val="20"/>
+              </w:rPr>
+              <w:t xml:space="preserve"> </w:t>
+            </w:r>
+            <w:r>
+              <w:rPr>
+                <w:rFonts w:ascii="Calibri" w:eastAsia="Calibri" w:hAnsi="Calibri" w:cs="Calibri"/>
+                <w:color w:val="005B8C"/>
+                <w:sz w:val="20"/>
+                <w:szCs w:val="20"/>
+              </w:rPr>
+              <w:t>contatore:</w:t>
+            </w:r>
+          </w:p>
+        </w:tc>
+        <w:tc>
+          <w:tcPr>
+            <w:tcW w:w="3307" w:type="dxa"/>
+            <w:gridSpan w:val="10"/>
+            <w:tcMar>
+              <w:top w:w="79" w:type="dxa"/>
+              <w:left w:w="57" w:type="dxa"/>
+              <w:bottom w:w="79" w:type="dxa"/>
+              <w:right w:w="57" w:type="dxa"/>
+            </w:tcMar>
+          </w:tcPr>
+          <w:p>
+            <w:pPr>
+              <w:rPr>
+                <w:rFonts w:ascii="Calibri" w:eastAsia="Calibri" w:hAnsi="Calibri" w:cs="Calibri"/>
+                <w:color w:val="005B8C"/>
+                <w:sz w:val="20"/>
+                <w:szCs w:val="20"/>
+              </w:rPr>
+            </w:pPr>
+          </w:p>
+        </w:tc>
+        <w:tc>
+          <w:tcPr>
+            <w:tcW w:w="1654" w:type="dxa"/>
+            <w:gridSpan w:val="7"/>
+            <w:shd w:val="clear" w:color="auto" w:fill="DAEAF5"/>
+            <w:noWrap/>
+            <w:tcMar>
+              <w:top w:w="79" w:type="dxa"/>
+              <w:left w:w="57" w:type="dxa"/>
+              <w:bottom w:w="79" w:type="dxa"/>
+              <w:right w:w="57" w:type="dxa"/>
+            </w:tcMar>
+          </w:tcPr>
+          <w:p>
+            <w:pPr>
+              <w:rPr>
+                <w:rFonts w:ascii="Calibri" w:eastAsia="Calibri" w:hAnsi="Calibri" w:cs="Calibri"/>
+                <w:color w:val="005B8C"/>
+                <w:sz w:val="20"/>
+                <w:szCs w:val="20"/>
+              </w:rPr>
+            </w:pPr>
+            <w:r>
+              <w:rPr>
+                <w:rFonts w:ascii="Calibri" w:eastAsia="Calibri" w:hAnsi="Calibri" w:cs="Calibri"/>
+                <w:color w:val="005B8C"/>
+                <w:sz w:val="20"/>
+                <w:szCs w:val="20"/>
+              </w:rPr>
               <w:t>Matricola tessera:</w:t>
             </w:r>
           </w:p>
         </w:tc>
         <w:tc>
           <w:tcPr>
-            <w:tcW w:w="3220" w:type="dxa"/>
-            <w:gridSpan w:val="8"/>
+            <w:tcW w:w="3402" w:type="dxa"/>
+            <w:gridSpan w:val="12"/>
             <w:tcMar>
               <w:top w:w="79" w:type="dxa"/>
               <w:left w:w="57" w:type="dxa"/>
@@ -5160,7 +5190,7 @@
         <w:tc>
           <w:tcPr>
             <w:tcW w:w="10206" w:type="dxa"/>
-            <w:gridSpan w:val="29"/>
+            <w:gridSpan w:val="36"/>
             <w:shd w:val="clear" w:color="auto" w:fill="005B8C"/>
             <w:noWrap/>
             <w:tcMar>
@@ -5205,7 +5235,7 @@
         <w:tc>
           <w:tcPr>
             <w:tcW w:w="10206" w:type="dxa"/>
-            <w:gridSpan w:val="29"/>
+            <w:gridSpan w:val="36"/>
             <w:noWrap/>
             <w:tcMar>
               <w:top w:w="79" w:type="dxa"/>
@@ -5293,8 +5323,8 @@
         </w:tc>
         <w:tc>
           <w:tcPr>
-            <w:tcW w:w="4242" w:type="dxa"/>
-            <w:gridSpan w:val="12"/>
+            <w:tcW w:w="4511" w:type="dxa"/>
+            <w:gridSpan w:val="16"/>
             <w:noWrap/>
             <w:tcMar>
               <w:top w:w="79" w:type="dxa"/>
@@ -5319,8 +5349,8 @@
         </w:tc>
         <w:tc>
           <w:tcPr>
-            <w:tcW w:w="1018" w:type="dxa"/>
-            <w:gridSpan w:val="3"/>
+            <w:tcW w:w="749" w:type="dxa"/>
+            <w:gridSpan w:val="4"/>
             <w:shd w:val="clear" w:color="auto" w:fill="DAEAF5"/>
             <w:noWrap/>
             <w:tcMar>
@@ -5349,23 +5379,14 @@
                 <w:sz w:val="20"/>
                 <w:szCs w:val="20"/>
               </w:rPr>
-              <w:t>C.F.</w:t>
-            </w:r>
-            <w:r>
-              <w:rPr>
-                <w:rFonts w:ascii="Calibri" w:eastAsia="Calibri" w:hAnsi="Calibri" w:cs="Calibri"/>
-                <w:color w:val="005B8C"/>
-                <w:sz w:val="20"/>
-                <w:szCs w:val="20"/>
-              </w:rPr>
-              <w:t>:</w:t>
+              <w:t>C.F.:</w:t>
             </w:r>
           </w:p>
         </w:tc>
         <w:tc>
           <w:tcPr>
             <w:tcW w:w="3220" w:type="dxa"/>
-            <w:gridSpan w:val="8"/>
+            <w:gridSpan w:val="10"/>
             <w:noWrap/>
             <w:tcMar>
               <w:top w:w="79" w:type="dxa"/>
@@ -5397,7 +5418,7 @@
         <w:tc>
           <w:tcPr>
             <w:tcW w:w="10206" w:type="dxa"/>
-            <w:gridSpan w:val="29"/>
+            <w:gridSpan w:val="36"/>
             <w:noWrap/>
             <w:tcMar>
               <w:top w:w="79" w:type="dxa"/>
@@ -5475,7 +5496,7 @@
         <w:tc>
           <w:tcPr>
             <w:tcW w:w="2747" w:type="dxa"/>
-            <w:gridSpan w:val="8"/>
+            <w:gridSpan w:val="10"/>
             <w:noWrap/>
             <w:tcMar>
               <w:top w:w="79" w:type="dxa"/>
@@ -5531,6 +5552,7 @@
         <w:tc>
           <w:tcPr>
             <w:tcW w:w="713" w:type="dxa"/>
+            <w:gridSpan w:val="2"/>
             <w:tcMar>
               <w:top w:w="79" w:type="dxa"/>
               <w:left w:w="57" w:type="dxa"/>
@@ -5552,7 +5574,7 @@
         </w:tc>
         <w:tc>
           <w:tcPr>
-            <w:tcW w:w="1038" w:type="dxa"/>
+            <w:tcW w:w="952" w:type="dxa"/>
             <w:gridSpan w:val="5"/>
             <w:shd w:val="clear" w:color="auto" w:fill="DAEAF5"/>
             <w:tcMar>
@@ -5585,8 +5607,8 @@
         </w:tc>
         <w:tc>
           <w:tcPr>
-            <w:tcW w:w="2785" w:type="dxa"/>
-            <w:gridSpan w:val="8"/>
+            <w:tcW w:w="2835" w:type="dxa"/>
+            <w:gridSpan w:val="11"/>
             <w:noWrap/>
             <w:tcMar>
               <w:top w:w="79" w:type="dxa"/>
@@ -5609,8 +5631,8 @@
         </w:tc>
         <w:tc>
           <w:tcPr>
-            <w:tcW w:w="623" w:type="dxa"/>
-            <w:gridSpan w:val="3"/>
+            <w:tcW w:w="659" w:type="dxa"/>
+            <w:gridSpan w:val="4"/>
             <w:shd w:val="clear" w:color="auto" w:fill="DAEAF5"/>
             <w:tcMar>
               <w:top w:w="79" w:type="dxa"/>
@@ -5705,7 +5727,7 @@
         <w:tc>
           <w:tcPr>
             <w:tcW w:w="9227" w:type="dxa"/>
-            <w:gridSpan w:val="27"/>
+            <w:gridSpan w:val="34"/>
             <w:noWrap/>
             <w:tcMar>
               <w:top w:w="79" w:type="dxa"/>
@@ -5768,8 +5790,8 @@
         </w:tc>
         <w:tc>
           <w:tcPr>
-            <w:tcW w:w="1446" w:type="dxa"/>
-            <w:gridSpan w:val="5"/>
+            <w:tcW w:w="1148" w:type="dxa"/>
+            <w:gridSpan w:val="6"/>
             <w:noWrap/>
             <w:tcMar>
               <w:top w:w="79" w:type="dxa"/>
@@ -5792,8 +5814,8 @@
         </w:tc>
         <w:tc>
           <w:tcPr>
-            <w:tcW w:w="1301" w:type="dxa"/>
-            <w:gridSpan w:val="3"/>
+            <w:tcW w:w="992" w:type="dxa"/>
+            <w:gridSpan w:val="2"/>
             <w:shd w:val="clear" w:color="auto" w:fill="DAEAF5"/>
             <w:tcMar>
               <w:top w:w="79" w:type="dxa"/>
@@ -5825,31 +5847,31 @@
         </w:tc>
         <w:tc>
           <w:tcPr>
-            <w:tcW w:w="1275" w:type="dxa"/>
-            <w:gridSpan w:val="3"/>
-            <w:tcMar>
-              <w:top w:w="79" w:type="dxa"/>
-              <w:left w:w="57" w:type="dxa"/>
-              <w:bottom w:w="79" w:type="dxa"/>
-              <w:right w:w="57" w:type="dxa"/>
-            </w:tcMar>
-            <w:vAlign w:val="center"/>
-          </w:tcPr>
-          <w:p>
-            <w:pPr>
-              <w:rPr>
-                <w:rFonts w:ascii="Calibri" w:hAnsi="Calibri" w:cs="Calibri"/>
-                <w:color w:val="005B8C"/>
-                <w:sz w:val="20"/>
-                <w:szCs w:val="20"/>
-              </w:rPr>
-            </w:pPr>
-          </w:p>
-        </w:tc>
-        <w:tc>
-          <w:tcPr>
-            <w:tcW w:w="897" w:type="dxa"/>
+            <w:tcW w:w="1276" w:type="dxa"/>
             <w:gridSpan w:val="4"/>
+            <w:tcMar>
+              <w:top w:w="79" w:type="dxa"/>
+              <w:left w:w="57" w:type="dxa"/>
+              <w:bottom w:w="79" w:type="dxa"/>
+              <w:right w:w="57" w:type="dxa"/>
+            </w:tcMar>
+            <w:vAlign w:val="center"/>
+          </w:tcPr>
+          <w:p>
+            <w:pPr>
+              <w:rPr>
+                <w:rFonts w:ascii="Calibri" w:hAnsi="Calibri" w:cs="Calibri"/>
+                <w:color w:val="005B8C"/>
+                <w:sz w:val="20"/>
+                <w:szCs w:val="20"/>
+              </w:rPr>
+            </w:pPr>
+          </w:p>
+        </w:tc>
+        <w:tc>
+          <w:tcPr>
+            <w:tcW w:w="708" w:type="dxa"/>
+            <w:gridSpan w:val="2"/>
             <w:shd w:val="clear" w:color="auto" w:fill="DAEAF5"/>
             <w:noWrap/>
             <w:tcMar>
@@ -5882,8 +5904,8 @@
         </w:tc>
         <w:tc>
           <w:tcPr>
-            <w:tcW w:w="1862" w:type="dxa"/>
-            <w:gridSpan w:val="5"/>
+            <w:tcW w:w="2268" w:type="dxa"/>
+            <w:gridSpan w:val="11"/>
             <w:noWrap/>
             <w:tcMar>
               <w:top w:w="79" w:type="dxa"/>
@@ -5939,8 +5961,8 @@
         </w:tc>
         <w:tc>
           <w:tcPr>
-            <w:tcW w:w="1879" w:type="dxa"/>
-            <w:gridSpan w:val="5"/>
+            <w:tcW w:w="2268" w:type="dxa"/>
+            <w:gridSpan w:val="7"/>
             <w:tcMar>
               <w:top w:w="79" w:type="dxa"/>
               <w:left w:w="57" w:type="dxa"/>
@@ -5968,8 +5990,8 @@
         </w:trPr>
         <w:tc>
           <w:tcPr>
-            <w:tcW w:w="2701" w:type="dxa"/>
-            <w:gridSpan w:val="8"/>
+            <w:tcW w:w="2552" w:type="dxa"/>
+            <w:gridSpan w:val="9"/>
             <w:shd w:val="clear" w:color="auto" w:fill="DAEAF5"/>
             <w:noWrap/>
             <w:tcMar>
@@ -6002,7 +6024,7 @@
         </w:tc>
         <w:tc>
           <w:tcPr>
-            <w:tcW w:w="2300" w:type="dxa"/>
+            <w:tcW w:w="1843" w:type="dxa"/>
             <w:gridSpan w:val="5"/>
             <w:noWrap/>
             <w:tcMar>
@@ -6026,8 +6048,8 @@
         </w:tc>
         <w:tc>
           <w:tcPr>
-            <w:tcW w:w="1985" w:type="dxa"/>
-            <w:gridSpan w:val="8"/>
+            <w:tcW w:w="2126" w:type="dxa"/>
+            <w:gridSpan w:val="9"/>
             <w:shd w:val="clear" w:color="auto" w:fill="DAEAF5"/>
             <w:noWrap/>
             <w:tcMar>
@@ -6060,8 +6082,8 @@
         </w:tc>
         <w:tc>
           <w:tcPr>
-            <w:tcW w:w="3220" w:type="dxa"/>
-            <w:gridSpan w:val="8"/>
+            <w:tcW w:w="3685" w:type="dxa"/>
+            <w:gridSpan w:val="13"/>
             <w:noWrap/>
             <w:tcMar>
               <w:top w:w="79" w:type="dxa"/>
@@ -6091,7 +6113,7 @@
         <w:tc>
           <w:tcPr>
             <w:tcW w:w="10206" w:type="dxa"/>
-            <w:gridSpan w:val="29"/>
+            <w:gridSpan w:val="36"/>
             <w:tcBorders>
               <w:top w:val="single" w:sz="4" w:space="0" w:color="A6A6A6"/>
               <w:left w:val="single" w:sz="4" w:space="0" w:color="A6A6A6"/>
@@ -6108,10 +6130,13 @@
           <w:p>
             <w:pPr>
               <w:jc w:val="center"/>
-            </w:pPr>
-            <w:r>
-              <w:rPr>
-                <w:rFonts w:ascii="Tahoma" w:hAnsi="Tahoma"/>
+              <w:rPr>
+                <w:rFonts w:ascii="Calibri" w:hAnsi="Calibri" w:cs="Calibri"/>
+              </w:rPr>
+            </w:pPr>
+            <w:r>
+              <w:rPr>
+                <w:rFonts w:ascii="Calibri" w:hAnsi="Calibri" w:cs="Calibri"/>
                 <w:b/>
                 <w:color w:val="FFFFFF"/>
                 <w:sz w:val="16"/>
@@ -6128,7 +6153,7 @@
         </w:trPr>
         <w:tc>
           <w:tcPr>
-            <w:tcW w:w="1134" w:type="dxa"/>
+            <w:tcW w:w="1276" w:type="dxa"/>
             <w:gridSpan w:val="3"/>
             <w:tcBorders>
               <w:top w:val="single" w:sz="4" w:space="0" w:color="A6A6A6"/>
@@ -6144,20 +6169,18 @@
           </w:tcPr>
           <w:p>
             <w:pPr>
-              <w:jc w:val="center"/>
-              <w:rPr>
-                <w:bCs/>
-                <w:sz w:val="16"/>
-                <w:szCs w:val="16"/>
-              </w:rPr>
-            </w:pPr>
-            <w:r>
-              <w:rPr>
-                <w:rFonts w:ascii="Tahoma" w:hAnsi="Tahoma"/>
+              <w:spacing w:line="160" w:lineRule="exact"/>
+              <w:jc w:val="center"/>
+              <w:rPr>
+                <w:rFonts w:ascii="Calibri" w:hAnsi="Calibri" w:cs="Calibri"/>
+                <w:bCs/>
+              </w:rPr>
+            </w:pPr>
+            <w:r>
+              <w:rPr>
+                <w:rFonts w:ascii="Calibri" w:hAnsi="Calibri" w:cs="Calibri"/>
                 <w:bCs/>
                 <w:color w:val="006B99"/>
-                <w:sz w:val="16"/>
-                <w:szCs w:val="16"/>
               </w:rPr>
               <w:t>Fase</w:t>
             </w:r>
@@ -6165,160 +6188,7 @@
         </w:tc>
         <w:tc>
           <w:tcPr>
-            <w:tcW w:w="2552" w:type="dxa"/>
-            <w:gridSpan w:val="6"/>
-            <w:tcBorders>
-              <w:top w:val="single" w:sz="4" w:space="0" w:color="A6A6A6"/>
-              <w:left w:val="single" w:sz="4" w:space="0" w:color="A6A6A6"/>
-              <w:bottom w:val="single" w:sz="4" w:space="0" w:color="A6A6A6"/>
-              <w:right w:val="single" w:sz="4" w:space="0" w:color="A6A6A6"/>
-            </w:tcBorders>
-            <w:tcMar>
-              <w:left w:w="45" w:type="dxa"/>
-              <w:right w:w="45" w:type="dxa"/>
-            </w:tcMar>
-            <w:vAlign w:val="center"/>
-          </w:tcPr>
-          <w:p>
-            <w:pPr>
-              <w:jc w:val="center"/>
-              <w:rPr>
-                <w:bCs/>
-                <w:sz w:val="16"/>
-                <w:szCs w:val="16"/>
-              </w:rPr>
-            </w:pPr>
-            <w:r>
-              <w:rPr>
-                <w:rFonts w:ascii="Tahoma" w:hAnsi="Tahoma"/>
-                <w:bCs/>
-                <w:color w:val="006B99"/>
-                <w:sz w:val="16"/>
-                <w:szCs w:val="16"/>
-              </w:rPr>
-              <w:t>Nominativo</w:t>
-            </w:r>
-          </w:p>
-        </w:tc>
-        <w:tc>
-          <w:tcPr>
-            <w:tcW w:w="1984" w:type="dxa"/>
-            <w:gridSpan w:val="7"/>
-            <w:tcBorders>
-              <w:top w:val="single" w:sz="4" w:space="0" w:color="A6A6A6"/>
-              <w:left w:val="single" w:sz="4" w:space="0" w:color="A6A6A6"/>
-              <w:bottom w:val="single" w:sz="4" w:space="0" w:color="A6A6A6"/>
-              <w:right w:val="single" w:sz="4" w:space="0" w:color="A6A6A6"/>
-            </w:tcBorders>
-            <w:tcMar>
-              <w:left w:w="45" w:type="dxa"/>
-              <w:right w:w="45" w:type="dxa"/>
-            </w:tcMar>
-            <w:vAlign w:val="center"/>
-          </w:tcPr>
-          <w:p>
-            <w:pPr>
-              <w:jc w:val="center"/>
-              <w:rPr>
-                <w:bCs/>
-                <w:sz w:val="16"/>
-                <w:szCs w:val="16"/>
-              </w:rPr>
-            </w:pPr>
-            <w:r>
-              <w:rPr>
-                <w:rFonts w:ascii="Tahoma" w:hAnsi="Tahoma"/>
-                <w:bCs/>
-                <w:color w:val="006B99"/>
-                <w:sz w:val="16"/>
-                <w:szCs w:val="16"/>
-              </w:rPr>
-              <w:t>Ruolo</w:t>
-            </w:r>
-            <w:r>
-              <w:rPr>
-                <w:rFonts w:ascii="Tahoma" w:hAnsi="Tahoma"/>
-                <w:bCs/>
-                <w:color w:val="006B99"/>
-                <w:sz w:val="16"/>
-                <w:szCs w:val="16"/>
-              </w:rPr>
-              <w:t xml:space="preserve"> / Funzione</w:t>
-            </w:r>
-          </w:p>
-        </w:tc>
-        <w:tc>
-          <w:tcPr>
-            <w:tcW w:w="993" w:type="dxa"/>
-            <w:gridSpan w:val="3"/>
-            <w:tcBorders>
-              <w:top w:val="single" w:sz="4" w:space="0" w:color="A6A6A6"/>
-              <w:left w:val="single" w:sz="4" w:space="0" w:color="A6A6A6"/>
-              <w:bottom w:val="single" w:sz="4" w:space="0" w:color="A6A6A6"/>
-              <w:right w:val="single" w:sz="4" w:space="0" w:color="A6A6A6"/>
-            </w:tcBorders>
-            <w:tcMar>
-              <w:left w:w="45" w:type="dxa"/>
-              <w:right w:w="45" w:type="dxa"/>
-            </w:tcMar>
-            <w:vAlign w:val="center"/>
-          </w:tcPr>
-          <w:p>
-            <w:pPr>
-              <w:jc w:val="center"/>
-              <w:rPr>
-                <w:rFonts w:ascii="Tahoma" w:hAnsi="Tahoma"/>
-                <w:bCs/>
-                <w:color w:val="006B99"/>
-                <w:sz w:val="16"/>
-                <w:szCs w:val="16"/>
-              </w:rPr>
-            </w:pPr>
-            <w:r>
-              <w:rPr>
-                <w:rFonts w:ascii="Tahoma" w:hAnsi="Tahoma"/>
-                <w:bCs/>
-                <w:color w:val="006B99"/>
-                <w:sz w:val="16"/>
-                <w:szCs w:val="16"/>
-              </w:rPr>
-              <w:t>Presa</w:t>
-            </w:r>
-          </w:p>
-          <w:p>
-            <w:pPr>
-              <w:jc w:val="center"/>
-              <w:rPr>
-                <w:bCs/>
-                <w:sz w:val="16"/>
-                <w:szCs w:val="16"/>
-              </w:rPr>
-            </w:pPr>
-            <w:r>
-              <w:rPr>
-                <w:rFonts w:ascii="Tahoma" w:hAnsi="Tahoma"/>
-                <w:bCs/>
-                <w:color w:val="006B99"/>
-                <w:sz w:val="16"/>
-                <w:szCs w:val="16"/>
-              </w:rPr>
-              <w:t>i</w:t>
-            </w:r>
-            <w:r>
-              <w:rPr>
-                <w:rFonts w:ascii="Tahoma" w:hAnsi="Tahoma"/>
-                <w:bCs/>
-                <w:color w:val="006B99"/>
-                <w:sz w:val="16"/>
-                <w:szCs w:val="16"/>
-              </w:rPr>
-              <w:t>n carico</w:t>
-            </w:r>
-          </w:p>
-        </w:tc>
-        <w:tc>
-          <w:tcPr>
-            <w:tcW w:w="2551" w:type="dxa"/>
+            <w:tcW w:w="2268" w:type="dxa"/>
             <w:gridSpan w:val="8"/>
             <w:tcBorders>
               <w:top w:val="single" w:sz="4" w:space="0" w:color="A6A6A6"/>
@@ -6334,22 +6204,159 @@
           </w:tcPr>
           <w:p>
             <w:pPr>
-              <w:jc w:val="center"/>
-              <w:rPr>
-                <w:rFonts w:ascii="Tahoma" w:hAnsi="Tahoma"/>
+              <w:spacing w:line="160" w:lineRule="exact"/>
+              <w:jc w:val="center"/>
+              <w:rPr>
+                <w:rFonts w:ascii="Calibri" w:hAnsi="Calibri" w:cs="Calibri"/>
+                <w:bCs/>
+              </w:rPr>
+            </w:pPr>
+            <w:r>
+              <w:rPr>
+                <w:rFonts w:ascii="Calibri" w:hAnsi="Calibri" w:cs="Calibri"/>
                 <w:bCs/>
                 <w:color w:val="006B99"/>
-                <w:sz w:val="16"/>
-                <w:szCs w:val="16"/>
-              </w:rPr>
-            </w:pPr>
-            <w:r>
-              <w:rPr>
-                <w:rFonts w:ascii="Tahoma" w:hAnsi="Tahoma"/>
+              </w:rPr>
+              <w:t>Nominativo</w:t>
+            </w:r>
+          </w:p>
+        </w:tc>
+        <w:tc>
+          <w:tcPr>
+            <w:tcW w:w="1985" w:type="dxa"/>
+            <w:gridSpan w:val="8"/>
+            <w:tcBorders>
+              <w:top w:val="single" w:sz="4" w:space="0" w:color="A6A6A6"/>
+              <w:left w:val="single" w:sz="4" w:space="0" w:color="A6A6A6"/>
+              <w:bottom w:val="single" w:sz="4" w:space="0" w:color="A6A6A6"/>
+              <w:right w:val="single" w:sz="4" w:space="0" w:color="A6A6A6"/>
+            </w:tcBorders>
+            <w:tcMar>
+              <w:left w:w="45" w:type="dxa"/>
+              <w:right w:w="45" w:type="dxa"/>
+            </w:tcMar>
+            <w:vAlign w:val="center"/>
+          </w:tcPr>
+          <w:p>
+            <w:pPr>
+              <w:spacing w:line="160" w:lineRule="exact"/>
+              <w:jc w:val="center"/>
+              <w:rPr>
+                <w:rFonts w:ascii="Calibri" w:hAnsi="Calibri" w:cs="Calibri"/>
+                <w:bCs/>
+              </w:rPr>
+            </w:pPr>
+            <w:r>
+              <w:rPr>
+                <w:rFonts w:ascii="Calibri" w:hAnsi="Calibri" w:cs="Calibri"/>
                 <w:bCs/>
                 <w:color w:val="006B99"/>
-                <w:sz w:val="16"/>
-                <w:szCs w:val="16"/>
+              </w:rPr>
+              <w:t>Ruolo</w:t>
+            </w:r>
+            <w:r>
+              <w:rPr>
+                <w:rFonts w:ascii="Calibri" w:hAnsi="Calibri" w:cs="Calibri"/>
+                <w:bCs/>
+                <w:color w:val="006B99"/>
+              </w:rPr>
+              <w:t xml:space="preserve"> / Funzione</w:t>
+            </w:r>
+          </w:p>
+        </w:tc>
+        <w:tc>
+          <w:tcPr>
+            <w:tcW w:w="992" w:type="dxa"/>
+            <w:gridSpan w:val="4"/>
+            <w:tcBorders>
+              <w:top w:val="single" w:sz="4" w:space="0" w:color="A6A6A6"/>
+              <w:left w:val="single" w:sz="4" w:space="0" w:color="A6A6A6"/>
+              <w:bottom w:val="single" w:sz="4" w:space="0" w:color="A6A6A6"/>
+              <w:right w:val="single" w:sz="4" w:space="0" w:color="A6A6A6"/>
+            </w:tcBorders>
+            <w:tcMar>
+              <w:left w:w="45" w:type="dxa"/>
+              <w:right w:w="45" w:type="dxa"/>
+            </w:tcMar>
+            <w:vAlign w:val="center"/>
+          </w:tcPr>
+          <w:p>
+            <w:pPr>
+              <w:spacing w:line="160" w:lineRule="exact"/>
+              <w:jc w:val="center"/>
+              <w:rPr>
+                <w:rFonts w:ascii="Calibri" w:hAnsi="Calibri" w:cs="Calibri"/>
+                <w:bCs/>
+                <w:color w:val="006B99"/>
+              </w:rPr>
+            </w:pPr>
+            <w:r>
+              <w:rPr>
+                <w:rFonts w:ascii="Calibri" w:hAnsi="Calibri" w:cs="Calibri"/>
+                <w:bCs/>
+                <w:color w:val="006B99"/>
+              </w:rPr>
+              <w:t>Presa</w:t>
+            </w:r>
+          </w:p>
+          <w:p>
+            <w:pPr>
+              <w:spacing w:line="160" w:lineRule="exact"/>
+              <w:jc w:val="center"/>
+              <w:rPr>
+                <w:rFonts w:ascii="Calibri" w:hAnsi="Calibri" w:cs="Calibri"/>
+                <w:bCs/>
+              </w:rPr>
+            </w:pPr>
+            <w:r>
+              <w:rPr>
+                <w:rFonts w:ascii="Calibri" w:hAnsi="Calibri" w:cs="Calibri"/>
+                <w:bCs/>
+                <w:color w:val="006B99"/>
+              </w:rPr>
+              <w:t>i</w:t>
+            </w:r>
+            <w:r>
+              <w:rPr>
+                <w:rFonts w:ascii="Calibri" w:hAnsi="Calibri" w:cs="Calibri"/>
+                <w:bCs/>
+                <w:color w:val="006B99"/>
+              </w:rPr>
+              <w:t>n carico</w:t>
+            </w:r>
+          </w:p>
+        </w:tc>
+        <w:tc>
+          <w:tcPr>
+            <w:tcW w:w="2693" w:type="dxa"/>
+            <w:gridSpan w:val="11"/>
+            <w:tcBorders>
+              <w:top w:val="single" w:sz="4" w:space="0" w:color="A6A6A6"/>
+              <w:left w:val="single" w:sz="4" w:space="0" w:color="A6A6A6"/>
+              <w:bottom w:val="single" w:sz="4" w:space="0" w:color="A6A6A6"/>
+              <w:right w:val="single" w:sz="4" w:space="0" w:color="A6A6A6"/>
+            </w:tcBorders>
+            <w:tcMar>
+              <w:left w:w="45" w:type="dxa"/>
+              <w:right w:w="45" w:type="dxa"/>
+            </w:tcMar>
+            <w:vAlign w:val="center"/>
+          </w:tcPr>
+          <w:p>
+            <w:pPr>
+              <w:spacing w:line="160" w:lineRule="exact"/>
+              <w:jc w:val="center"/>
+              <w:rPr>
+                <w:rFonts w:ascii="Calibri" w:hAnsi="Calibri" w:cs="Calibri"/>
+                <w:bCs/>
+                <w:color w:val="006B99"/>
+              </w:rPr>
+            </w:pPr>
+            <w:r>
+              <w:rPr>
+                <w:rFonts w:ascii="Calibri" w:hAnsi="Calibri" w:cs="Calibri"/>
+                <w:bCs/>
+                <w:color w:val="006B99"/>
               </w:rPr>
               <w:t>Esito / Trasmissione</w:t>
             </w:r>
@@ -6373,20 +6380,18 @@
           </w:tcPr>
           <w:p>
             <w:pPr>
-              <w:jc w:val="center"/>
-              <w:rPr>
-                <w:bCs/>
-                <w:sz w:val="16"/>
-                <w:szCs w:val="16"/>
-              </w:rPr>
-            </w:pPr>
-            <w:r>
-              <w:rPr>
-                <w:rFonts w:ascii="Tahoma" w:hAnsi="Tahoma"/>
+              <w:spacing w:line="160" w:lineRule="exact"/>
+              <w:jc w:val="center"/>
+              <w:rPr>
+                <w:rFonts w:ascii="Calibri" w:hAnsi="Calibri" w:cs="Calibri"/>
+                <w:bCs/>
+              </w:rPr>
+            </w:pPr>
+            <w:r>
+              <w:rPr>
+                <w:rFonts w:ascii="Calibri" w:hAnsi="Calibri" w:cs="Calibri"/>
                 <w:bCs/>
                 <w:color w:val="006B99"/>
-                <w:sz w:val="16"/>
-                <w:szCs w:val="16"/>
               </w:rPr>
               <w:t>Data</w:t>
             </w:r>
@@ -6400,7 +6405,7 @@
         </w:trPr>
         <w:tc>
           <w:tcPr>
-            <w:tcW w:w="1134" w:type="dxa"/>
+            <w:tcW w:w="1276" w:type="dxa"/>
             <w:gridSpan w:val="3"/>
             <w:tcBorders>
               <w:top w:val="single" w:sz="4" w:space="0" w:color="A6A6A6"/>
@@ -6418,18 +6423,15 @@
           <w:p>
             <w:pPr>
               <w:rPr>
-                <w:bCs/>
-                <w:sz w:val="16"/>
-                <w:szCs w:val="16"/>
-              </w:rPr>
-            </w:pPr>
-            <w:r>
-              <w:rPr>
-                <w:rFonts w:ascii="Tahoma" w:hAnsi="Tahoma"/>
+                <w:rFonts w:ascii="Calibri" w:hAnsi="Calibri" w:cs="Calibri"/>
+                <w:bCs/>
+              </w:rPr>
+            </w:pPr>
+            <w:r>
+              <w:rPr>
+                <w:rFonts w:ascii="Calibri" w:hAnsi="Calibri" w:cs="Calibri"/>
                 <w:bCs/>
                 <w:color w:val="006B99"/>
-                <w:sz w:val="16"/>
-                <w:szCs w:val="16"/>
               </w:rPr>
               <w:t>Rilevazione</w:t>
             </w:r>
@@ -6437,8 +6439,8 @@
         </w:tc>
         <w:tc>
           <w:tcPr>
-            <w:tcW w:w="2552" w:type="dxa"/>
-            <w:gridSpan w:val="6"/>
+            <w:tcW w:w="2268" w:type="dxa"/>
+            <w:gridSpan w:val="8"/>
             <w:tcBorders>
               <w:top w:val="single" w:sz="4" w:space="0" w:color="A6A6A6"/>
               <w:left w:val="single" w:sz="4" w:space="0" w:color="A6A6A6"/>
@@ -6454,79 +6456,15 @@
           <w:p>
             <w:pPr>
               <w:rPr>
-                <w:bCs/>
-                <w:sz w:val="16"/>
-                <w:szCs w:val="16"/>
-              </w:rPr>
-            </w:pPr>
-          </w:p>
-        </w:tc>
-        <w:tc>
-          <w:tcPr>
-            <w:tcW w:w="1984" w:type="dxa"/>
-            <w:gridSpan w:val="7"/>
-            <w:tcBorders>
-              <w:top w:val="single" w:sz="4" w:space="0" w:color="A6A6A6"/>
-              <w:left w:val="single" w:sz="4" w:space="0" w:color="A6A6A6"/>
-              <w:bottom w:val="single" w:sz="4" w:space="0" w:color="A6A6A6"/>
-              <w:right w:val="single" w:sz="4" w:space="0" w:color="A6A6A6"/>
-            </w:tcBorders>
-            <w:shd w:val="clear" w:color="auto" w:fill="DDEBF7"/>
-            <w:tcMar>
-              <w:left w:w="45" w:type="dxa"/>
-              <w:right w:w="45" w:type="dxa"/>
-            </w:tcMar>
-            <w:vAlign w:val="center"/>
-          </w:tcPr>
-          <w:p>
-            <w:pPr>
-              <w:rPr>
-                <w:bCs/>
-                <w:sz w:val="16"/>
-                <w:szCs w:val="16"/>
-              </w:rPr>
-            </w:pPr>
-            <w:r>
-              <w:rPr>
-                <w:rFonts w:ascii="Tahoma" w:hAnsi="Tahoma"/>
-                <w:bCs/>
-                <w:color w:val="006B99"/>
-                <w:sz w:val="16"/>
-                <w:szCs w:val="16"/>
-              </w:rPr>
-              <w:t>Tecnico rilevatore</w:t>
-            </w:r>
-          </w:p>
-        </w:tc>
-        <w:tc>
-          <w:tcPr>
-            <w:tcW w:w="993" w:type="dxa"/>
-            <w:gridSpan w:val="3"/>
-            <w:tcBorders>
-              <w:top w:val="single" w:sz="4" w:space="0" w:color="A6A6A6"/>
-              <w:left w:val="single" w:sz="4" w:space="0" w:color="A6A6A6"/>
-              <w:bottom w:val="single" w:sz="4" w:space="0" w:color="A6A6A6"/>
-              <w:right w:val="single" w:sz="4" w:space="0" w:color="A6A6A6"/>
-            </w:tcBorders>
-            <w:tcMar>
-              <w:left w:w="45" w:type="dxa"/>
-              <w:right w:w="45" w:type="dxa"/>
-            </w:tcMar>
-            <w:vAlign w:val="center"/>
-          </w:tcPr>
-          <w:p>
-            <w:pPr>
-              <w:rPr>
-                <w:bCs/>
-                <w:sz w:val="16"/>
-                <w:szCs w:val="16"/>
-              </w:rPr>
-            </w:pPr>
-          </w:p>
-        </w:tc>
-        <w:tc>
-          <w:tcPr>
-            <w:tcW w:w="2551" w:type="dxa"/>
+                <w:rFonts w:ascii="Calibri" w:hAnsi="Calibri" w:cs="Calibri"/>
+                <w:bCs/>
+              </w:rPr>
+            </w:pPr>
+          </w:p>
+        </w:tc>
+        <w:tc>
+          <w:tcPr>
+            <w:tcW w:w="1985" w:type="dxa"/>
             <w:gridSpan w:val="8"/>
             <w:tcBorders>
               <w:top w:val="single" w:sz="4" w:space="0" w:color="A6A6A6"/>
@@ -6544,20 +6482,75 @@
           <w:p>
             <w:pPr>
               <w:rPr>
-                <w:rFonts w:ascii="Tahoma" w:hAnsi="Tahoma"/>
+                <w:rFonts w:ascii="Calibri" w:hAnsi="Calibri" w:cs="Calibri"/>
+                <w:bCs/>
+              </w:rPr>
+            </w:pPr>
+            <w:r>
+              <w:rPr>
+                <w:rFonts w:ascii="Calibri" w:hAnsi="Calibri" w:cs="Calibri"/>
                 <w:bCs/>
                 <w:color w:val="006B99"/>
-                <w:sz w:val="16"/>
-                <w:szCs w:val="16"/>
-              </w:rPr>
-            </w:pPr>
-            <w:r>
-              <w:rPr>
-                <w:rFonts w:ascii="Tahoma" w:hAnsi="Tahoma"/>
+              </w:rPr>
+              <w:t>Tecnico rilevatore</w:t>
+            </w:r>
+          </w:p>
+        </w:tc>
+        <w:tc>
+          <w:tcPr>
+            <w:tcW w:w="992" w:type="dxa"/>
+            <w:gridSpan w:val="4"/>
+            <w:tcBorders>
+              <w:top w:val="single" w:sz="4" w:space="0" w:color="A6A6A6"/>
+              <w:left w:val="single" w:sz="4" w:space="0" w:color="A6A6A6"/>
+              <w:bottom w:val="single" w:sz="4" w:space="0" w:color="A6A6A6"/>
+              <w:right w:val="single" w:sz="4" w:space="0" w:color="A6A6A6"/>
+            </w:tcBorders>
+            <w:tcMar>
+              <w:left w:w="45" w:type="dxa"/>
+              <w:right w:w="45" w:type="dxa"/>
+            </w:tcMar>
+            <w:vAlign w:val="center"/>
+          </w:tcPr>
+          <w:p>
+            <w:pPr>
+              <w:rPr>
+                <w:rFonts w:ascii="Calibri" w:hAnsi="Calibri" w:cs="Calibri"/>
+                <w:bCs/>
+              </w:rPr>
+            </w:pPr>
+          </w:p>
+        </w:tc>
+        <w:tc>
+          <w:tcPr>
+            <w:tcW w:w="2693" w:type="dxa"/>
+            <w:gridSpan w:val="11"/>
+            <w:tcBorders>
+              <w:top w:val="single" w:sz="4" w:space="0" w:color="A6A6A6"/>
+              <w:left w:val="single" w:sz="4" w:space="0" w:color="A6A6A6"/>
+              <w:bottom w:val="single" w:sz="4" w:space="0" w:color="A6A6A6"/>
+              <w:right w:val="single" w:sz="4" w:space="0" w:color="A6A6A6"/>
+            </w:tcBorders>
+            <w:shd w:val="clear" w:color="auto" w:fill="DDEBF7"/>
+            <w:tcMar>
+              <w:left w:w="45" w:type="dxa"/>
+              <w:right w:w="45" w:type="dxa"/>
+            </w:tcMar>
+            <w:vAlign w:val="center"/>
+          </w:tcPr>
+          <w:p>
+            <w:pPr>
+              <w:rPr>
+                <w:rFonts w:ascii="Calibri" w:hAnsi="Calibri" w:cs="Calibri"/>
                 <w:bCs/>
                 <w:color w:val="006B99"/>
-                <w:sz w:val="16"/>
-                <w:szCs w:val="16"/>
+              </w:rPr>
+            </w:pPr>
+            <w:r>
+              <w:rPr>
+                <w:rFonts w:ascii="Calibri" w:hAnsi="Calibri" w:cs="Calibri"/>
+                <w:bCs/>
+                <w:color w:val="006B99"/>
               </w:rPr>
               <w:t>Redazione rapporto di rilevazione</w:t>
             </w:r>
@@ -6582,9 +6575,8 @@
           <w:p>
             <w:pPr>
               <w:rPr>
-                <w:bCs/>
-                <w:sz w:val="16"/>
-                <w:szCs w:val="16"/>
+                <w:rFonts w:ascii="Calibri" w:hAnsi="Calibri" w:cs="Calibri"/>
+                <w:bCs/>
               </w:rPr>
             </w:pPr>
           </w:p>
@@ -6597,7 +6589,7 @@
         </w:trPr>
         <w:tc>
           <w:tcPr>
-            <w:tcW w:w="1134" w:type="dxa"/>
+            <w:tcW w:w="1276" w:type="dxa"/>
             <w:gridSpan w:val="3"/>
             <w:tcBorders>
               <w:top w:val="single" w:sz="4" w:space="0" w:color="A6A6A6"/>
@@ -6615,18 +6607,15 @@
           <w:p>
             <w:pPr>
               <w:rPr>
-                <w:bCs/>
-                <w:sz w:val="16"/>
-                <w:szCs w:val="16"/>
-              </w:rPr>
-            </w:pPr>
-            <w:r>
-              <w:rPr>
-                <w:rFonts w:ascii="Tahoma" w:hAnsi="Tahoma"/>
+                <w:rFonts w:ascii="Calibri" w:hAnsi="Calibri" w:cs="Calibri"/>
+                <w:bCs/>
+              </w:rPr>
+            </w:pPr>
+            <w:r>
+              <w:rPr>
+                <w:rFonts w:ascii="Calibri" w:hAnsi="Calibri" w:cs="Calibri"/>
                 <w:bCs/>
                 <w:color w:val="006B99"/>
-                <w:sz w:val="16"/>
-                <w:szCs w:val="16"/>
               </w:rPr>
               <w:t>Compilazione</w:t>
             </w:r>
@@ -6634,8 +6623,8 @@
         </w:tc>
         <w:tc>
           <w:tcPr>
-            <w:tcW w:w="2552" w:type="dxa"/>
-            <w:gridSpan w:val="6"/>
+            <w:tcW w:w="2268" w:type="dxa"/>
+            <w:gridSpan w:val="8"/>
             <w:tcBorders>
               <w:top w:val="single" w:sz="4" w:space="0" w:color="A6A6A6"/>
               <w:left w:val="single" w:sz="4" w:space="0" w:color="A6A6A6"/>
@@ -6651,79 +6640,15 @@
           <w:p>
             <w:pPr>
               <w:rPr>
-                <w:bCs/>
-                <w:sz w:val="16"/>
-                <w:szCs w:val="16"/>
-              </w:rPr>
-            </w:pPr>
-          </w:p>
-        </w:tc>
-        <w:tc>
-          <w:tcPr>
-            <w:tcW w:w="1984" w:type="dxa"/>
-            <w:gridSpan w:val="7"/>
-            <w:tcBorders>
-              <w:top w:val="single" w:sz="4" w:space="0" w:color="A6A6A6"/>
-              <w:left w:val="single" w:sz="4" w:space="0" w:color="A6A6A6"/>
-              <w:bottom w:val="single" w:sz="4" w:space="0" w:color="A6A6A6"/>
-              <w:right w:val="single" w:sz="4" w:space="0" w:color="A6A6A6"/>
-            </w:tcBorders>
-            <w:shd w:val="clear" w:color="auto" w:fill="DDEBF7"/>
-            <w:tcMar>
-              <w:left w:w="45" w:type="dxa"/>
-              <w:right w:w="45" w:type="dxa"/>
-            </w:tcMar>
-            <w:vAlign w:val="center"/>
-          </w:tcPr>
-          <w:p>
-            <w:pPr>
-              <w:rPr>
-                <w:bCs/>
-                <w:sz w:val="16"/>
-                <w:szCs w:val="16"/>
-              </w:rPr>
-            </w:pPr>
-            <w:r>
-              <w:rPr>
-                <w:rFonts w:ascii="Tahoma" w:hAnsi="Tahoma"/>
-                <w:bCs/>
-                <w:color w:val="006B99"/>
-                <w:sz w:val="16"/>
-                <w:szCs w:val="16"/>
-              </w:rPr>
-              <w:t>Tecnico istruttore</w:t>
-            </w:r>
-          </w:p>
-        </w:tc>
-        <w:tc>
-          <w:tcPr>
-            <w:tcW w:w="993" w:type="dxa"/>
-            <w:gridSpan w:val="3"/>
-            <w:tcBorders>
-              <w:top w:val="single" w:sz="4" w:space="0" w:color="A6A6A6"/>
-              <w:left w:val="single" w:sz="4" w:space="0" w:color="A6A6A6"/>
-              <w:bottom w:val="single" w:sz="4" w:space="0" w:color="A6A6A6"/>
-              <w:right w:val="single" w:sz="4" w:space="0" w:color="A6A6A6"/>
-            </w:tcBorders>
-            <w:tcMar>
-              <w:left w:w="45" w:type="dxa"/>
-              <w:right w:w="45" w:type="dxa"/>
-            </w:tcMar>
-            <w:vAlign w:val="center"/>
-          </w:tcPr>
-          <w:p>
-            <w:pPr>
-              <w:rPr>
-                <w:bCs/>
-                <w:sz w:val="16"/>
-                <w:szCs w:val="16"/>
-              </w:rPr>
-            </w:pPr>
-          </w:p>
-        </w:tc>
-        <w:tc>
-          <w:tcPr>
-            <w:tcW w:w="2551" w:type="dxa"/>
+                <w:rFonts w:ascii="Calibri" w:hAnsi="Calibri" w:cs="Calibri"/>
+                <w:bCs/>
+              </w:rPr>
+            </w:pPr>
+          </w:p>
+        </w:tc>
+        <w:tc>
+          <w:tcPr>
+            <w:tcW w:w="1985" w:type="dxa"/>
             <w:gridSpan w:val="8"/>
             <w:tcBorders>
               <w:top w:val="single" w:sz="4" w:space="0" w:color="A6A6A6"/>
@@ -6741,20 +6666,75 @@
           <w:p>
             <w:pPr>
               <w:rPr>
-                <w:rFonts w:ascii="Tahoma" w:hAnsi="Tahoma"/>
+                <w:rFonts w:ascii="Calibri" w:hAnsi="Calibri" w:cs="Calibri"/>
+                <w:bCs/>
+              </w:rPr>
+            </w:pPr>
+            <w:r>
+              <w:rPr>
+                <w:rFonts w:ascii="Calibri" w:hAnsi="Calibri" w:cs="Calibri"/>
                 <w:bCs/>
                 <w:color w:val="006B99"/>
-                <w:sz w:val="16"/>
-                <w:szCs w:val="16"/>
-              </w:rPr>
-            </w:pPr>
-            <w:r>
-              <w:rPr>
-                <w:rFonts w:ascii="Tahoma" w:hAnsi="Tahoma"/>
+              </w:rPr>
+              <w:t>Tecnico istruttore</w:t>
+            </w:r>
+          </w:p>
+        </w:tc>
+        <w:tc>
+          <w:tcPr>
+            <w:tcW w:w="992" w:type="dxa"/>
+            <w:gridSpan w:val="4"/>
+            <w:tcBorders>
+              <w:top w:val="single" w:sz="4" w:space="0" w:color="A6A6A6"/>
+              <w:left w:val="single" w:sz="4" w:space="0" w:color="A6A6A6"/>
+              <w:bottom w:val="single" w:sz="4" w:space="0" w:color="A6A6A6"/>
+              <w:right w:val="single" w:sz="4" w:space="0" w:color="A6A6A6"/>
+            </w:tcBorders>
+            <w:tcMar>
+              <w:left w:w="45" w:type="dxa"/>
+              <w:right w:w="45" w:type="dxa"/>
+            </w:tcMar>
+            <w:vAlign w:val="center"/>
+          </w:tcPr>
+          <w:p>
+            <w:pPr>
+              <w:rPr>
+                <w:rFonts w:ascii="Calibri" w:hAnsi="Calibri" w:cs="Calibri"/>
+                <w:bCs/>
+              </w:rPr>
+            </w:pPr>
+          </w:p>
+        </w:tc>
+        <w:tc>
+          <w:tcPr>
+            <w:tcW w:w="2693" w:type="dxa"/>
+            <w:gridSpan w:val="11"/>
+            <w:tcBorders>
+              <w:top w:val="single" w:sz="4" w:space="0" w:color="A6A6A6"/>
+              <w:left w:val="single" w:sz="4" w:space="0" w:color="A6A6A6"/>
+              <w:bottom w:val="single" w:sz="4" w:space="0" w:color="A6A6A6"/>
+              <w:right w:val="single" w:sz="4" w:space="0" w:color="A6A6A6"/>
+            </w:tcBorders>
+            <w:shd w:val="clear" w:color="auto" w:fill="DDEBF7"/>
+            <w:tcMar>
+              <w:left w:w="45" w:type="dxa"/>
+              <w:right w:w="45" w:type="dxa"/>
+            </w:tcMar>
+            <w:vAlign w:val="center"/>
+          </w:tcPr>
+          <w:p>
+            <w:pPr>
+              <w:rPr>
+                <w:rFonts w:ascii="Calibri" w:hAnsi="Calibri" w:cs="Calibri"/>
                 <w:bCs/>
                 <w:color w:val="006B99"/>
-                <w:sz w:val="16"/>
-                <w:szCs w:val="16"/>
+              </w:rPr>
+            </w:pPr>
+            <w:r>
+              <w:rPr>
+                <w:rFonts w:ascii="Calibri" w:hAnsi="Calibri" w:cs="Calibri"/>
+                <w:bCs/>
+                <w:color w:val="006B99"/>
               </w:rPr>
               <w:t>Compilazione istruttoria tecnica</w:t>
             </w:r>
@@ -6779,9 +6759,8 @@
           <w:p>
             <w:pPr>
               <w:rPr>
-                <w:bCs/>
-                <w:sz w:val="16"/>
-                <w:szCs w:val="16"/>
+                <w:rFonts w:ascii="Calibri" w:hAnsi="Calibri" w:cs="Calibri"/>
+                <w:bCs/>
               </w:rPr>
             </w:pPr>
           </w:p>
@@ -6794,7 +6773,7 @@
         </w:trPr>
         <w:tc>
           <w:tcPr>
-            <w:tcW w:w="1134" w:type="dxa"/>
+            <w:tcW w:w="1276" w:type="dxa"/>
             <w:gridSpan w:val="3"/>
             <w:tcBorders>
               <w:top w:val="single" w:sz="4" w:space="0" w:color="A6A6A6"/>
@@ -6812,18 +6791,15 @@
           <w:p>
             <w:pPr>
               <w:rPr>
-                <w:bCs/>
-                <w:sz w:val="16"/>
-                <w:szCs w:val="16"/>
-              </w:rPr>
-            </w:pPr>
-            <w:r>
-              <w:rPr>
-                <w:rFonts w:ascii="Tahoma" w:hAnsi="Tahoma"/>
+                <w:rFonts w:ascii="Calibri" w:hAnsi="Calibri" w:cs="Calibri"/>
+                <w:bCs/>
+              </w:rPr>
+            </w:pPr>
+            <w:r>
+              <w:rPr>
+                <w:rFonts w:ascii="Calibri" w:hAnsi="Calibri" w:cs="Calibri"/>
                 <w:bCs/>
                 <w:color w:val="006B99"/>
-                <w:sz w:val="16"/>
-                <w:szCs w:val="16"/>
               </w:rPr>
               <w:t>Verifica</w:t>
             </w:r>
@@ -6831,8 +6807,8 @@
         </w:tc>
         <w:tc>
           <w:tcPr>
-            <w:tcW w:w="2552" w:type="dxa"/>
-            <w:gridSpan w:val="6"/>
+            <w:tcW w:w="2268" w:type="dxa"/>
+            <w:gridSpan w:val="8"/>
             <w:tcBorders>
               <w:top w:val="single" w:sz="4" w:space="0" w:color="A6A6A6"/>
               <w:left w:val="single" w:sz="4" w:space="0" w:color="A6A6A6"/>
@@ -6848,99 +6824,15 @@
           <w:p>
             <w:pPr>
               <w:rPr>
-                <w:bCs/>
-                <w:sz w:val="16"/>
-                <w:szCs w:val="16"/>
-              </w:rPr>
-            </w:pPr>
-          </w:p>
-        </w:tc>
-        <w:tc>
-          <w:tcPr>
-            <w:tcW w:w="1984" w:type="dxa"/>
-            <w:gridSpan w:val="7"/>
-            <w:tcBorders>
-              <w:top w:val="single" w:sz="4" w:space="0" w:color="A6A6A6"/>
-              <w:left w:val="single" w:sz="4" w:space="0" w:color="A6A6A6"/>
-              <w:bottom w:val="single" w:sz="4" w:space="0" w:color="A6A6A6"/>
-              <w:right w:val="single" w:sz="4" w:space="0" w:color="A6A6A6"/>
-            </w:tcBorders>
-            <w:shd w:val="clear" w:color="auto" w:fill="DDEBF7"/>
-            <w:tcMar>
-              <w:left w:w="45" w:type="dxa"/>
-              <w:right w:w="45" w:type="dxa"/>
-            </w:tcMar>
-            <w:vAlign w:val="center"/>
-          </w:tcPr>
-          <w:p>
-            <w:pPr>
-              <w:rPr>
-                <w:bCs/>
-                <w:sz w:val="16"/>
-                <w:szCs w:val="16"/>
-              </w:rPr>
-            </w:pPr>
-            <w:r>
-              <w:rPr>
-                <w:rFonts w:ascii="Tahoma" w:hAnsi="Tahoma"/>
-                <w:bCs/>
-                <w:color w:val="006B99"/>
-                <w:sz w:val="16"/>
-                <w:szCs w:val="16"/>
-              </w:rPr>
-              <w:t xml:space="preserve">Responsabile del </w:t>
-            </w:r>
-            <w:r>
-              <w:rPr>
-                <w:rFonts w:ascii="Tahoma" w:hAnsi="Tahoma"/>
-                <w:bCs/>
-                <w:color w:val="006B99"/>
-                <w:sz w:val="16"/>
-                <w:szCs w:val="16"/>
-              </w:rPr>
-              <w:t>S</w:t>
-            </w:r>
-            <w:r>
-              <w:rPr>
-                <w:rFonts w:ascii="Tahoma" w:hAnsi="Tahoma"/>
-                <w:bCs/>
-                <w:color w:val="006B99"/>
-                <w:sz w:val="16"/>
-                <w:szCs w:val="16"/>
-              </w:rPr>
-              <w:t>ettore</w:t>
-            </w:r>
-          </w:p>
-        </w:tc>
-        <w:tc>
-          <w:tcPr>
-            <w:tcW w:w="993" w:type="dxa"/>
-            <w:gridSpan w:val="3"/>
-            <w:tcBorders>
-              <w:top w:val="single" w:sz="4" w:space="0" w:color="A6A6A6"/>
-              <w:left w:val="single" w:sz="4" w:space="0" w:color="A6A6A6"/>
-              <w:bottom w:val="single" w:sz="4" w:space="0" w:color="A6A6A6"/>
-              <w:right w:val="single" w:sz="4" w:space="0" w:color="A6A6A6"/>
-            </w:tcBorders>
-            <w:tcMar>
-              <w:left w:w="45" w:type="dxa"/>
-              <w:right w:w="45" w:type="dxa"/>
-            </w:tcMar>
-            <w:vAlign w:val="center"/>
-          </w:tcPr>
-          <w:p>
-            <w:pPr>
-              <w:rPr>
-                <w:bCs/>
-                <w:sz w:val="16"/>
-                <w:szCs w:val="16"/>
-              </w:rPr>
-            </w:pPr>
-          </w:p>
-        </w:tc>
-        <w:tc>
-          <w:tcPr>
-            <w:tcW w:w="2551" w:type="dxa"/>
+                <w:rFonts w:ascii="Calibri" w:hAnsi="Calibri" w:cs="Calibri"/>
+                <w:bCs/>
+              </w:rPr>
+            </w:pPr>
+          </w:p>
+        </w:tc>
+        <w:tc>
+          <w:tcPr>
+            <w:tcW w:w="1985" w:type="dxa"/>
             <w:gridSpan w:val="8"/>
             <w:tcBorders>
               <w:top w:val="single" w:sz="4" w:space="0" w:color="A6A6A6"/>
@@ -6958,20 +6850,91 @@
           <w:p>
             <w:pPr>
               <w:rPr>
-                <w:rFonts w:ascii="Tahoma" w:hAnsi="Tahoma"/>
+                <w:rFonts w:ascii="Calibri" w:hAnsi="Calibri" w:cs="Calibri"/>
+                <w:bCs/>
+              </w:rPr>
+            </w:pPr>
+            <w:r>
+              <w:rPr>
+                <w:rFonts w:ascii="Calibri" w:hAnsi="Calibri" w:cs="Calibri"/>
                 <w:bCs/>
                 <w:color w:val="006B99"/>
-                <w:sz w:val="16"/>
-                <w:szCs w:val="16"/>
-              </w:rPr>
-            </w:pPr>
-            <w:r>
-              <w:rPr>
-                <w:rFonts w:ascii="Tahoma" w:hAnsi="Tahoma"/>
+              </w:rPr>
+              <w:t xml:space="preserve">Responsabile del </w:t>
+            </w:r>
+            <w:r>
+              <w:rPr>
+                <w:rFonts w:ascii="Calibri" w:hAnsi="Calibri" w:cs="Calibri"/>
                 <w:bCs/>
                 <w:color w:val="006B99"/>
-                <w:sz w:val="16"/>
-                <w:szCs w:val="16"/>
+              </w:rPr>
+              <w:t>S</w:t>
+            </w:r>
+            <w:r>
+              <w:rPr>
+                <w:rFonts w:ascii="Calibri" w:hAnsi="Calibri" w:cs="Calibri"/>
+                <w:bCs/>
+                <w:color w:val="006B99"/>
+              </w:rPr>
+              <w:t>ettore</w:t>
+            </w:r>
+          </w:p>
+        </w:tc>
+        <w:tc>
+          <w:tcPr>
+            <w:tcW w:w="992" w:type="dxa"/>
+            <w:gridSpan w:val="4"/>
+            <w:tcBorders>
+              <w:top w:val="single" w:sz="4" w:space="0" w:color="A6A6A6"/>
+              <w:left w:val="single" w:sz="4" w:space="0" w:color="A6A6A6"/>
+              <w:bottom w:val="single" w:sz="4" w:space="0" w:color="A6A6A6"/>
+              <w:right w:val="single" w:sz="4" w:space="0" w:color="A6A6A6"/>
+            </w:tcBorders>
+            <w:tcMar>
+              <w:left w:w="45" w:type="dxa"/>
+              <w:right w:w="45" w:type="dxa"/>
+            </w:tcMar>
+            <w:vAlign w:val="center"/>
+          </w:tcPr>
+          <w:p>
+            <w:pPr>
+              <w:rPr>
+                <w:rFonts w:ascii="Calibri" w:hAnsi="Calibri" w:cs="Calibri"/>
+                <w:bCs/>
+              </w:rPr>
+            </w:pPr>
+          </w:p>
+        </w:tc>
+        <w:tc>
+          <w:tcPr>
+            <w:tcW w:w="2693" w:type="dxa"/>
+            <w:gridSpan w:val="11"/>
+            <w:tcBorders>
+              <w:top w:val="single" w:sz="4" w:space="0" w:color="A6A6A6"/>
+              <w:left w:val="single" w:sz="4" w:space="0" w:color="A6A6A6"/>
+              <w:bottom w:val="single" w:sz="4" w:space="0" w:color="A6A6A6"/>
+              <w:right w:val="single" w:sz="4" w:space="0" w:color="A6A6A6"/>
+            </w:tcBorders>
+            <w:shd w:val="clear" w:color="auto" w:fill="DDEBF7"/>
+            <w:tcMar>
+              <w:left w:w="45" w:type="dxa"/>
+              <w:right w:w="45" w:type="dxa"/>
+            </w:tcMar>
+            <w:vAlign w:val="center"/>
+          </w:tcPr>
+          <w:p>
+            <w:pPr>
+              <w:rPr>
+                <w:rFonts w:ascii="Calibri" w:hAnsi="Calibri" w:cs="Calibri"/>
+                <w:bCs/>
+                <w:color w:val="006B99"/>
+              </w:rPr>
+            </w:pPr>
+            <w:r>
+              <w:rPr>
+                <w:rFonts w:ascii="Calibri" w:hAnsi="Calibri" w:cs="Calibri"/>
+                <w:bCs/>
+                <w:color w:val="006B99"/>
               </w:rPr>
               <w:t>Verifica tecnica di competenza</w:t>
             </w:r>
@@ -6996,9 +6959,8 @@
           <w:p>
             <w:pPr>
               <w:rPr>
-                <w:bCs/>
-                <w:sz w:val="16"/>
-                <w:szCs w:val="16"/>
+                <w:rFonts w:ascii="Calibri" w:hAnsi="Calibri" w:cs="Calibri"/>
+                <w:bCs/>
               </w:rPr>
             </w:pPr>
           </w:p>
@@ -7011,7 +6973,7 @@
         </w:trPr>
         <w:tc>
           <w:tcPr>
-            <w:tcW w:w="1134" w:type="dxa"/>
+            <w:tcW w:w="1276" w:type="dxa"/>
             <w:gridSpan w:val="3"/>
             <w:tcBorders>
               <w:top w:val="single" w:sz="4" w:space="0" w:color="A6A6A6"/>
@@ -7029,18 +6991,15 @@
           <w:p>
             <w:pPr>
               <w:rPr>
-                <w:bCs/>
-                <w:sz w:val="16"/>
-                <w:szCs w:val="16"/>
-              </w:rPr>
-            </w:pPr>
-            <w:r>
-              <w:rPr>
-                <w:rFonts w:ascii="Tahoma" w:hAnsi="Tahoma"/>
+                <w:rFonts w:ascii="Calibri" w:hAnsi="Calibri" w:cs="Calibri"/>
+                <w:bCs/>
+              </w:rPr>
+            </w:pPr>
+            <w:r>
+              <w:rPr>
+                <w:rFonts w:ascii="Calibri" w:hAnsi="Calibri" w:cs="Calibri"/>
                 <w:bCs/>
                 <w:color w:val="006B99"/>
-                <w:sz w:val="16"/>
-                <w:szCs w:val="16"/>
               </w:rPr>
               <w:t>Supervisione</w:t>
             </w:r>
@@ -7048,8 +7007,8 @@
         </w:tc>
         <w:tc>
           <w:tcPr>
-            <w:tcW w:w="2552" w:type="dxa"/>
-            <w:gridSpan w:val="6"/>
+            <w:tcW w:w="2268" w:type="dxa"/>
+            <w:gridSpan w:val="8"/>
             <w:tcBorders>
               <w:top w:val="single" w:sz="4" w:space="0" w:color="A6A6A6"/>
               <w:left w:val="single" w:sz="4" w:space="0" w:color="A6A6A6"/>
@@ -7065,89 +7024,15 @@
           <w:p>
             <w:pPr>
               <w:rPr>
-                <w:bCs/>
-                <w:sz w:val="16"/>
-                <w:szCs w:val="16"/>
-              </w:rPr>
-            </w:pPr>
-          </w:p>
-        </w:tc>
-        <w:tc>
-          <w:tcPr>
-            <w:tcW w:w="1984" w:type="dxa"/>
-            <w:gridSpan w:val="7"/>
-            <w:tcBorders>
-              <w:top w:val="single" w:sz="4" w:space="0" w:color="A6A6A6"/>
-              <w:left w:val="single" w:sz="4" w:space="0" w:color="A6A6A6"/>
-              <w:bottom w:val="single" w:sz="4" w:space="0" w:color="A6A6A6"/>
-              <w:right w:val="single" w:sz="4" w:space="0" w:color="A6A6A6"/>
-            </w:tcBorders>
-            <w:shd w:val="clear" w:color="auto" w:fill="DDEBF7"/>
-            <w:tcMar>
-              <w:left w:w="45" w:type="dxa"/>
-              <w:right w:w="45" w:type="dxa"/>
-            </w:tcMar>
-            <w:vAlign w:val="center"/>
-          </w:tcPr>
-          <w:p>
-            <w:pPr>
-              <w:rPr>
-                <w:bCs/>
-                <w:sz w:val="16"/>
-                <w:szCs w:val="16"/>
-              </w:rPr>
-            </w:pPr>
-            <w:r>
-              <w:rPr>
-                <w:rFonts w:ascii="Tahoma" w:hAnsi="Tahoma"/>
-                <w:bCs/>
-                <w:color w:val="006B99"/>
-                <w:sz w:val="16"/>
-                <w:szCs w:val="16"/>
-              </w:rPr>
-              <w:t>Responsabile istruttor</w:t>
-            </w:r>
-            <w:r>
-              <w:rPr>
-                <w:rFonts w:ascii="Tahoma" w:hAnsi="Tahoma"/>
-                <w:bCs/>
-                <w:color w:val="006B99"/>
-                <w:sz w:val="16"/>
-                <w:szCs w:val="16"/>
-              </w:rPr>
-              <w:t>ia</w:t>
-            </w:r>
-          </w:p>
-        </w:tc>
-        <w:tc>
-          <w:tcPr>
-            <w:tcW w:w="993" w:type="dxa"/>
-            <w:gridSpan w:val="3"/>
-            <w:tcBorders>
-              <w:top w:val="single" w:sz="4" w:space="0" w:color="A6A6A6"/>
-              <w:left w:val="single" w:sz="4" w:space="0" w:color="A6A6A6"/>
-              <w:bottom w:val="single" w:sz="4" w:space="0" w:color="A6A6A6"/>
-              <w:right w:val="single" w:sz="4" w:space="0" w:color="A6A6A6"/>
-            </w:tcBorders>
-            <w:tcMar>
-              <w:left w:w="45" w:type="dxa"/>
-              <w:right w:w="45" w:type="dxa"/>
-            </w:tcMar>
-            <w:vAlign w:val="center"/>
-          </w:tcPr>
-          <w:p>
-            <w:pPr>
-              <w:rPr>
-                <w:bCs/>
-                <w:sz w:val="16"/>
-                <w:szCs w:val="16"/>
-              </w:rPr>
-            </w:pPr>
-          </w:p>
-        </w:tc>
-        <w:tc>
-          <w:tcPr>
-            <w:tcW w:w="2551" w:type="dxa"/>
+                <w:rFonts w:ascii="Calibri" w:hAnsi="Calibri" w:cs="Calibri"/>
+                <w:bCs/>
+              </w:rPr>
+            </w:pPr>
+          </w:p>
+        </w:tc>
+        <w:tc>
+          <w:tcPr>
+            <w:tcW w:w="1985" w:type="dxa"/>
             <w:gridSpan w:val="8"/>
             <w:tcBorders>
               <w:top w:val="single" w:sz="4" w:space="0" w:color="A6A6A6"/>
@@ -7165,20 +7050,83 @@
           <w:p>
             <w:pPr>
               <w:rPr>
-                <w:rFonts w:ascii="Tahoma" w:hAnsi="Tahoma"/>
+                <w:rFonts w:ascii="Calibri" w:hAnsi="Calibri" w:cs="Calibri"/>
+                <w:bCs/>
+              </w:rPr>
+            </w:pPr>
+            <w:r>
+              <w:rPr>
+                <w:rFonts w:ascii="Calibri" w:hAnsi="Calibri" w:cs="Calibri"/>
                 <w:bCs/>
                 <w:color w:val="006B99"/>
-                <w:sz w:val="16"/>
-                <w:szCs w:val="16"/>
-              </w:rPr>
-            </w:pPr>
-            <w:r>
-              <w:rPr>
-                <w:rFonts w:ascii="Tahoma" w:hAnsi="Tahoma"/>
+              </w:rPr>
+              <w:t>Responsabile istruttor</w:t>
+            </w:r>
+            <w:r>
+              <w:rPr>
+                <w:rFonts w:ascii="Calibri" w:hAnsi="Calibri" w:cs="Calibri"/>
                 <w:bCs/>
                 <w:color w:val="006B99"/>
-                <w:sz w:val="16"/>
-                <w:szCs w:val="16"/>
+              </w:rPr>
+              <w:t>ia</w:t>
+            </w:r>
+          </w:p>
+        </w:tc>
+        <w:tc>
+          <w:tcPr>
+            <w:tcW w:w="992" w:type="dxa"/>
+            <w:gridSpan w:val="4"/>
+            <w:tcBorders>
+              <w:top w:val="single" w:sz="4" w:space="0" w:color="A6A6A6"/>
+              <w:left w:val="single" w:sz="4" w:space="0" w:color="A6A6A6"/>
+              <w:bottom w:val="single" w:sz="4" w:space="0" w:color="A6A6A6"/>
+              <w:right w:val="single" w:sz="4" w:space="0" w:color="A6A6A6"/>
+            </w:tcBorders>
+            <w:tcMar>
+              <w:left w:w="45" w:type="dxa"/>
+              <w:right w:w="45" w:type="dxa"/>
+            </w:tcMar>
+            <w:vAlign w:val="center"/>
+          </w:tcPr>
+          <w:p>
+            <w:pPr>
+              <w:rPr>
+                <w:rFonts w:ascii="Calibri" w:hAnsi="Calibri" w:cs="Calibri"/>
+                <w:bCs/>
+              </w:rPr>
+            </w:pPr>
+          </w:p>
+        </w:tc>
+        <w:tc>
+          <w:tcPr>
+            <w:tcW w:w="2693" w:type="dxa"/>
+            <w:gridSpan w:val="11"/>
+            <w:tcBorders>
+              <w:top w:val="single" w:sz="4" w:space="0" w:color="A6A6A6"/>
+              <w:left w:val="single" w:sz="4" w:space="0" w:color="A6A6A6"/>
+              <w:bottom w:val="single" w:sz="4" w:space="0" w:color="A6A6A6"/>
+              <w:right w:val="single" w:sz="4" w:space="0" w:color="A6A6A6"/>
+            </w:tcBorders>
+            <w:shd w:val="clear" w:color="auto" w:fill="DDEBF7"/>
+            <w:tcMar>
+              <w:left w:w="45" w:type="dxa"/>
+              <w:right w:w="45" w:type="dxa"/>
+            </w:tcMar>
+            <w:vAlign w:val="center"/>
+          </w:tcPr>
+          <w:p>
+            <w:pPr>
+              <w:rPr>
+                <w:rFonts w:ascii="Calibri" w:hAnsi="Calibri" w:cs="Calibri"/>
+                <w:bCs/>
+                <w:color w:val="006B99"/>
+              </w:rPr>
+            </w:pPr>
+            <w:r>
+              <w:rPr>
+                <w:rFonts w:ascii="Calibri" w:hAnsi="Calibri" w:cs="Calibri"/>
+                <w:bCs/>
+                <w:color w:val="006B99"/>
               </w:rPr>
               <w:t>Verifica istruttoria tecnica</w:t>
             </w:r>
@@ -7203,9 +7151,8 @@
           <w:p>
             <w:pPr>
               <w:rPr>
-                <w:bCs/>
-                <w:sz w:val="16"/>
-                <w:szCs w:val="16"/>
+                <w:rFonts w:ascii="Calibri" w:hAnsi="Calibri" w:cs="Calibri"/>
+                <w:bCs/>
               </w:rPr>
             </w:pPr>
           </w:p>
@@ -7218,7 +7165,7 @@
         </w:trPr>
         <w:tc>
           <w:tcPr>
-            <w:tcW w:w="1134" w:type="dxa"/>
+            <w:tcW w:w="1276" w:type="dxa"/>
             <w:gridSpan w:val="3"/>
             <w:tcBorders>
               <w:top w:val="single" w:sz="4" w:space="0" w:color="A6A6A6"/>
@@ -7236,18 +7183,15 @@
           <w:p>
             <w:pPr>
               <w:rPr>
-                <w:bCs/>
-                <w:sz w:val="16"/>
-                <w:szCs w:val="16"/>
-              </w:rPr>
-            </w:pPr>
-            <w:r>
-              <w:rPr>
-                <w:rFonts w:ascii="Tahoma" w:hAnsi="Tahoma"/>
+                <w:rFonts w:ascii="Calibri" w:hAnsi="Calibri" w:cs="Calibri"/>
+                <w:bCs/>
+              </w:rPr>
+            </w:pPr>
+            <w:r>
+              <w:rPr>
+                <w:rFonts w:ascii="Calibri" w:hAnsi="Calibri" w:cs="Calibri"/>
                 <w:bCs/>
                 <w:color w:val="006B99"/>
-                <w:sz w:val="16"/>
-                <w:szCs w:val="16"/>
               </w:rPr>
               <w:t>Approvazione</w:t>
             </w:r>
@@ -7255,8 +7199,8 @@
         </w:tc>
         <w:tc>
           <w:tcPr>
-            <w:tcW w:w="2552" w:type="dxa"/>
-            <w:gridSpan w:val="6"/>
+            <w:tcW w:w="2268" w:type="dxa"/>
+            <w:gridSpan w:val="8"/>
             <w:tcBorders>
               <w:top w:val="single" w:sz="4" w:space="0" w:color="A6A6A6"/>
               <w:left w:val="single" w:sz="4" w:space="0" w:color="A6A6A6"/>
@@ -7272,79 +7216,15 @@
           <w:p>
             <w:pPr>
               <w:rPr>
-                <w:bCs/>
-                <w:sz w:val="16"/>
-                <w:szCs w:val="16"/>
-              </w:rPr>
-            </w:pPr>
-          </w:p>
-        </w:tc>
-        <w:tc>
-          <w:tcPr>
-            <w:tcW w:w="1984" w:type="dxa"/>
-            <w:gridSpan w:val="7"/>
-            <w:tcBorders>
-              <w:top w:val="single" w:sz="4" w:space="0" w:color="A6A6A6"/>
-              <w:left w:val="single" w:sz="4" w:space="0" w:color="A6A6A6"/>
-              <w:bottom w:val="single" w:sz="4" w:space="0" w:color="A6A6A6"/>
-              <w:right w:val="single" w:sz="4" w:space="0" w:color="A6A6A6"/>
-            </w:tcBorders>
-            <w:shd w:val="clear" w:color="auto" w:fill="DDEBF7"/>
-            <w:tcMar>
-              <w:left w:w="45" w:type="dxa"/>
-              <w:right w:w="45" w:type="dxa"/>
-            </w:tcMar>
-            <w:vAlign w:val="center"/>
-          </w:tcPr>
-          <w:p>
-            <w:pPr>
-              <w:rPr>
-                <w:bCs/>
-                <w:sz w:val="16"/>
-                <w:szCs w:val="16"/>
-              </w:rPr>
-            </w:pPr>
-            <w:r>
-              <w:rPr>
-                <w:rFonts w:ascii="Tahoma" w:hAnsi="Tahoma"/>
-                <w:bCs/>
-                <w:color w:val="006B99"/>
-                <w:sz w:val="16"/>
-                <w:szCs w:val="16"/>
-              </w:rPr>
-              <w:t>Direttore dell’Area</w:t>
-            </w:r>
-          </w:p>
-        </w:tc>
-        <w:tc>
-          <w:tcPr>
-            <w:tcW w:w="993" w:type="dxa"/>
-            <w:gridSpan w:val="3"/>
-            <w:tcBorders>
-              <w:top w:val="single" w:sz="4" w:space="0" w:color="A6A6A6"/>
-              <w:left w:val="single" w:sz="4" w:space="0" w:color="A6A6A6"/>
-              <w:bottom w:val="single" w:sz="4" w:space="0" w:color="A6A6A6"/>
-              <w:right w:val="single" w:sz="4" w:space="0" w:color="A6A6A6"/>
-            </w:tcBorders>
-            <w:tcMar>
-              <w:left w:w="45" w:type="dxa"/>
-              <w:right w:w="45" w:type="dxa"/>
-            </w:tcMar>
-            <w:vAlign w:val="center"/>
-          </w:tcPr>
-          <w:p>
-            <w:pPr>
-              <w:rPr>
-                <w:bCs/>
-                <w:sz w:val="16"/>
-                <w:szCs w:val="16"/>
-              </w:rPr>
-            </w:pPr>
-          </w:p>
-        </w:tc>
-        <w:tc>
-          <w:tcPr>
-            <w:tcW w:w="2551" w:type="dxa"/>
+                <w:rFonts w:ascii="Calibri" w:hAnsi="Calibri" w:cs="Calibri"/>
+                <w:bCs/>
+              </w:rPr>
+            </w:pPr>
+          </w:p>
+        </w:tc>
+        <w:tc>
+          <w:tcPr>
+            <w:tcW w:w="1985" w:type="dxa"/>
             <w:gridSpan w:val="8"/>
             <w:tcBorders>
               <w:top w:val="single" w:sz="4" w:space="0" w:color="A6A6A6"/>
@@ -7362,20 +7242,75 @@
           <w:p>
             <w:pPr>
               <w:rPr>
-                <w:rFonts w:ascii="Tahoma" w:hAnsi="Tahoma"/>
+                <w:rFonts w:ascii="Calibri" w:hAnsi="Calibri" w:cs="Calibri"/>
+                <w:bCs/>
+              </w:rPr>
+            </w:pPr>
+            <w:r>
+              <w:rPr>
+                <w:rFonts w:ascii="Calibri" w:hAnsi="Calibri" w:cs="Calibri"/>
                 <w:bCs/>
                 <w:color w:val="006B99"/>
-                <w:sz w:val="16"/>
-                <w:szCs w:val="16"/>
-              </w:rPr>
-            </w:pPr>
-            <w:r>
-              <w:rPr>
-                <w:rFonts w:ascii="Tahoma" w:hAnsi="Tahoma"/>
+              </w:rPr>
+              <w:t>Direttore dell’Area</w:t>
+            </w:r>
+          </w:p>
+        </w:tc>
+        <w:tc>
+          <w:tcPr>
+            <w:tcW w:w="992" w:type="dxa"/>
+            <w:gridSpan w:val="4"/>
+            <w:tcBorders>
+              <w:top w:val="single" w:sz="4" w:space="0" w:color="A6A6A6"/>
+              <w:left w:val="single" w:sz="4" w:space="0" w:color="A6A6A6"/>
+              <w:bottom w:val="single" w:sz="4" w:space="0" w:color="A6A6A6"/>
+              <w:right w:val="single" w:sz="4" w:space="0" w:color="A6A6A6"/>
+            </w:tcBorders>
+            <w:tcMar>
+              <w:left w:w="45" w:type="dxa"/>
+              <w:right w:w="45" w:type="dxa"/>
+            </w:tcMar>
+            <w:vAlign w:val="center"/>
+          </w:tcPr>
+          <w:p>
+            <w:pPr>
+              <w:rPr>
+                <w:rFonts w:ascii="Calibri" w:hAnsi="Calibri" w:cs="Calibri"/>
+                <w:bCs/>
+              </w:rPr>
+            </w:pPr>
+          </w:p>
+        </w:tc>
+        <w:tc>
+          <w:tcPr>
+            <w:tcW w:w="2693" w:type="dxa"/>
+            <w:gridSpan w:val="11"/>
+            <w:tcBorders>
+              <w:top w:val="single" w:sz="4" w:space="0" w:color="A6A6A6"/>
+              <w:left w:val="single" w:sz="4" w:space="0" w:color="A6A6A6"/>
+              <w:bottom w:val="single" w:sz="4" w:space="0" w:color="A6A6A6"/>
+              <w:right w:val="single" w:sz="4" w:space="0" w:color="A6A6A6"/>
+            </w:tcBorders>
+            <w:shd w:val="clear" w:color="auto" w:fill="DDEBF7"/>
+            <w:tcMar>
+              <w:left w:w="45" w:type="dxa"/>
+              <w:right w:w="45" w:type="dxa"/>
+            </w:tcMar>
+            <w:vAlign w:val="center"/>
+          </w:tcPr>
+          <w:p>
+            <w:pPr>
+              <w:rPr>
+                <w:rFonts w:ascii="Calibri" w:hAnsi="Calibri" w:cs="Calibri"/>
                 <w:bCs/>
                 <w:color w:val="006B99"/>
-                <w:sz w:val="16"/>
-                <w:szCs w:val="16"/>
+              </w:rPr>
+            </w:pPr>
+            <w:r>
+              <w:rPr>
+                <w:rFonts w:ascii="Calibri" w:hAnsi="Calibri" w:cs="Calibri"/>
+                <w:bCs/>
+                <w:color w:val="006B99"/>
               </w:rPr>
               <w:t>Approvazione istruttoria tecnica</w:t>
             </w:r>
@@ -7400,20 +7335,25 @@
           <w:p>
             <w:pPr>
               <w:rPr>
-                <w:bCs/>
-                <w:sz w:val="16"/>
-                <w:szCs w:val="16"/>
+                <w:rFonts w:ascii="Calibri" w:hAnsi="Calibri" w:cs="Calibri"/>
+                <w:bCs/>
               </w:rPr>
             </w:pPr>
           </w:p>
         </w:tc>
       </w:tr>
     </w:tbl>
-    <w:p/>
+    <w:p>
+      <w:pPr>
+        <w:rPr>
+          <w:rFonts w:ascii="Calibri" w:hAnsi="Calibri" w:cs="Calibri"/>
+        </w:rPr>
+      </w:pPr>
+    </w:p>
     <w:sectPr>
       <w:headerReference w:type="first" r:id="rId7"/>
       <w:pgSz w:w="11906" w:h="16838"/>
-      <w:pgMar w:top="1418" w:right="851" w:bottom="680" w:left="851" w:header="454" w:footer="397" w:gutter="0"/>
+      <w:pgMar w:top="1276" w:right="851" w:bottom="680" w:left="851" w:header="454" w:footer="397" w:gutter="0"/>
       <w:cols w:space="708"/>
       <w:titlePg/>
       <w:docGrid w:linePitch="360"/>
@@ -7674,7 +7614,7 @@
           <wp:extent cx="2402205" cy="563880"/>
           <wp:effectExtent l="0" t="0" r="0" b="7620"/>
           <wp:wrapNone/>
-          <wp:docPr id="2089627907" name="Immagine 38" descr="Immagine che contiene testo, Carattere, logo, Elementi grafici&#10;&#10;Il contenuto generato dall'IA potrebbe non essere corretto."/>
+          <wp:docPr id="1777557942" name="Immagine 38" descr="Immagine che contiene testo, Carattere, logo, Elementi grafici&#10;&#10;Il contenuto generato dall'IA potrebbe non essere corretto."/>
           <wp:cNvGraphicFramePr>
             <a:graphicFrameLocks xmlns:a="http://schemas.openxmlformats.org/drawingml/2006/main" noChangeAspect="1"/>
           </wp:cNvGraphicFramePr>

--- a/your-extensions/widgets/_shared/gii-anteprime/rapporto/rapporto-template.docx
+++ b/your-extensions/widgets/_shared/gii-anteprime/rapporto/rapporto-template.docx
@@ -4527,52 +4527,6 @@
                 <w:szCs w:val="19"/>
               </w:rPr>
             </w:pPr>
-            <w:r>
-              <w:rPr>
-                <w:rFonts w:ascii="Calibri" w:hAnsi="Calibri" w:cs="Calibri"/>
-                <w:i/>
-                <w:iCs/>
-                <w:color w:val="005B8C"/>
-                <w:sz w:val="14"/>
-                <w:szCs w:val="14"/>
-              </w:rPr>
-              <w:t xml:space="preserve">(Vedi </w:t>
-            </w:r>
-            <w:proofErr w:type="gramStart"/>
-            <w:r>
-              <w:rPr>
-                <w:rFonts w:ascii="Calibri" w:hAnsi="Calibri" w:cs="Calibri"/>
-                <w:i/>
-                <w:iCs/>
-                <w:color w:val="005B8C"/>
-                <w:sz w:val="14"/>
-                <w:szCs w:val="14"/>
-              </w:rPr>
-              <w:t>nota spes</w:t>
-            </w:r>
-            <w:r>
-              <w:rPr>
-                <w:rFonts w:ascii="Calibri" w:hAnsi="Calibri" w:cs="Calibri"/>
-                <w:i/>
-                <w:iCs/>
-                <w:color w:val="005B8C"/>
-                <w:sz w:val="14"/>
-                <w:szCs w:val="14"/>
-              </w:rPr>
-              <w:t>e</w:t>
-            </w:r>
-            <w:proofErr w:type="gramEnd"/>
-            <w:r>
-              <w:rPr>
-                <w:rFonts w:ascii="Calibri" w:hAnsi="Calibri" w:cs="Calibri"/>
-                <w:i/>
-                <w:iCs/>
-                <w:color w:val="005B8C"/>
-                <w:sz w:val="14"/>
-                <w:szCs w:val="14"/>
-              </w:rPr>
-              <w:t xml:space="preserve"> allegata)</w:t>
-            </w:r>
           </w:p>
         </w:tc>
       </w:tr>
@@ -7524,31 +7478,7 @@
               <w:szCs w:val="10"/>
               <w:lang w:val="en-US" w:eastAsia="en-US"/>
             </w:rPr>
-            <w:t xml:space="preserve">web </w:t>
-          </w:r>
-          <w:proofErr w:type="gramStart"/>
-          <w:r>
-            <w:rPr>
-              <w:rFonts w:ascii="Arial" w:eastAsia="Arial" w:hAnsi="Arial" w:cs="Arial"/>
-              <w:bCs/>
-              <w:color w:val="auto"/>
-              <w:sz w:val="10"/>
-              <w:szCs w:val="10"/>
-              <w:lang w:val="en-US" w:eastAsia="en-US"/>
-            </w:rPr>
-            <w:t>http://www.cbsm.it  email</w:t>
-          </w:r>
-          <w:proofErr w:type="gramEnd"/>
-          <w:r>
-            <w:rPr>
-              <w:rFonts w:ascii="Arial" w:eastAsia="Arial" w:hAnsi="Arial" w:cs="Arial"/>
-              <w:bCs/>
-              <w:color w:val="auto"/>
-              <w:sz w:val="10"/>
-              <w:szCs w:val="10"/>
-              <w:lang w:val="en-US" w:eastAsia="en-US"/>
-            </w:rPr>
-            <w:t xml:space="preserve"> </w:t>
+            <w:t xml:space="preserve">web http://www.cbsm.it  email </w:t>
           </w:r>
           <w:hyperlink r:id="rId1" w:history="1">
             <w:r>

--- a/your-extensions/widgets/_shared/gii-anteprime/rapporto/rapporto-template.docx
+++ b/your-extensions/widgets/_shared/gii-anteprime/rapporto/rapporto-template.docx
@@ -93,8 +93,7 @@
         <w:gridCol w:w="412"/>
         <w:gridCol w:w="297"/>
         <w:gridCol w:w="55"/>
-        <w:gridCol w:w="266"/>
-        <w:gridCol w:w="129"/>
+        <w:gridCol w:w="395"/>
         <w:gridCol w:w="117"/>
         <w:gridCol w:w="284"/>
         <w:gridCol w:w="425"/>
@@ -134,7 +133,7 @@
         <w:tc>
           <w:tcPr>
             <w:tcW w:w="10206" w:type="dxa"/>
-            <w:gridSpan w:val="36"/>
+            <w:gridSpan w:val="35"/>
             <w:tcBorders>
               <w:top w:val="nil"/>
               <w:left w:val="nil"/>
@@ -247,7 +246,7 @@
         <w:tc>
           <w:tcPr>
             <w:tcW w:w="10206" w:type="dxa"/>
-            <w:gridSpan w:val="36"/>
+            <w:gridSpan w:val="35"/>
             <w:tcBorders>
               <w:top w:val="nil"/>
               <w:left w:val="nil"/>
@@ -325,7 +324,7 @@
         <w:tc>
           <w:tcPr>
             <w:tcW w:w="4567" w:type="dxa"/>
-            <w:gridSpan w:val="17"/>
+            <w:gridSpan w:val="16"/>
             <w:tcBorders>
               <w:bottom w:val="single" w:sz="4" w:space="0" w:color="ADADAD" w:themeColor="background2" w:themeShade="BF"/>
             </w:tcBorders>
@@ -500,7 +499,7 @@
         <w:tc>
           <w:tcPr>
             <w:tcW w:w="10206" w:type="dxa"/>
-            <w:gridSpan w:val="36"/>
+            <w:gridSpan w:val="35"/>
             <w:tcBorders>
               <w:left w:val="nil"/>
               <w:right w:val="nil"/>
@@ -547,7 +546,7 @@
         <w:tc>
           <w:tcPr>
             <w:tcW w:w="5898" w:type="dxa"/>
-            <w:gridSpan w:val="21"/>
+            <w:gridSpan w:val="20"/>
             <w:shd w:val="clear" w:color="auto" w:fill="005B8C"/>
             <w:noWrap/>
             <w:tcMar>
@@ -768,7 +767,7 @@
         <w:tc>
           <w:tcPr>
             <w:tcW w:w="4678" w:type="dxa"/>
-            <w:gridSpan w:val="17"/>
+            <w:gridSpan w:val="16"/>
             <w:shd w:val="clear" w:color="auto" w:fill="DAEAF5"/>
             <w:tcMar>
               <w:top w:w="0" w:type="dxa"/>
@@ -1040,7 +1039,7 @@
         <w:tc>
           <w:tcPr>
             <w:tcW w:w="4678" w:type="dxa"/>
-            <w:gridSpan w:val="17"/>
+            <w:gridSpan w:val="16"/>
             <w:tcMar>
               <w:top w:w="79" w:type="dxa"/>
               <w:left w:w="57" w:type="dxa"/>
@@ -1242,7 +1241,7 @@
         <w:tc>
           <w:tcPr>
             <w:tcW w:w="4678" w:type="dxa"/>
-            <w:gridSpan w:val="17"/>
+            <w:gridSpan w:val="16"/>
             <w:tcMar>
               <w:top w:w="79" w:type="dxa"/>
               <w:left w:w="57" w:type="dxa"/>
@@ -1432,7 +1431,7 @@
         <w:tc>
           <w:tcPr>
             <w:tcW w:w="4678" w:type="dxa"/>
-            <w:gridSpan w:val="17"/>
+            <w:gridSpan w:val="16"/>
             <w:tcMar>
               <w:top w:w="79" w:type="dxa"/>
               <w:left w:w="57" w:type="dxa"/>
@@ -1622,7 +1621,7 @@
         <w:tc>
           <w:tcPr>
             <w:tcW w:w="4678" w:type="dxa"/>
-            <w:gridSpan w:val="17"/>
+            <w:gridSpan w:val="16"/>
             <w:tcMar>
               <w:top w:w="79" w:type="dxa"/>
               <w:left w:w="57" w:type="dxa"/>
@@ -1822,7 +1821,7 @@
         <w:tc>
           <w:tcPr>
             <w:tcW w:w="4678" w:type="dxa"/>
-            <w:gridSpan w:val="17"/>
+            <w:gridSpan w:val="16"/>
             <w:tcMar>
               <w:top w:w="79" w:type="dxa"/>
               <w:left w:w="57" w:type="dxa"/>
@@ -2031,7 +2030,7 @@
         <w:tc>
           <w:tcPr>
             <w:tcW w:w="4678" w:type="dxa"/>
-            <w:gridSpan w:val="17"/>
+            <w:gridSpan w:val="16"/>
             <w:tcMar>
               <w:top w:w="79" w:type="dxa"/>
               <w:left w:w="57" w:type="dxa"/>
@@ -2221,7 +2220,7 @@
         <w:tc>
           <w:tcPr>
             <w:tcW w:w="4678" w:type="dxa"/>
-            <w:gridSpan w:val="17"/>
+            <w:gridSpan w:val="16"/>
             <w:tcMar>
               <w:top w:w="79" w:type="dxa"/>
               <w:left w:w="57" w:type="dxa"/>
@@ -2411,7 +2410,7 @@
         <w:tc>
           <w:tcPr>
             <w:tcW w:w="4678" w:type="dxa"/>
-            <w:gridSpan w:val="17"/>
+            <w:gridSpan w:val="16"/>
             <w:tcMar>
               <w:top w:w="79" w:type="dxa"/>
               <w:left w:w="57" w:type="dxa"/>
@@ -2601,7 +2600,7 @@
         <w:tc>
           <w:tcPr>
             <w:tcW w:w="4678" w:type="dxa"/>
-            <w:gridSpan w:val="17"/>
+            <w:gridSpan w:val="16"/>
             <w:tcMar>
               <w:top w:w="79" w:type="dxa"/>
               <w:left w:w="57" w:type="dxa"/>
@@ -2791,7 +2790,7 @@
         <w:tc>
           <w:tcPr>
             <w:tcW w:w="4678" w:type="dxa"/>
-            <w:gridSpan w:val="17"/>
+            <w:gridSpan w:val="16"/>
             <w:tcMar>
               <w:top w:w="79" w:type="dxa"/>
               <w:left w:w="57" w:type="dxa"/>
@@ -2983,7 +2982,7 @@
         <w:tc>
           <w:tcPr>
             <w:tcW w:w="4678" w:type="dxa"/>
-            <w:gridSpan w:val="17"/>
+            <w:gridSpan w:val="16"/>
             <w:tcMar>
               <w:top w:w="79" w:type="dxa"/>
               <w:left w:w="57" w:type="dxa"/>
@@ -3187,7 +3186,7 @@
         <w:tc>
           <w:tcPr>
             <w:tcW w:w="4678" w:type="dxa"/>
-            <w:gridSpan w:val="17"/>
+            <w:gridSpan w:val="16"/>
             <w:tcMar>
               <w:top w:w="79" w:type="dxa"/>
               <w:left w:w="57" w:type="dxa"/>
@@ -3391,7 +3390,7 @@
         <w:tc>
           <w:tcPr>
             <w:tcW w:w="4678" w:type="dxa"/>
-            <w:gridSpan w:val="17"/>
+            <w:gridSpan w:val="16"/>
             <w:tcMar>
               <w:top w:w="79" w:type="dxa"/>
               <w:left w:w="57" w:type="dxa"/>
@@ -3595,7 +3594,7 @@
         <w:tc>
           <w:tcPr>
             <w:tcW w:w="4678" w:type="dxa"/>
-            <w:gridSpan w:val="17"/>
+            <w:gridSpan w:val="16"/>
             <w:tcMar>
               <w:top w:w="79" w:type="dxa"/>
               <w:left w:w="57" w:type="dxa"/>
@@ -3799,7 +3798,7 @@
         <w:tc>
           <w:tcPr>
             <w:tcW w:w="4678" w:type="dxa"/>
-            <w:gridSpan w:val="17"/>
+            <w:gridSpan w:val="16"/>
             <w:tcMar>
               <w:top w:w="79" w:type="dxa"/>
               <w:left w:w="57" w:type="dxa"/>
@@ -4003,7 +4002,7 @@
         <w:tc>
           <w:tcPr>
             <w:tcW w:w="4678" w:type="dxa"/>
-            <w:gridSpan w:val="17"/>
+            <w:gridSpan w:val="16"/>
             <w:tcMar>
               <w:top w:w="79" w:type="dxa"/>
               <w:left w:w="57" w:type="dxa"/>
@@ -4207,7 +4206,7 @@
         <w:tc>
           <w:tcPr>
             <w:tcW w:w="4678" w:type="dxa"/>
-            <w:gridSpan w:val="17"/>
+            <w:gridSpan w:val="16"/>
             <w:tcMar>
               <w:top w:w="79" w:type="dxa"/>
               <w:left w:w="57" w:type="dxa"/>
@@ -4386,7 +4385,7 @@
         <w:tc>
           <w:tcPr>
             <w:tcW w:w="10206" w:type="dxa"/>
-            <w:gridSpan w:val="36"/>
+            <w:gridSpan w:val="35"/>
             <w:shd w:val="clear" w:color="auto" w:fill="005B8C"/>
             <w:noWrap/>
             <w:tcMar>
@@ -4438,8 +4437,8 @@
         </w:trPr>
         <w:tc>
           <w:tcPr>
-            <w:tcW w:w="1597" w:type="dxa"/>
-            <w:gridSpan w:val="5"/>
+            <w:tcW w:w="2127" w:type="dxa"/>
+            <w:gridSpan w:val="7"/>
             <w:tcBorders>
               <w:bottom w:val="single" w:sz="4" w:space="0" w:color="ADADAD" w:themeColor="background2" w:themeShade="BF"/>
             </w:tcBorders>
@@ -4476,8 +4475,8 @@
         </w:tc>
         <w:tc>
           <w:tcPr>
-            <w:tcW w:w="3553" w:type="dxa"/>
-            <w:gridSpan w:val="12"/>
+            <w:tcW w:w="3023" w:type="dxa"/>
+            <w:gridSpan w:val="9"/>
             <w:tcBorders>
               <w:bottom w:val="single" w:sz="4" w:space="0" w:color="ADADAD" w:themeColor="background2" w:themeShade="BF"/>
               <w:right w:val="nil"/>
@@ -4538,7 +4537,7 @@
         <w:tc>
           <w:tcPr>
             <w:tcW w:w="10206" w:type="dxa"/>
-            <w:gridSpan w:val="36"/>
+            <w:gridSpan w:val="35"/>
             <w:tcBorders>
               <w:left w:val="nil"/>
               <w:bottom w:val="nil"/>
@@ -4576,7 +4575,7 @@
         <w:tc>
           <w:tcPr>
             <w:tcW w:w="10206" w:type="dxa"/>
-            <w:gridSpan w:val="36"/>
+            <w:gridSpan w:val="35"/>
             <w:tcBorders>
               <w:top w:val="nil"/>
             </w:tcBorders>
@@ -4631,7 +4630,7 @@
         <w:tc>
           <w:tcPr>
             <w:tcW w:w="10206" w:type="dxa"/>
-            <w:gridSpan w:val="36"/>
+            <w:gridSpan w:val="35"/>
             <w:shd w:val="clear" w:color="auto" w:fill="DAEAF5"/>
             <w:noWrap/>
             <w:tcMar>
@@ -4672,7 +4671,7 @@
         <w:tc>
           <w:tcPr>
             <w:tcW w:w="10206" w:type="dxa"/>
-            <w:gridSpan w:val="36"/>
+            <w:gridSpan w:val="35"/>
             <w:noWrap/>
             <w:tcMar>
               <w:top w:w="79" w:type="dxa"/>
@@ -4702,7 +4701,7 @@
         <w:tc>
           <w:tcPr>
             <w:tcW w:w="10206" w:type="dxa"/>
-            <w:gridSpan w:val="36"/>
+            <w:gridSpan w:val="35"/>
             <w:shd w:val="clear" w:color="auto" w:fill="DAEAF5"/>
             <w:noWrap/>
             <w:tcMar>
@@ -4742,7 +4741,7 @@
         <w:tc>
           <w:tcPr>
             <w:tcW w:w="10206" w:type="dxa"/>
-            <w:gridSpan w:val="36"/>
+            <w:gridSpan w:val="35"/>
             <w:noWrap/>
             <w:tcMar>
               <w:top w:w="79" w:type="dxa"/>
@@ -4771,7 +4770,7 @@
         <w:tc>
           <w:tcPr>
             <w:tcW w:w="10206" w:type="dxa"/>
-            <w:gridSpan w:val="36"/>
+            <w:gridSpan w:val="35"/>
             <w:shd w:val="clear" w:color="auto" w:fill="DAEAF5"/>
             <w:noWrap/>
             <w:tcMar>
@@ -4811,7 +4810,7 @@
         <w:tc>
           <w:tcPr>
             <w:tcW w:w="10206" w:type="dxa"/>
-            <w:gridSpan w:val="36"/>
+            <w:gridSpan w:val="35"/>
             <w:noWrap/>
             <w:tcMar>
               <w:top w:w="79" w:type="dxa"/>
@@ -4840,7 +4839,7 @@
         <w:tc>
           <w:tcPr>
             <w:tcW w:w="1843" w:type="dxa"/>
-            <w:gridSpan w:val="7"/>
+            <w:gridSpan w:val="6"/>
             <w:shd w:val="clear" w:color="auto" w:fill="DAEAF5"/>
             <w:noWrap/>
             <w:tcMar>
@@ -5010,7 +5009,7 @@
         <w:tc>
           <w:tcPr>
             <w:tcW w:w="1843" w:type="dxa"/>
-            <w:gridSpan w:val="7"/>
+            <w:gridSpan w:val="6"/>
             <w:shd w:val="clear" w:color="auto" w:fill="DAEAF5"/>
             <w:noWrap/>
             <w:tcMar>
@@ -5144,7 +5143,7 @@
         <w:tc>
           <w:tcPr>
             <w:tcW w:w="10206" w:type="dxa"/>
-            <w:gridSpan w:val="36"/>
+            <w:gridSpan w:val="35"/>
             <w:shd w:val="clear" w:color="auto" w:fill="005B8C"/>
             <w:noWrap/>
             <w:tcMar>
@@ -5189,7 +5188,7 @@
         <w:tc>
           <w:tcPr>
             <w:tcW w:w="10206" w:type="dxa"/>
-            <w:gridSpan w:val="36"/>
+            <w:gridSpan w:val="35"/>
             <w:noWrap/>
             <w:tcMar>
               <w:top w:w="79" w:type="dxa"/>
@@ -5233,7 +5232,7 @@
         <w:tc>
           <w:tcPr>
             <w:tcW w:w="1726" w:type="dxa"/>
-            <w:gridSpan w:val="6"/>
+            <w:gridSpan w:val="5"/>
             <w:shd w:val="clear" w:color="auto" w:fill="DAEAF5"/>
             <w:noWrap/>
             <w:tcMar>
@@ -5372,7 +5371,7 @@
         <w:tc>
           <w:tcPr>
             <w:tcW w:w="10206" w:type="dxa"/>
-            <w:gridSpan w:val="36"/>
+            <w:gridSpan w:val="35"/>
             <w:noWrap/>
             <w:tcMar>
               <w:top w:w="79" w:type="dxa"/>
@@ -5450,7 +5449,7 @@
         <w:tc>
           <w:tcPr>
             <w:tcW w:w="2747" w:type="dxa"/>
-            <w:gridSpan w:val="10"/>
+            <w:gridSpan w:val="9"/>
             <w:noWrap/>
             <w:tcMar>
               <w:top w:w="79" w:type="dxa"/>
@@ -5681,7 +5680,7 @@
         <w:tc>
           <w:tcPr>
             <w:tcW w:w="9227" w:type="dxa"/>
-            <w:gridSpan w:val="34"/>
+            <w:gridSpan w:val="33"/>
             <w:noWrap/>
             <w:tcMar>
               <w:top w:w="79" w:type="dxa"/>
@@ -5745,7 +5744,7 @@
         <w:tc>
           <w:tcPr>
             <w:tcW w:w="1148" w:type="dxa"/>
-            <w:gridSpan w:val="6"/>
+            <w:gridSpan w:val="5"/>
             <w:noWrap/>
             <w:tcMar>
               <w:top w:w="79" w:type="dxa"/>
@@ -5945,7 +5944,7 @@
         <w:tc>
           <w:tcPr>
             <w:tcW w:w="2552" w:type="dxa"/>
-            <w:gridSpan w:val="9"/>
+            <w:gridSpan w:val="8"/>
             <w:shd w:val="clear" w:color="auto" w:fill="DAEAF5"/>
             <w:noWrap/>
             <w:tcMar>
@@ -6067,7 +6066,7 @@
         <w:tc>
           <w:tcPr>
             <w:tcW w:w="10206" w:type="dxa"/>
-            <w:gridSpan w:val="36"/>
+            <w:gridSpan w:val="35"/>
             <w:tcBorders>
               <w:top w:val="single" w:sz="4" w:space="0" w:color="A6A6A6"/>
               <w:left w:val="single" w:sz="4" w:space="0" w:color="A6A6A6"/>
@@ -6143,7 +6142,7 @@
         <w:tc>
           <w:tcPr>
             <w:tcW w:w="2268" w:type="dxa"/>
-            <w:gridSpan w:val="8"/>
+            <w:gridSpan w:val="7"/>
             <w:tcBorders>
               <w:top w:val="single" w:sz="4" w:space="0" w:color="A6A6A6"/>
               <w:left w:val="single" w:sz="4" w:space="0" w:color="A6A6A6"/>
@@ -6394,7 +6393,7 @@
         <w:tc>
           <w:tcPr>
             <w:tcW w:w="2268" w:type="dxa"/>
-            <w:gridSpan w:val="8"/>
+            <w:gridSpan w:val="7"/>
             <w:tcBorders>
               <w:top w:val="single" w:sz="4" w:space="0" w:color="A6A6A6"/>
               <w:left w:val="single" w:sz="4" w:space="0" w:color="A6A6A6"/>
@@ -6578,7 +6577,7 @@
         <w:tc>
           <w:tcPr>
             <w:tcW w:w="2268" w:type="dxa"/>
-            <w:gridSpan w:val="8"/>
+            <w:gridSpan w:val="7"/>
             <w:tcBorders>
               <w:top w:val="single" w:sz="4" w:space="0" w:color="A6A6A6"/>
               <w:left w:val="single" w:sz="4" w:space="0" w:color="A6A6A6"/>
@@ -6762,7 +6761,7 @@
         <w:tc>
           <w:tcPr>
             <w:tcW w:w="2268" w:type="dxa"/>
-            <w:gridSpan w:val="8"/>
+            <w:gridSpan w:val="7"/>
             <w:tcBorders>
               <w:top w:val="single" w:sz="4" w:space="0" w:color="A6A6A6"/>
               <w:left w:val="single" w:sz="4" w:space="0" w:color="A6A6A6"/>
@@ -6962,7 +6961,7 @@
         <w:tc>
           <w:tcPr>
             <w:tcW w:w="2268" w:type="dxa"/>
-            <w:gridSpan w:val="8"/>
+            <w:gridSpan w:val="7"/>
             <w:tcBorders>
               <w:top w:val="single" w:sz="4" w:space="0" w:color="A6A6A6"/>
               <w:left w:val="single" w:sz="4" w:space="0" w:color="A6A6A6"/>
@@ -7154,7 +7153,7 @@
         <w:tc>
           <w:tcPr>
             <w:tcW w:w="2268" w:type="dxa"/>
-            <w:gridSpan w:val="8"/>
+            <w:gridSpan w:val="7"/>
             <w:tcBorders>
               <w:top w:val="single" w:sz="4" w:space="0" w:color="A6A6A6"/>
               <w:left w:val="single" w:sz="4" w:space="0" w:color="A6A6A6"/>
@@ -7478,7 +7477,31 @@
               <w:szCs w:val="10"/>
               <w:lang w:val="en-US" w:eastAsia="en-US"/>
             </w:rPr>
-            <w:t xml:space="preserve">web http://www.cbsm.it  email </w:t>
+            <w:t xml:space="preserve">web </w:t>
+          </w:r>
+          <w:proofErr w:type="gramStart"/>
+          <w:r>
+            <w:rPr>
+              <w:rFonts w:ascii="Arial" w:eastAsia="Arial" w:hAnsi="Arial" w:cs="Arial"/>
+              <w:bCs/>
+              <w:color w:val="auto"/>
+              <w:sz w:val="10"/>
+              <w:szCs w:val="10"/>
+              <w:lang w:val="en-US" w:eastAsia="en-US"/>
+            </w:rPr>
+            <w:t>http://www.cbsm.it  email</w:t>
+          </w:r>
+          <w:proofErr w:type="gramEnd"/>
+          <w:r>
+            <w:rPr>
+              <w:rFonts w:ascii="Arial" w:eastAsia="Arial" w:hAnsi="Arial" w:cs="Arial"/>
+              <w:bCs/>
+              <w:color w:val="auto"/>
+              <w:sz w:val="10"/>
+              <w:szCs w:val="10"/>
+              <w:lang w:val="en-US" w:eastAsia="en-US"/>
+            </w:rPr>
+            <w:t xml:space="preserve"> </w:t>
           </w:r>
           <w:hyperlink r:id="rId1" w:history="1">
             <w:r>

--- a/your-extensions/widgets/_shared/gii-anteprime/rapporto/rapporto-template.docx
+++ b/your-extensions/widgets/_shared/gii-anteprime/rapporto/rapporto-template.docx
@@ -1066,7 +1066,7 @@
                 <w:sz w:val="20"/>
                 <w:szCs w:val="20"/>
               </w:rPr>
-              <w:t>Violazione servizio reperibilità</w:t>
+              <w:t>Violazione servizio di reperibilità</w:t>
             </w:r>
           </w:p>
         </w:tc>
@@ -1646,17 +1646,15 @@
                 <w:sz w:val="20"/>
                 <w:szCs w:val="20"/>
               </w:rPr>
-              <w:t>Inosservanza termini presentazione comunicazioni</w:t>
-            </w:r>
-            <w:r>
-              <w:rPr>
-                <w:rFonts w:ascii="Calibri" w:hAnsi="Calibri" w:cs="Calibri"/>
-                <w:color w:val="005B8C"/>
-                <w:sz w:val="20"/>
-                <w:szCs w:val="20"/>
-              </w:rPr>
-              <w:br/>
-              <w:t>(comunicazione di irrigazione tardiva)</w:t>
+              <w:t>Presentazione tardiva comunicazione di irrigazione</w:t>
+            </w:r>
+            <w:r>
+              <w:rPr>
+                <w:rFonts w:ascii="Calibri" w:hAnsi="Calibri" w:cs="Calibri"/>
+                <w:color w:val="005B8C"/>
+                <w:sz w:val="20"/>
+                <w:szCs w:val="20"/>
+              </w:rPr>
             </w:r>
           </w:p>
         </w:tc>
@@ -1846,26 +1844,7 @@
                 <w:sz w:val="20"/>
                 <w:szCs w:val="20"/>
               </w:rPr>
-              <w:t>Inosservanza termini presentazione comunicazioni</w:t>
-            </w:r>
-          </w:p>
-          <w:p>
-            <w:pPr>
-              <w:rPr>
-                <w:rFonts w:ascii="Calibri" w:hAnsi="Calibri" w:cs="Calibri"/>
-                <w:color w:val="005B8C"/>
-                <w:sz w:val="20"/>
-                <w:szCs w:val="20"/>
-              </w:rPr>
-            </w:pPr>
-            <w:r>
-              <w:rPr>
-                <w:rFonts w:ascii="Calibri" w:hAnsi="Calibri" w:cs="Calibri"/>
-                <w:color w:val="005B8C"/>
-                <w:sz w:val="20"/>
-                <w:szCs w:val="20"/>
-              </w:rPr>
-              <w:t>(comunicazione di variazione o di rinuncia tardiva)</w:t>
+              <w:t>Presentazione tardiva comunicazione di variazione o di rinuncia</w:t>
             </w:r>
           </w:p>
         </w:tc>
@@ -2055,7 +2034,7 @@
                 <w:sz w:val="20"/>
                 <w:szCs w:val="20"/>
               </w:rPr>
-              <w:t>Spreco d’acqua / Uso negligente risorsa idrica</w:t>
+              <w:t>Spreco d’acqua/uso negligente della risorsa idrica</w:t>
             </w:r>
           </w:p>
         </w:tc>
@@ -2245,7 +2224,7 @@
                 <w:sz w:val="20"/>
                 <w:szCs w:val="20"/>
               </w:rPr>
-              <w:t>Violazione prescrizioni del Consorzio</w:t>
+              <w:t>Violazione prescrizioni del consorzio</w:t>
             </w:r>
           </w:p>
         </w:tc>
@@ -4233,7 +4212,7 @@
                 <w:sz w:val="20"/>
                 <w:szCs w:val="20"/>
               </w:rPr>
-              <w:t>Danni strutture irrigue</w:t>
+              <w:t>Danni alle strutture irrigue</w:t>
             </w:r>
           </w:p>
         </w:tc>
